--- a/TheorynCoding/Study Material/Java Overall/Java Overall/Quick Java/oza sir/New Way of Study/Collection Long Way.docx
+++ b/TheorynCoding/Study Material/Java Overall/Java Overall/Quick Java/oza sir/New Way of Study/Collection Long Way.docx
@@ -823,6 +823,32 @@
           <w:lang w:eastAsia="en-IN"/>
         </w:rPr>
       </w:pPr>
+      <w:r>
+        <w:rPr>
+          <w:rFonts w:ascii="Times New Roman" w:eastAsia="Times New Roman" w:hAnsi="Times New Roman" w:cs="Times New Roman"/>
+          <w:b/>
+          <w:bCs/>
+          <w:kern w:val="36"/>
+          <w:sz w:val="48"/>
+          <w:szCs w:val="48"/>
+          <w:highlight w:val="red"/>
+          <w:lang w:eastAsia="en-IN"/>
+        </w:rPr>
+        <w:t>2.1</w:t>
+      </w:r>
+      <w:r>
+        <w:rPr>
+          <w:rFonts w:ascii="Times New Roman" w:eastAsia="Times New Roman" w:hAnsi="Times New Roman" w:cs="Times New Roman"/>
+          <w:b/>
+          <w:bCs/>
+          <w:kern w:val="36"/>
+          <w:sz w:val="48"/>
+          <w:szCs w:val="48"/>
+          <w:highlight w:val="red"/>
+          <w:lang w:eastAsia="en-IN"/>
+        </w:rPr>
+        <w:t xml:space="preserve"> </w:t>
+      </w:r>
       <w:proofErr w:type="spellStart"/>
       <w:r>
         <w:rPr>
@@ -2323,7 +2349,6 @@
           <w:lang w:eastAsia="en-IN"/>
         </w:rPr>
       </w:pPr>
-      <w:proofErr w:type="spellStart"/>
       <w:r>
         <w:rPr>
           <w:rFonts w:ascii="Times New Roman" w:eastAsia="Times New Roman" w:hAnsi="Times New Roman" w:cs="Times New Roman"/>
@@ -2335,1564 +2360,9 @@
           <w:highlight w:val="red"/>
           <w:lang w:eastAsia="en-IN"/>
         </w:rPr>
-        <w:t>LinkedList</w:t>
-      </w:r>
-      <w:proofErr w:type="spellEnd"/>
-    </w:p>
-    <w:p>
-      <w:pPr>
-        <w:pStyle w:val="Heading3"/>
-      </w:pPr>
-      <w:r>
-        <w:t>Definition</w:t>
-      </w:r>
-    </w:p>
-    <w:p>
-      <w:pPr>
-        <w:pStyle w:val="NormalWeb"/>
-      </w:pPr>
-      <w:proofErr w:type="spellStart"/>
-      <w:r>
-        <w:t>LinkedList</w:t>
-      </w:r>
-      <w:proofErr w:type="spellEnd"/>
-      <w:r>
-        <w:t xml:space="preserve"> is a class that implements the List interface using a doubly linked list.</w:t>
-      </w:r>
-    </w:p>
-    <w:p>
-      <w:pPr>
-        <w:pStyle w:val="Heading3"/>
-      </w:pPr>
-      <w:r>
-        <w:t>Follows List Rules</w:t>
-      </w:r>
-    </w:p>
-    <w:p>
-      <w:pPr>
-        <w:pStyle w:val="HTMLPreformatted"/>
-      </w:pPr>
-      <w:r>
-        <w:rPr>
-          <w:rStyle w:val="HTMLCode"/>
-        </w:rPr>
-        <w:t>Order      ✅</w:t>
-      </w:r>
-      <w:r>
-        <w:br/>
-      </w:r>
-      <w:proofErr w:type="gramStart"/>
-      <w:r>
-        <w:rPr>
-          <w:rStyle w:val="HTMLCode"/>
-        </w:rPr>
-        <w:t>Duplicate  ✅</w:t>
-      </w:r>
-      <w:proofErr w:type="gramEnd"/>
-      <w:r>
-        <w:rPr>
-          <w:rStyle w:val="HTMLCode"/>
-        </w:rPr>
-        <w:t xml:space="preserve"> Unlimited</w:t>
-      </w:r>
-      <w:r>
-        <w:br/>
-      </w:r>
-      <w:r>
-        <w:rPr>
-          <w:rStyle w:val="HTMLCode"/>
-        </w:rPr>
-        <w:t>Null       ✅ Unlimited</w:t>
-      </w:r>
-      <w:r>
-        <w:br/>
-      </w:r>
-      <w:r>
-        <w:rPr>
-          <w:rStyle w:val="HTMLCode"/>
-        </w:rPr>
-        <w:t>Index      ✅</w:t>
-      </w:r>
-    </w:p>
-    <w:p>
-      <w:pPr>
-        <w:pStyle w:val="Heading3"/>
-      </w:pPr>
-      <w:r>
-        <w:lastRenderedPageBreak/>
-        <w:t>Internal Working</w:t>
-      </w:r>
-    </w:p>
-    <w:p>
-      <w:pPr>
-        <w:pStyle w:val="HTMLPreformatted"/>
-      </w:pPr>
-      <w:r>
-        <w:rPr>
-          <w:rStyle w:val="HTMLCode"/>
-        </w:rPr>
-        <w:t>Head</w:t>
-      </w:r>
-      <w:r>
-        <w:br/>
-      </w:r>
-      <w:r>
-        <w:rPr>
-          <w:rStyle w:val="HTMLCode"/>
-        </w:rPr>
-        <w:t xml:space="preserve"> </w:t>
-      </w:r>
-      <w:proofErr w:type="gramStart"/>
-      <w:r>
-        <w:rPr>
-          <w:rStyle w:val="HTMLCode"/>
-        </w:rPr>
-        <w:t>↓</w:t>
-      </w:r>
-      <w:proofErr w:type="gramEnd"/>
-      <w:r>
-        <w:br/>
-      </w:r>
-      <w:r>
-        <w:rPr>
-          <w:rStyle w:val="HTMLCode"/>
-        </w:rPr>
-        <w:t xml:space="preserve">[Rahul] </w:t>
-      </w:r>
-      <w:r>
-        <w:rPr>
-          <w:rStyle w:val="HTMLCode"/>
-          <w:rFonts w:ascii="Cambria Math" w:hAnsi="Cambria Math" w:cs="Cambria Math"/>
-        </w:rPr>
-        <w:t>⇄</w:t>
-      </w:r>
-      <w:r>
-        <w:rPr>
-          <w:rStyle w:val="HTMLCode"/>
-        </w:rPr>
-        <w:t xml:space="preserve"> [Amit] </w:t>
-      </w:r>
-      <w:r>
-        <w:rPr>
-          <w:rStyle w:val="HTMLCode"/>
-          <w:rFonts w:ascii="Cambria Math" w:hAnsi="Cambria Math" w:cs="Cambria Math"/>
-        </w:rPr>
-        <w:t>⇄</w:t>
-      </w:r>
-      <w:r>
-        <w:rPr>
-          <w:rStyle w:val="HTMLCode"/>
-        </w:rPr>
-        <w:t xml:space="preserve"> [</w:t>
-      </w:r>
-      <w:proofErr w:type="spellStart"/>
-      <w:r>
-        <w:rPr>
-          <w:rStyle w:val="HTMLCode"/>
-        </w:rPr>
-        <w:t>Neha</w:t>
-      </w:r>
-      <w:proofErr w:type="spellEnd"/>
-      <w:r>
-        <w:rPr>
-          <w:rStyle w:val="HTMLCode"/>
-        </w:rPr>
-        <w:t xml:space="preserve">] </w:t>
-      </w:r>
-      <w:r>
-        <w:rPr>
-          <w:rStyle w:val="HTMLCode"/>
-          <w:rFonts w:ascii="Cambria Math" w:hAnsi="Cambria Math" w:cs="Cambria Math"/>
-        </w:rPr>
-        <w:t>⇄</w:t>
-      </w:r>
-      <w:r>
-        <w:rPr>
-          <w:rStyle w:val="HTMLCode"/>
-        </w:rPr>
-        <w:t xml:space="preserve"> [null]</w:t>
-      </w:r>
-      <w:r>
-        <w:br/>
-      </w:r>
-      <w:r>
-        <w:rPr>
-          <w:rStyle w:val="HTMLCode"/>
-        </w:rPr>
-        <w:t xml:space="preserve">                                ↑</w:t>
-      </w:r>
-      <w:r>
-        <w:br/>
-      </w:r>
-      <w:r>
-        <w:rPr>
-          <w:rStyle w:val="HTMLCode"/>
-        </w:rPr>
-        <w:t xml:space="preserve">                              Tail</w:t>
-      </w:r>
-    </w:p>
-    <w:p>
-      <w:pPr>
-        <w:pStyle w:val="NormalWeb"/>
-      </w:pPr>
-      <w:r>
-        <w:t>Each node contains:</w:t>
-      </w:r>
-    </w:p>
-    <w:p>
-      <w:pPr>
-        <w:pStyle w:val="HTMLPreformatted"/>
-      </w:pPr>
-      <w:r>
-        <w:rPr>
-          <w:rStyle w:val="HTMLCode"/>
-        </w:rPr>
-        <w:t>Data</w:t>
-      </w:r>
-      <w:r>
-        <w:br/>
-      </w:r>
-      <w:r>
-        <w:rPr>
-          <w:rStyle w:val="HTMLCode"/>
-        </w:rPr>
-        <w:t>Previous Reference</w:t>
-      </w:r>
-      <w:r>
-        <w:br/>
-      </w:r>
-      <w:r>
-        <w:rPr>
-          <w:rStyle w:val="HTMLCode"/>
-        </w:rPr>
-        <w:t>Next Reference</w:t>
-      </w:r>
-    </w:p>
-    <w:p>
-      <w:pPr>
-        <w:pStyle w:val="NormalWeb"/>
-      </w:pPr>
-      <w:r>
-        <w:t>Example:</w:t>
-      </w:r>
-    </w:p>
-    <w:p>
-      <w:pPr>
-        <w:pStyle w:val="HTMLPreformatted"/>
-      </w:pPr>
-      <w:r>
-        <w:rPr>
-          <w:rStyle w:val="HTMLCode"/>
-        </w:rPr>
-        <w:t>[Amit Node]</w:t>
-      </w:r>
-      <w:r>
-        <w:br/>
-      </w:r>
-      <w:r>
-        <w:br/>
-      </w:r>
-      <w:r>
-        <w:rPr>
-          <w:rStyle w:val="HTMLCode"/>
-        </w:rPr>
-        <w:t>Data = Amit</w:t>
-      </w:r>
-      <w:r>
-        <w:br/>
-      </w:r>
-      <w:proofErr w:type="spellStart"/>
-      <w:r>
-        <w:rPr>
-          <w:rStyle w:val="HTMLCode"/>
-        </w:rPr>
-        <w:t>Prev</w:t>
-      </w:r>
-      <w:proofErr w:type="spellEnd"/>
-      <w:r>
-        <w:rPr>
-          <w:rStyle w:val="HTMLCode"/>
-        </w:rPr>
-        <w:t xml:space="preserve"> = Rahul</w:t>
-      </w:r>
-      <w:r>
-        <w:br/>
-      </w:r>
-      <w:r>
-        <w:rPr>
-          <w:rStyle w:val="HTMLCode"/>
-        </w:rPr>
-        <w:t xml:space="preserve">Next = </w:t>
-      </w:r>
-      <w:proofErr w:type="spellStart"/>
-      <w:r>
-        <w:rPr>
-          <w:rStyle w:val="HTMLCode"/>
-        </w:rPr>
-        <w:t>Neha</w:t>
-      </w:r>
-      <w:proofErr w:type="spellEnd"/>
-    </w:p>
-    <w:p>
-      <w:pPr>
-        <w:pStyle w:val="Heading3"/>
-      </w:pPr>
-      <w:r>
-        <w:t xml:space="preserve">How </w:t>
-      </w:r>
-      <w:proofErr w:type="gramStart"/>
-      <w:r>
-        <w:t>get(</w:t>
-      </w:r>
-      <w:proofErr w:type="gramEnd"/>
-      <w:r>
-        <w:t>2) Works?</w:t>
-      </w:r>
-    </w:p>
-    <w:p>
-      <w:pPr>
-        <w:pStyle w:val="HTMLPreformatted"/>
-      </w:pPr>
-      <w:proofErr w:type="spellStart"/>
-      <w:proofErr w:type="gramStart"/>
-      <w:r>
-        <w:rPr>
-          <w:rStyle w:val="m"/>
-        </w:rPr>
-        <w:t>list</w:t>
-      </w:r>
-      <w:r>
-        <w:rPr>
-          <w:rStyle w:val="g"/>
-        </w:rPr>
-        <w:t>.</w:t>
-      </w:r>
-      <w:r>
-        <w:rPr>
-          <w:rStyle w:val="m"/>
-        </w:rPr>
-        <w:t>get</w:t>
-      </w:r>
-      <w:proofErr w:type="spellEnd"/>
-      <w:r>
-        <w:rPr>
-          <w:rStyle w:val="HTMLCode"/>
-        </w:rPr>
-        <w:t>(</w:t>
-      </w:r>
-      <w:proofErr w:type="gramEnd"/>
-      <w:r>
-        <w:rPr>
-          <w:rStyle w:val="j"/>
-        </w:rPr>
-        <w:t>2</w:t>
-      </w:r>
-      <w:r>
-        <w:rPr>
-          <w:rStyle w:val="HTMLCode"/>
-        </w:rPr>
-        <w:t>);</w:t>
-      </w:r>
-    </w:p>
-    <w:p>
-      <w:pPr>
-        <w:pStyle w:val="NormalWeb"/>
-      </w:pPr>
-      <w:r>
-        <w:lastRenderedPageBreak/>
-        <w:t>Internally:</w:t>
-      </w:r>
-    </w:p>
-    <w:p>
-      <w:pPr>
-        <w:pStyle w:val="HTMLPreformatted"/>
-      </w:pPr>
-      <w:r>
-        <w:rPr>
-          <w:rStyle w:val="HTMLCode"/>
-        </w:rPr>
-        <w:t xml:space="preserve">Rahul → Amit → </w:t>
-      </w:r>
-      <w:proofErr w:type="spellStart"/>
-      <w:r>
-        <w:rPr>
-          <w:rStyle w:val="HTMLCode"/>
-        </w:rPr>
-        <w:t>Neha</w:t>
-      </w:r>
-      <w:proofErr w:type="spellEnd"/>
-    </w:p>
-    <w:p>
-      <w:pPr>
-        <w:pStyle w:val="NormalWeb"/>
-      </w:pPr>
-      <w:proofErr w:type="gramStart"/>
-      <w:r>
-        <w:t>Traverses node by node until index 2.</w:t>
-      </w:r>
-      <w:proofErr w:type="gramEnd"/>
-    </w:p>
-    <w:p>
-      <w:r>
-        <w:pict>
-          <v:rect id="_x0000_i1026" style="width:0;height:1.5pt" o:hralign="center" o:hrstd="t" o:hr="t" fillcolor="#a0a0a0" stroked="f"/>
-        </w:pict>
-      </w:r>
-    </w:p>
-    <w:p>
-      <w:pPr>
-        <w:pStyle w:val="Heading3"/>
-      </w:pPr>
-      <w:r>
-        <w:t>How Insert Works?</w:t>
-      </w:r>
-    </w:p>
-    <w:p>
-      <w:pPr>
-        <w:pStyle w:val="NormalWeb"/>
-      </w:pPr>
-      <w:r>
-        <w:t>Before:</w:t>
-      </w:r>
-    </w:p>
-    <w:p>
-      <w:pPr>
-        <w:pStyle w:val="HTMLPreformatted"/>
-      </w:pPr>
-      <w:r>
-        <w:rPr>
-          <w:rStyle w:val="HTMLCode"/>
-        </w:rPr>
-        <w:t xml:space="preserve">A </w:t>
-      </w:r>
-      <w:r>
-        <w:rPr>
-          <w:rStyle w:val="HTMLCode"/>
-          <w:rFonts w:ascii="Cambria Math" w:hAnsi="Cambria Math" w:cs="Cambria Math"/>
-        </w:rPr>
-        <w:t>⇄</w:t>
-      </w:r>
-      <w:r>
-        <w:rPr>
-          <w:rStyle w:val="HTMLCode"/>
-        </w:rPr>
-        <w:t xml:space="preserve"> B </w:t>
-      </w:r>
-      <w:r>
-        <w:rPr>
-          <w:rStyle w:val="HTMLCode"/>
-          <w:rFonts w:ascii="Cambria Math" w:hAnsi="Cambria Math" w:cs="Cambria Math"/>
-        </w:rPr>
-        <w:t>⇄</w:t>
-      </w:r>
-      <w:r>
-        <w:rPr>
-          <w:rStyle w:val="HTMLCode"/>
-        </w:rPr>
-        <w:t xml:space="preserve"> C</w:t>
-      </w:r>
-    </w:p>
-    <w:p>
-      <w:pPr>
-        <w:pStyle w:val="NormalWeb"/>
-      </w:pPr>
-      <w:r>
-        <w:t>Insert X:</w:t>
-      </w:r>
-    </w:p>
-    <w:p>
-      <w:pPr>
-        <w:pStyle w:val="HTMLPreformatted"/>
-      </w:pPr>
-      <w:r>
-        <w:rPr>
-          <w:rStyle w:val="HTMLCode"/>
-        </w:rPr>
-        <w:t xml:space="preserve">A </w:t>
-      </w:r>
-      <w:r>
-        <w:rPr>
-          <w:rStyle w:val="HTMLCode"/>
-          <w:rFonts w:ascii="Cambria Math" w:hAnsi="Cambria Math" w:cs="Cambria Math"/>
-        </w:rPr>
-        <w:t>⇄</w:t>
-      </w:r>
-      <w:r>
-        <w:rPr>
-          <w:rStyle w:val="HTMLCode"/>
-        </w:rPr>
-        <w:t xml:space="preserve"> X </w:t>
-      </w:r>
-      <w:r>
-        <w:rPr>
-          <w:rStyle w:val="HTMLCode"/>
-          <w:rFonts w:ascii="Cambria Math" w:hAnsi="Cambria Math" w:cs="Cambria Math"/>
-        </w:rPr>
-        <w:t>⇄</w:t>
-      </w:r>
-      <w:r>
-        <w:rPr>
-          <w:rStyle w:val="HTMLCode"/>
-        </w:rPr>
-        <w:t xml:space="preserve"> B </w:t>
-      </w:r>
-      <w:r>
-        <w:rPr>
-          <w:rStyle w:val="HTMLCode"/>
-          <w:rFonts w:ascii="Cambria Math" w:hAnsi="Cambria Math" w:cs="Cambria Math"/>
-        </w:rPr>
-        <w:t>⇄</w:t>
-      </w:r>
-      <w:r>
-        <w:rPr>
-          <w:rStyle w:val="HTMLCode"/>
-        </w:rPr>
-        <w:t xml:space="preserve"> C</w:t>
-      </w:r>
-    </w:p>
-    <w:p>
-      <w:pPr>
-        <w:pStyle w:val="NormalWeb"/>
-      </w:pPr>
-      <w:r>
-        <w:t>No shifting.</w:t>
-      </w:r>
-    </w:p>
-    <w:p>
-      <w:pPr>
-        <w:pStyle w:val="NormalWeb"/>
-      </w:pPr>
-      <w:r>
-        <w:t>Only references are updated.</w:t>
-      </w:r>
-    </w:p>
-    <w:p>
-      <w:r>
-        <w:pict>
-          <v:rect id="_x0000_i1027" style="width:0;height:1.5pt" o:hralign="center" o:hrstd="t" o:hr="t" fillcolor="#a0a0a0" stroked="f"/>
-        </w:pict>
-      </w:r>
-    </w:p>
-    <w:p>
-      <w:pPr>
-        <w:pStyle w:val="Heading3"/>
-      </w:pPr>
-      <w:r>
-        <w:lastRenderedPageBreak/>
-        <w:t>How Delete Works?</w:t>
-      </w:r>
-    </w:p>
-    <w:p>
-      <w:pPr>
-        <w:pStyle w:val="NormalWeb"/>
-      </w:pPr>
-      <w:r>
-        <w:t>Before:</w:t>
-      </w:r>
-    </w:p>
-    <w:p>
-      <w:pPr>
-        <w:pStyle w:val="HTMLPreformatted"/>
-      </w:pPr>
-      <w:r>
-        <w:rPr>
-          <w:rStyle w:val="HTMLCode"/>
-        </w:rPr>
-        <w:t xml:space="preserve">A </w:t>
-      </w:r>
-      <w:r>
-        <w:rPr>
-          <w:rStyle w:val="HTMLCode"/>
-          <w:rFonts w:ascii="Cambria Math" w:hAnsi="Cambria Math" w:cs="Cambria Math"/>
-        </w:rPr>
-        <w:t>⇄</w:t>
-      </w:r>
-      <w:r>
-        <w:rPr>
-          <w:rStyle w:val="HTMLCode"/>
-        </w:rPr>
-        <w:t xml:space="preserve"> B </w:t>
-      </w:r>
-      <w:r>
-        <w:rPr>
-          <w:rStyle w:val="HTMLCode"/>
-          <w:rFonts w:ascii="Cambria Math" w:hAnsi="Cambria Math" w:cs="Cambria Math"/>
-        </w:rPr>
-        <w:t>⇄</w:t>
-      </w:r>
-      <w:r>
-        <w:rPr>
-          <w:rStyle w:val="HTMLCode"/>
-        </w:rPr>
-        <w:t xml:space="preserve"> C</w:t>
-      </w:r>
-    </w:p>
-    <w:p>
-      <w:pPr>
-        <w:pStyle w:val="NormalWeb"/>
-      </w:pPr>
-      <w:r>
-        <w:t>Remove B:</w:t>
-      </w:r>
-    </w:p>
-    <w:p>
-      <w:pPr>
-        <w:pStyle w:val="HTMLPreformatted"/>
-      </w:pPr>
-      <w:r>
-        <w:rPr>
-          <w:rStyle w:val="HTMLCode"/>
-        </w:rPr>
-        <w:t xml:space="preserve">A </w:t>
-      </w:r>
-      <w:r>
-        <w:rPr>
-          <w:rStyle w:val="HTMLCode"/>
-          <w:rFonts w:ascii="Cambria Math" w:hAnsi="Cambria Math" w:cs="Cambria Math"/>
-        </w:rPr>
-        <w:t>⇄</w:t>
-      </w:r>
-      <w:r>
-        <w:rPr>
-          <w:rStyle w:val="HTMLCode"/>
-        </w:rPr>
-        <w:t xml:space="preserve"> C</w:t>
-      </w:r>
-    </w:p>
-    <w:p>
-      <w:pPr>
-        <w:pStyle w:val="NormalWeb"/>
-      </w:pPr>
-      <w:r>
-        <w:t>Again, only references are updated.</w:t>
-      </w:r>
-    </w:p>
-    <w:p>
-      <w:r>
-        <w:pict>
-          <v:rect id="_x0000_i1028" style="width:0;height:1.5pt" o:hralign="center" o:hrstd="t" o:hr="t" fillcolor="#a0a0a0" stroked="f"/>
-        </w:pict>
-      </w:r>
-    </w:p>
-    <w:p>
-      <w:pPr>
-        <w:pStyle w:val="Heading3"/>
-      </w:pPr>
-      <w:r>
-        <w:t>Performance</w:t>
-      </w:r>
-    </w:p>
-    <w:p>
-      <w:pPr>
-        <w:pStyle w:val="HTMLPreformatted"/>
-      </w:pPr>
-      <w:proofErr w:type="gramStart"/>
-      <w:r>
-        <w:rPr>
-          <w:rStyle w:val="HTMLCode"/>
-        </w:rPr>
-        <w:t>get(</w:t>
-      </w:r>
-      <w:proofErr w:type="gramEnd"/>
-      <w:r>
-        <w:rPr>
-          <w:rStyle w:val="HTMLCode"/>
-        </w:rPr>
-        <w:t>)      O(n)</w:t>
-      </w:r>
-      <w:r>
-        <w:br/>
-      </w:r>
-      <w:r>
-        <w:rPr>
-          <w:rStyle w:val="HTMLCode"/>
-        </w:rPr>
-        <w:t>add()      O(1)*</w:t>
-      </w:r>
-      <w:r>
-        <w:br/>
-      </w:r>
-      <w:r>
-        <w:rPr>
-          <w:rStyle w:val="HTMLCode"/>
-        </w:rPr>
-        <w:t>remove()   O(1)*</w:t>
-      </w:r>
-    </w:p>
-    <w:p>
-      <w:pPr>
-        <w:pStyle w:val="Heading3"/>
-      </w:pPr>
-      <w:r>
-        <w:t>Interview One-Liner</w:t>
-      </w:r>
-    </w:p>
-    <w:p>
-      <w:pPr>
-        <w:pStyle w:val="NormalWeb"/>
-        <w:rPr>
-          <w:rStyle w:val="Strong"/>
-        </w:rPr>
-      </w:pPr>
-      <w:proofErr w:type="spellStart"/>
-      <w:r>
-        <w:rPr>
-          <w:rStyle w:val="Strong"/>
-        </w:rPr>
-        <w:lastRenderedPageBreak/>
-        <w:t>LinkedList</w:t>
-      </w:r>
-      <w:proofErr w:type="spellEnd"/>
-      <w:r>
-        <w:rPr>
-          <w:rStyle w:val="Strong"/>
-        </w:rPr>
-        <w:t xml:space="preserve"> is a doubly linked list implementation of List that maintains insertion order, allows unlimited duplicates and null values, supports index-based access, stores data in nodes connected by previous and next references, and provides fast insertion and deletion without shifting elements.</w:t>
-      </w:r>
-    </w:p>
-    <w:p>
-      <w:pPr>
-        <w:spacing w:before="100" w:beforeAutospacing="1" w:after="100" w:afterAutospacing="1" w:line="240" w:lineRule="auto"/>
-        <w:rPr>
-          <w:rFonts w:ascii="Times New Roman" w:eastAsia="Times New Roman" w:hAnsi="Times New Roman" w:cs="Times New Roman"/>
-          <w:sz w:val="24"/>
-          <w:szCs w:val="24"/>
-          <w:lang w:eastAsia="en-IN"/>
-        </w:rPr>
-      </w:pPr>
-      <w:r>
-        <w:rPr>
-          <w:rFonts w:ascii="Times New Roman" w:eastAsia="Times New Roman" w:hAnsi="Times New Roman" w:cs="Times New Roman"/>
-          <w:b/>
-          <w:bCs/>
-          <w:sz w:val="24"/>
-          <w:szCs w:val="24"/>
-          <w:lang w:eastAsia="en-IN"/>
-        </w:rPr>
-        <w:t xml:space="preserve">How does </w:t>
-      </w:r>
-      <w:proofErr w:type="spellStart"/>
-      <w:r>
-        <w:rPr>
-          <w:rFonts w:ascii="Times New Roman" w:eastAsia="Times New Roman" w:hAnsi="Times New Roman" w:cs="Times New Roman"/>
-          <w:b/>
-          <w:bCs/>
-          <w:sz w:val="24"/>
-          <w:szCs w:val="24"/>
-          <w:lang w:eastAsia="en-IN"/>
-        </w:rPr>
-        <w:t>LinkedList</w:t>
-      </w:r>
-      <w:proofErr w:type="spellEnd"/>
-      <w:r>
-        <w:rPr>
-          <w:rFonts w:ascii="Times New Roman" w:eastAsia="Times New Roman" w:hAnsi="Times New Roman" w:cs="Times New Roman"/>
-          <w:b/>
-          <w:bCs/>
-          <w:sz w:val="24"/>
-          <w:szCs w:val="24"/>
-          <w:lang w:eastAsia="en-IN"/>
-        </w:rPr>
-        <w:t xml:space="preserve"> increase its size?</w:t>
-      </w:r>
-    </w:p>
-    <w:p>
-      <w:pPr>
-        <w:spacing w:beforeAutospacing="1" w:after="100" w:afterAutospacing="1" w:line="240" w:lineRule="auto"/>
-        <w:rPr>
-          <w:rFonts w:ascii="Times New Roman" w:eastAsia="Times New Roman" w:hAnsi="Times New Roman" w:cs="Times New Roman"/>
-          <w:sz w:val="24"/>
-          <w:szCs w:val="24"/>
-          <w:lang w:eastAsia="en-IN"/>
-        </w:rPr>
-      </w:pPr>
-      <w:proofErr w:type="spellStart"/>
-      <w:r>
-        <w:rPr>
-          <w:rFonts w:ascii="Times New Roman" w:eastAsia="Times New Roman" w:hAnsi="Times New Roman" w:cs="Times New Roman"/>
-          <w:sz w:val="24"/>
-          <w:szCs w:val="24"/>
-          <w:lang w:eastAsia="en-IN"/>
-        </w:rPr>
-        <w:t>LinkedList</w:t>
-      </w:r>
-      <w:proofErr w:type="spellEnd"/>
-      <w:r>
-        <w:rPr>
-          <w:rFonts w:ascii="Times New Roman" w:eastAsia="Times New Roman" w:hAnsi="Times New Roman" w:cs="Times New Roman"/>
-          <w:sz w:val="24"/>
-          <w:szCs w:val="24"/>
-          <w:lang w:eastAsia="en-IN"/>
-        </w:rPr>
-        <w:t xml:space="preserve"> does not resize like </w:t>
-      </w:r>
-      <w:proofErr w:type="spellStart"/>
-      <w:r>
-        <w:rPr>
-          <w:rFonts w:ascii="Times New Roman" w:eastAsia="Times New Roman" w:hAnsi="Times New Roman" w:cs="Times New Roman"/>
-          <w:sz w:val="24"/>
-          <w:szCs w:val="24"/>
-          <w:lang w:eastAsia="en-IN"/>
-        </w:rPr>
-        <w:t>ArrayList</w:t>
-      </w:r>
-      <w:proofErr w:type="spellEnd"/>
-      <w:r>
-        <w:rPr>
-          <w:rFonts w:ascii="Times New Roman" w:eastAsia="Times New Roman" w:hAnsi="Times New Roman" w:cs="Times New Roman"/>
-          <w:sz w:val="24"/>
-          <w:szCs w:val="24"/>
-          <w:lang w:eastAsia="en-IN"/>
-        </w:rPr>
-        <w:t xml:space="preserve"> or Vector. Every new element creates a new node and connects it using references, so there is no capacity or </w:t>
-      </w:r>
-      <w:proofErr w:type="gramStart"/>
-      <w:r>
-        <w:rPr>
-          <w:rFonts w:ascii="Times New Roman" w:eastAsia="Times New Roman" w:hAnsi="Times New Roman" w:cs="Times New Roman"/>
-          <w:sz w:val="24"/>
-          <w:szCs w:val="24"/>
-          <w:lang w:eastAsia="en-IN"/>
-        </w:rPr>
-        <w:t>resize</w:t>
-      </w:r>
-      <w:proofErr w:type="gramEnd"/>
-      <w:r>
-        <w:rPr>
-          <w:rFonts w:ascii="Times New Roman" w:eastAsia="Times New Roman" w:hAnsi="Times New Roman" w:cs="Times New Roman"/>
-          <w:sz w:val="24"/>
-          <w:szCs w:val="24"/>
-          <w:lang w:eastAsia="en-IN"/>
-        </w:rPr>
-        <w:t xml:space="preserve"> formula.</w:t>
-      </w:r>
-    </w:p>
-    <w:p>
-      <w:pPr>
-        <w:pStyle w:val="NormalWeb"/>
-      </w:pPr>
-    </w:p>
-    <w:p>
-      <w:pPr>
-        <w:shd w:val="clear" w:color="auto" w:fill="DDD9C3" w:themeFill="background2" w:themeFillShade="E6"/>
-      </w:pPr>
-      <w:r>
-        <w:rPr>
-          <w:rStyle w:val="g"/>
-        </w:rPr>
-        <w:t>import</w:t>
-      </w:r>
-      <w:r>
-        <w:t xml:space="preserve"> </w:t>
-      </w:r>
-      <w:proofErr w:type="spellStart"/>
-      <w:r>
-        <w:rPr>
-          <w:rStyle w:val="m"/>
-        </w:rPr>
-        <w:t>java</w:t>
-      </w:r>
-      <w:r>
-        <w:rPr>
-          <w:rStyle w:val="g"/>
-        </w:rPr>
-        <w:t>.</w:t>
-      </w:r>
-      <w:r>
-        <w:rPr>
-          <w:rStyle w:val="m"/>
-        </w:rPr>
-        <w:t>util</w:t>
-      </w:r>
-      <w:r>
-        <w:rPr>
-          <w:rStyle w:val="g"/>
-        </w:rPr>
-        <w:t>.</w:t>
-      </w:r>
-      <w:r>
-        <w:rPr>
-          <w:rStyle w:val="m"/>
-        </w:rPr>
-        <w:t>LinkedList</w:t>
-      </w:r>
-      <w:proofErr w:type="spellEnd"/>
-      <w:r>
-        <w:t>;</w:t>
-      </w:r>
-      <w:r>
-        <w:br/>
-      </w:r>
-      <w:r>
-        <w:br/>
-      </w:r>
-      <w:r>
-        <w:rPr>
-          <w:rStyle w:val="g"/>
-        </w:rPr>
-        <w:t>public</w:t>
-      </w:r>
-      <w:r>
-        <w:t xml:space="preserve"> </w:t>
-      </w:r>
-      <w:r>
-        <w:rPr>
-          <w:rStyle w:val="g"/>
-        </w:rPr>
-        <w:t>class</w:t>
-      </w:r>
-      <w:r>
-        <w:t xml:space="preserve"> </w:t>
-      </w:r>
-      <w:r>
-        <w:rPr>
-          <w:rStyle w:val="m"/>
-        </w:rPr>
-        <w:t>Main</w:t>
-      </w:r>
-      <w:r>
-        <w:t xml:space="preserve"> {</w:t>
-      </w:r>
-      <w:r>
-        <w:br/>
-      </w:r>
-      <w:r>
-        <w:rPr>
-          <w:rStyle w:val="g"/>
-        </w:rPr>
-        <w:t>public</w:t>
-      </w:r>
-      <w:r>
-        <w:t xml:space="preserve"> </w:t>
-      </w:r>
-      <w:r>
-        <w:rPr>
-          <w:rStyle w:val="g"/>
-        </w:rPr>
-        <w:t>static</w:t>
-      </w:r>
-      <w:r>
-        <w:t xml:space="preserve"> </w:t>
-      </w:r>
-      <w:r>
-        <w:rPr>
-          <w:rStyle w:val="g"/>
-        </w:rPr>
-        <w:t>void</w:t>
-      </w:r>
-      <w:r>
-        <w:t xml:space="preserve"> </w:t>
-      </w:r>
-      <w:r>
-        <w:rPr>
-          <w:rStyle w:val="m"/>
-        </w:rPr>
-        <w:t>main</w:t>
-      </w:r>
-      <w:r>
-        <w:t>(</w:t>
-      </w:r>
-      <w:r>
-        <w:rPr>
-          <w:rStyle w:val="m"/>
-        </w:rPr>
-        <w:t>String</w:t>
-      </w:r>
-      <w:r>
-        <w:t xml:space="preserve">[] </w:t>
-      </w:r>
-      <w:r>
-        <w:rPr>
-          <w:rStyle w:val="m"/>
-        </w:rPr>
-        <w:t>args</w:t>
-      </w:r>
-      <w:r>
-        <w:t>) {</w:t>
-      </w:r>
-      <w:r>
-        <w:br/>
-      </w:r>
-      <w:proofErr w:type="spellStart"/>
-      <w:r>
-        <w:rPr>
-          <w:rStyle w:val="m"/>
-        </w:rPr>
-        <w:t>LinkedList</w:t>
-      </w:r>
-      <w:proofErr w:type="spellEnd"/>
-      <w:r>
-        <w:t>&lt;</w:t>
-      </w:r>
-      <w:r>
-        <w:rPr>
-          <w:rStyle w:val="m"/>
-        </w:rPr>
-        <w:t>String</w:t>
-      </w:r>
-      <w:r>
-        <w:t xml:space="preserve">&gt; </w:t>
-      </w:r>
-      <w:r>
-        <w:rPr>
-          <w:rStyle w:val="m"/>
-        </w:rPr>
-        <w:t>list</w:t>
-      </w:r>
-      <w:r>
-        <w:t xml:space="preserve"> </w:t>
-      </w:r>
-      <w:r>
-        <w:rPr>
-          <w:rStyle w:val="g"/>
-        </w:rPr>
-        <w:t>=</w:t>
-      </w:r>
-      <w:r>
-        <w:t xml:space="preserve"> </w:t>
-      </w:r>
-      <w:r>
-        <w:rPr>
-          <w:rStyle w:val="g"/>
-        </w:rPr>
-        <w:t>new</w:t>
-      </w:r>
-      <w:r>
-        <w:t xml:space="preserve"> </w:t>
-      </w:r>
-      <w:proofErr w:type="spellStart"/>
-      <w:r>
-        <w:rPr>
-          <w:rStyle w:val="m"/>
-        </w:rPr>
-        <w:t>LinkedList</w:t>
-      </w:r>
-      <w:proofErr w:type="spellEnd"/>
-      <w:r>
-        <w:t>&lt;&gt;();</w:t>
-      </w:r>
-      <w:r>
-        <w:br/>
-      </w:r>
-      <w:r>
-        <w:br/>
-      </w:r>
-      <w:proofErr w:type="spellStart"/>
-      <w:r>
-        <w:rPr>
-          <w:rStyle w:val="m"/>
-        </w:rPr>
-        <w:t>list</w:t>
-      </w:r>
-      <w:r>
-        <w:rPr>
-          <w:rStyle w:val="g"/>
-        </w:rPr>
-        <w:t>.</w:t>
-      </w:r>
-      <w:r>
-        <w:rPr>
-          <w:rStyle w:val="m"/>
-        </w:rPr>
-        <w:t>add</w:t>
-      </w:r>
-      <w:proofErr w:type="spellEnd"/>
-      <w:r>
-        <w:t>(</w:t>
-      </w:r>
-      <w:r>
-        <w:rPr>
-          <w:rStyle w:val="k"/>
-        </w:rPr>
-        <w:t>"A"</w:t>
-      </w:r>
-      <w:r>
-        <w:t xml:space="preserve">); </w:t>
-      </w:r>
-      <w:r>
-        <w:rPr>
-          <w:rStyle w:val="e"/>
-        </w:rPr>
-        <w:t>// O(1) at end*</w:t>
-      </w:r>
-      <w:r>
-        <w:br/>
-      </w:r>
-      <w:proofErr w:type="spellStart"/>
-      <w:r>
-        <w:rPr>
-          <w:rStyle w:val="m"/>
-        </w:rPr>
-        <w:t>list</w:t>
-      </w:r>
-      <w:r>
-        <w:rPr>
-          <w:rStyle w:val="g"/>
-        </w:rPr>
-        <w:t>.</w:t>
-      </w:r>
-      <w:r>
-        <w:rPr>
-          <w:rStyle w:val="m"/>
-        </w:rPr>
-        <w:t>add</w:t>
-      </w:r>
-      <w:proofErr w:type="spellEnd"/>
-      <w:r>
-        <w:t>(</w:t>
-      </w:r>
-      <w:r>
-        <w:rPr>
-          <w:rStyle w:val="k"/>
-        </w:rPr>
-        <w:t>"B"</w:t>
-      </w:r>
-      <w:r>
-        <w:t xml:space="preserve">); </w:t>
-      </w:r>
-      <w:r>
-        <w:rPr>
-          <w:rStyle w:val="e"/>
-        </w:rPr>
-        <w:t>// O(1) at end*</w:t>
-      </w:r>
-      <w:r>
-        <w:br/>
-      </w:r>
-      <w:r>
-        <w:br/>
-      </w:r>
-      <w:proofErr w:type="spellStart"/>
-      <w:r>
-        <w:rPr>
-          <w:rStyle w:val="m"/>
-        </w:rPr>
-        <w:t>list</w:t>
-      </w:r>
-      <w:r>
-        <w:rPr>
-          <w:rStyle w:val="g"/>
-        </w:rPr>
-        <w:t>.</w:t>
-      </w:r>
-      <w:r>
-        <w:rPr>
-          <w:rStyle w:val="m"/>
-        </w:rPr>
-        <w:t>addFirst</w:t>
-      </w:r>
-      <w:proofErr w:type="spellEnd"/>
-      <w:r>
-        <w:t>(</w:t>
-      </w:r>
-      <w:r>
-        <w:rPr>
-          <w:rStyle w:val="k"/>
-        </w:rPr>
-        <w:t>"Start"</w:t>
-      </w:r>
-      <w:r>
-        <w:t xml:space="preserve">); </w:t>
-      </w:r>
-      <w:r>
-        <w:rPr>
-          <w:rStyle w:val="e"/>
-        </w:rPr>
-        <w:t>// O(1)</w:t>
-      </w:r>
-      <w:r>
-        <w:br/>
-      </w:r>
-      <w:proofErr w:type="spellStart"/>
-      <w:r>
-        <w:rPr>
-          <w:rStyle w:val="m"/>
-        </w:rPr>
-        <w:t>list</w:t>
-      </w:r>
-      <w:r>
-        <w:rPr>
-          <w:rStyle w:val="g"/>
-        </w:rPr>
-        <w:t>.</w:t>
-      </w:r>
-      <w:r>
-        <w:rPr>
-          <w:rStyle w:val="m"/>
-        </w:rPr>
-        <w:t>addLast</w:t>
-      </w:r>
-      <w:proofErr w:type="spellEnd"/>
-      <w:r>
-        <w:t>(</w:t>
-      </w:r>
-      <w:r>
-        <w:rPr>
-          <w:rStyle w:val="k"/>
-        </w:rPr>
-        <w:t>"End"</w:t>
-      </w:r>
-      <w:r>
-        <w:t xml:space="preserve">); </w:t>
-      </w:r>
-      <w:r>
-        <w:rPr>
-          <w:rStyle w:val="e"/>
-        </w:rPr>
-        <w:t>// O(1)</w:t>
-      </w:r>
-      <w:r>
-        <w:br/>
-      </w:r>
-      <w:r>
-        <w:lastRenderedPageBreak/>
-        <w:br/>
-      </w:r>
-      <w:proofErr w:type="spellStart"/>
-      <w:r>
-        <w:rPr>
-          <w:rStyle w:val="m"/>
-        </w:rPr>
-        <w:t>list</w:t>
-      </w:r>
-      <w:r>
-        <w:rPr>
-          <w:rStyle w:val="g"/>
-        </w:rPr>
-        <w:t>.</w:t>
-      </w:r>
-      <w:r>
-        <w:rPr>
-          <w:rStyle w:val="m"/>
-        </w:rPr>
-        <w:t>get</w:t>
-      </w:r>
-      <w:proofErr w:type="spellEnd"/>
-      <w:r>
-        <w:t>(</w:t>
-      </w:r>
-      <w:r>
-        <w:rPr>
-          <w:rStyle w:val="j"/>
-        </w:rPr>
-        <w:t>1</w:t>
-      </w:r>
-      <w:r>
-        <w:t xml:space="preserve">); </w:t>
-      </w:r>
-      <w:r>
-        <w:rPr>
-          <w:rStyle w:val="e"/>
-        </w:rPr>
-        <w:t>// O(n)</w:t>
-      </w:r>
-      <w:r>
-        <w:br/>
-      </w:r>
-      <w:proofErr w:type="spellStart"/>
-      <w:r>
-        <w:rPr>
-          <w:rStyle w:val="m"/>
-        </w:rPr>
-        <w:t>list</w:t>
-      </w:r>
-      <w:r>
-        <w:rPr>
-          <w:rStyle w:val="g"/>
-        </w:rPr>
-        <w:t>.</w:t>
-      </w:r>
-      <w:r>
-        <w:rPr>
-          <w:rStyle w:val="m"/>
-        </w:rPr>
-        <w:t>set</w:t>
-      </w:r>
-      <w:proofErr w:type="spellEnd"/>
-      <w:r>
-        <w:t>(</w:t>
-      </w:r>
-      <w:r>
-        <w:rPr>
-          <w:rStyle w:val="j"/>
-        </w:rPr>
-        <w:t>1</w:t>
-      </w:r>
-      <w:r>
-        <w:t xml:space="preserve">, </w:t>
-      </w:r>
-      <w:r>
-        <w:rPr>
-          <w:rStyle w:val="k"/>
-        </w:rPr>
-        <w:t>"X"</w:t>
-      </w:r>
-      <w:r>
-        <w:t xml:space="preserve">); </w:t>
-      </w:r>
-      <w:r>
-        <w:rPr>
-          <w:rStyle w:val="e"/>
-        </w:rPr>
-        <w:t>// O(n)</w:t>
-      </w:r>
-      <w:r>
-        <w:br/>
-      </w:r>
-      <w:r>
-        <w:br/>
-      </w:r>
-      <w:proofErr w:type="spellStart"/>
-      <w:r>
-        <w:rPr>
-          <w:rStyle w:val="m"/>
-        </w:rPr>
-        <w:t>list</w:t>
-      </w:r>
-      <w:r>
-        <w:rPr>
-          <w:rStyle w:val="g"/>
-        </w:rPr>
-        <w:t>.</w:t>
-      </w:r>
-      <w:r>
-        <w:rPr>
-          <w:rStyle w:val="m"/>
-        </w:rPr>
-        <w:t>contains</w:t>
-      </w:r>
-      <w:proofErr w:type="spellEnd"/>
-      <w:r>
-        <w:t>(</w:t>
-      </w:r>
-      <w:r>
-        <w:rPr>
-          <w:rStyle w:val="k"/>
-        </w:rPr>
-        <w:t>"A"</w:t>
-      </w:r>
-      <w:r>
-        <w:t xml:space="preserve">); </w:t>
-      </w:r>
-      <w:r>
-        <w:rPr>
-          <w:rStyle w:val="e"/>
-        </w:rPr>
-        <w:t>// O(n)</w:t>
-      </w:r>
-      <w:r>
-        <w:br/>
-      </w:r>
-      <w:r>
-        <w:br/>
-      </w:r>
-      <w:proofErr w:type="spellStart"/>
-      <w:r>
-        <w:rPr>
-          <w:rStyle w:val="m"/>
-        </w:rPr>
-        <w:t>list</w:t>
-      </w:r>
-      <w:r>
-        <w:rPr>
-          <w:rStyle w:val="g"/>
-        </w:rPr>
-        <w:t>.</w:t>
-      </w:r>
-      <w:r>
-        <w:rPr>
-          <w:rStyle w:val="m"/>
-        </w:rPr>
-        <w:t>removeFirst</w:t>
-      </w:r>
-      <w:proofErr w:type="spellEnd"/>
-      <w:r>
-        <w:t xml:space="preserve">(); </w:t>
-      </w:r>
-      <w:r>
-        <w:rPr>
-          <w:rStyle w:val="e"/>
-        </w:rPr>
-        <w:t>// O(1)</w:t>
-      </w:r>
-      <w:r>
-        <w:br/>
-      </w:r>
-      <w:proofErr w:type="spellStart"/>
-      <w:r>
-        <w:rPr>
-          <w:rStyle w:val="m"/>
-        </w:rPr>
-        <w:t>list</w:t>
-      </w:r>
-      <w:r>
-        <w:rPr>
-          <w:rStyle w:val="g"/>
-        </w:rPr>
-        <w:t>.</w:t>
-      </w:r>
-      <w:r>
-        <w:rPr>
-          <w:rStyle w:val="m"/>
-        </w:rPr>
-        <w:t>removeLast</w:t>
-      </w:r>
-      <w:proofErr w:type="spellEnd"/>
-      <w:r>
-        <w:t xml:space="preserve">(); </w:t>
-      </w:r>
-      <w:r>
-        <w:rPr>
-          <w:rStyle w:val="e"/>
-        </w:rPr>
-        <w:t>// O(1)</w:t>
-      </w:r>
-      <w:r>
-        <w:br/>
-      </w:r>
-      <w:r>
-        <w:br/>
-      </w:r>
-      <w:proofErr w:type="spellStart"/>
-      <w:r>
-        <w:rPr>
-          <w:rStyle w:val="m"/>
-        </w:rPr>
-        <w:t>list</w:t>
-      </w:r>
-      <w:r>
-        <w:rPr>
-          <w:rStyle w:val="g"/>
-        </w:rPr>
-        <w:t>.</w:t>
-      </w:r>
-      <w:r>
-        <w:rPr>
-          <w:rStyle w:val="m"/>
-        </w:rPr>
-        <w:t>size</w:t>
-      </w:r>
-      <w:proofErr w:type="spellEnd"/>
-      <w:r>
-        <w:t xml:space="preserve">(); </w:t>
-      </w:r>
-      <w:r>
-        <w:rPr>
-          <w:rStyle w:val="e"/>
-        </w:rPr>
-        <w:t>// O(1)</w:t>
-      </w:r>
-      <w:r>
-        <w:br/>
-      </w:r>
-      <w:r>
-        <w:br/>
-      </w:r>
-      <w:r>
-        <w:rPr>
-          <w:rStyle w:val="g"/>
-        </w:rPr>
-        <w:t>for</w:t>
-      </w:r>
-      <w:r>
-        <w:t xml:space="preserve"> (</w:t>
-      </w:r>
-      <w:r>
-        <w:rPr>
-          <w:rStyle w:val="m"/>
-        </w:rPr>
-        <w:t>String</w:t>
-      </w:r>
-      <w:r>
-        <w:t xml:space="preserve"> </w:t>
-      </w:r>
-      <w:r>
-        <w:rPr>
-          <w:rStyle w:val="m"/>
-        </w:rPr>
-        <w:t>s</w:t>
-      </w:r>
-      <w:r>
-        <w:t xml:space="preserve"> : </w:t>
-      </w:r>
-      <w:r>
-        <w:rPr>
-          <w:rStyle w:val="m"/>
-        </w:rPr>
-        <w:t>list</w:t>
-      </w:r>
-      <w:r>
-        <w:t xml:space="preserve">) { </w:t>
-      </w:r>
-      <w:r>
-        <w:rPr>
-          <w:rStyle w:val="e"/>
-        </w:rPr>
-        <w:t>// O(n)</w:t>
-      </w:r>
-      <w:r>
-        <w:br/>
-      </w:r>
-      <w:r>
-        <w:rPr>
-          <w:rStyle w:val="m"/>
-        </w:rPr>
-        <w:t>System</w:t>
-      </w:r>
-      <w:r>
-        <w:rPr>
-          <w:rStyle w:val="g"/>
-        </w:rPr>
-        <w:t>.</w:t>
-      </w:r>
-      <w:r>
-        <w:rPr>
-          <w:rStyle w:val="m"/>
-        </w:rPr>
-        <w:t>out</w:t>
-      </w:r>
-      <w:r>
-        <w:rPr>
-          <w:rStyle w:val="g"/>
-        </w:rPr>
-        <w:t>.</w:t>
-      </w:r>
-      <w:r>
-        <w:rPr>
-          <w:rStyle w:val="m"/>
-        </w:rPr>
-        <w:t>println</w:t>
-      </w:r>
-      <w:r>
-        <w:t>(</w:t>
-      </w:r>
-      <w:r>
-        <w:rPr>
-          <w:rStyle w:val="m"/>
-        </w:rPr>
-        <w:t>s</w:t>
-      </w:r>
-      <w:r>
-        <w:t>);</w:t>
-      </w:r>
-      <w:r>
-        <w:br/>
-        <w:t>}</w:t>
-      </w:r>
-      <w:r>
-        <w:br/>
-        <w:t>}</w:t>
-      </w:r>
-      <w:r>
-        <w:br/>
-        <w:t>}</w:t>
-      </w:r>
-    </w:p>
-    <w:p/>
-    <w:p>
-      <w:pPr>
-        <w:spacing w:before="100" w:beforeAutospacing="1" w:after="100" w:afterAutospacing="1" w:line="240" w:lineRule="auto"/>
-        <w:outlineLvl w:val="0"/>
+        <w:t>2.</w:t>
+      </w:r>
+      <w:r>
         <w:rPr>
           <w:rFonts w:ascii="Times New Roman" w:eastAsia="Times New Roman" w:hAnsi="Times New Roman" w:cs="Times New Roman"/>
           <w:b/>
@@ -3903,7 +2373,1641 @@
           <w:highlight w:val="red"/>
           <w:lang w:eastAsia="en-IN"/>
         </w:rPr>
-      </w:pPr>
+        <w:t>2</w:t>
+      </w:r>
+      <w:r>
+        <w:rPr>
+          <w:rFonts w:ascii="Times New Roman" w:eastAsia="Times New Roman" w:hAnsi="Times New Roman" w:cs="Times New Roman"/>
+          <w:b/>
+          <w:bCs/>
+          <w:kern w:val="36"/>
+          <w:sz w:val="48"/>
+          <w:szCs w:val="48"/>
+          <w:highlight w:val="red"/>
+          <w:lang w:eastAsia="en-IN"/>
+        </w:rPr>
+        <w:t xml:space="preserve"> </w:t>
+      </w:r>
+      <w:proofErr w:type="spellStart"/>
+      <w:r>
+        <w:rPr>
+          <w:rFonts w:ascii="Times New Roman" w:eastAsia="Times New Roman" w:hAnsi="Times New Roman" w:cs="Times New Roman"/>
+          <w:b/>
+          <w:bCs/>
+          <w:kern w:val="36"/>
+          <w:sz w:val="48"/>
+          <w:szCs w:val="48"/>
+          <w:highlight w:val="red"/>
+          <w:lang w:eastAsia="en-IN"/>
+        </w:rPr>
+        <w:t>LinkedList</w:t>
+      </w:r>
+      <w:proofErr w:type="spellEnd"/>
+    </w:p>
+    <w:p>
+      <w:pPr>
+        <w:pStyle w:val="Heading3"/>
+      </w:pPr>
+      <w:r>
+        <w:t>Definition</w:t>
+      </w:r>
+    </w:p>
+    <w:p>
+      <w:pPr>
+        <w:pStyle w:val="NormalWeb"/>
+      </w:pPr>
+      <w:proofErr w:type="spellStart"/>
+      <w:r>
+        <w:t>LinkedList</w:t>
+      </w:r>
+      <w:proofErr w:type="spellEnd"/>
+      <w:r>
+        <w:t xml:space="preserve"> is a class that implements the List interface using a doubly linked list.</w:t>
+      </w:r>
+    </w:p>
+    <w:p>
+      <w:pPr>
+        <w:pStyle w:val="Heading3"/>
+      </w:pPr>
+      <w:r>
+        <w:t>Follows List Rules</w:t>
+      </w:r>
+    </w:p>
+    <w:p>
+      <w:pPr>
+        <w:pStyle w:val="HTMLPreformatted"/>
+      </w:pPr>
+      <w:r>
+        <w:rPr>
+          <w:rStyle w:val="HTMLCode"/>
+        </w:rPr>
+        <w:t>Order      ✅</w:t>
+      </w:r>
+      <w:r>
+        <w:br/>
+      </w:r>
+      <w:proofErr w:type="gramStart"/>
+      <w:r>
+        <w:rPr>
+          <w:rStyle w:val="HTMLCode"/>
+        </w:rPr>
+        <w:t>Duplicate  ✅</w:t>
+      </w:r>
+      <w:proofErr w:type="gramEnd"/>
+      <w:r>
+        <w:rPr>
+          <w:rStyle w:val="HTMLCode"/>
+        </w:rPr>
+        <w:t xml:space="preserve"> Unlimited</w:t>
+      </w:r>
+      <w:r>
+        <w:br/>
+      </w:r>
+      <w:r>
+        <w:rPr>
+          <w:rStyle w:val="HTMLCode"/>
+        </w:rPr>
+        <w:t>Null       ✅ Unlimited</w:t>
+      </w:r>
+      <w:r>
+        <w:br/>
+      </w:r>
+      <w:r>
+        <w:rPr>
+          <w:rStyle w:val="HTMLCode"/>
+        </w:rPr>
+        <w:t>Index      ✅</w:t>
+      </w:r>
+    </w:p>
+    <w:p>
+      <w:pPr>
+        <w:pStyle w:val="Heading3"/>
+      </w:pPr>
+      <w:r>
+        <w:lastRenderedPageBreak/>
+        <w:t>Internal Working</w:t>
+      </w:r>
+    </w:p>
+    <w:p>
+      <w:pPr>
+        <w:pStyle w:val="HTMLPreformatted"/>
+      </w:pPr>
+      <w:r>
+        <w:rPr>
+          <w:rStyle w:val="HTMLCode"/>
+        </w:rPr>
+        <w:t>Head</w:t>
+      </w:r>
+      <w:r>
+        <w:br/>
+      </w:r>
+      <w:r>
+        <w:rPr>
+          <w:rStyle w:val="HTMLCode"/>
+        </w:rPr>
+        <w:t xml:space="preserve"> </w:t>
+      </w:r>
+      <w:proofErr w:type="gramStart"/>
+      <w:r>
+        <w:rPr>
+          <w:rStyle w:val="HTMLCode"/>
+        </w:rPr>
+        <w:t>↓</w:t>
+      </w:r>
+      <w:proofErr w:type="gramEnd"/>
+      <w:r>
+        <w:br/>
+      </w:r>
+      <w:r>
+        <w:rPr>
+          <w:rStyle w:val="HTMLCode"/>
+        </w:rPr>
+        <w:t xml:space="preserve">[Rahul] </w:t>
+      </w:r>
+      <w:r>
+        <w:rPr>
+          <w:rStyle w:val="HTMLCode"/>
+          <w:rFonts w:ascii="Cambria Math" w:hAnsi="Cambria Math" w:cs="Cambria Math"/>
+        </w:rPr>
+        <w:t>⇄</w:t>
+      </w:r>
+      <w:r>
+        <w:rPr>
+          <w:rStyle w:val="HTMLCode"/>
+        </w:rPr>
+        <w:t xml:space="preserve"> [Amit] </w:t>
+      </w:r>
+      <w:r>
+        <w:rPr>
+          <w:rStyle w:val="HTMLCode"/>
+          <w:rFonts w:ascii="Cambria Math" w:hAnsi="Cambria Math" w:cs="Cambria Math"/>
+        </w:rPr>
+        <w:t>⇄</w:t>
+      </w:r>
+      <w:r>
+        <w:rPr>
+          <w:rStyle w:val="HTMLCode"/>
+        </w:rPr>
+        <w:t xml:space="preserve"> [</w:t>
+      </w:r>
+      <w:proofErr w:type="spellStart"/>
+      <w:r>
+        <w:rPr>
+          <w:rStyle w:val="HTMLCode"/>
+        </w:rPr>
+        <w:t>Neha</w:t>
+      </w:r>
+      <w:proofErr w:type="spellEnd"/>
+      <w:r>
+        <w:rPr>
+          <w:rStyle w:val="HTMLCode"/>
+        </w:rPr>
+        <w:t xml:space="preserve">] </w:t>
+      </w:r>
+      <w:r>
+        <w:rPr>
+          <w:rStyle w:val="HTMLCode"/>
+          <w:rFonts w:ascii="Cambria Math" w:hAnsi="Cambria Math" w:cs="Cambria Math"/>
+        </w:rPr>
+        <w:t>⇄</w:t>
+      </w:r>
+      <w:r>
+        <w:rPr>
+          <w:rStyle w:val="HTMLCode"/>
+        </w:rPr>
+        <w:t xml:space="preserve"> [null]</w:t>
+      </w:r>
+      <w:r>
+        <w:br/>
+      </w:r>
+      <w:r>
+        <w:rPr>
+          <w:rStyle w:val="HTMLCode"/>
+        </w:rPr>
+        <w:t xml:space="preserve">                                ↑</w:t>
+      </w:r>
+      <w:r>
+        <w:br/>
+      </w:r>
+      <w:r>
+        <w:rPr>
+          <w:rStyle w:val="HTMLCode"/>
+        </w:rPr>
+        <w:t xml:space="preserve">                              Tail</w:t>
+      </w:r>
+    </w:p>
+    <w:p>
+      <w:pPr>
+        <w:pStyle w:val="NormalWeb"/>
+      </w:pPr>
+      <w:r>
+        <w:t>Each node contains:</w:t>
+      </w:r>
+    </w:p>
+    <w:p>
+      <w:pPr>
+        <w:pStyle w:val="HTMLPreformatted"/>
+      </w:pPr>
+      <w:r>
+        <w:rPr>
+          <w:rStyle w:val="HTMLCode"/>
+        </w:rPr>
+        <w:t>Data</w:t>
+      </w:r>
+      <w:r>
+        <w:br/>
+      </w:r>
+      <w:r>
+        <w:rPr>
+          <w:rStyle w:val="HTMLCode"/>
+        </w:rPr>
+        <w:t>Previous Reference</w:t>
+      </w:r>
+      <w:r>
+        <w:br/>
+      </w:r>
+      <w:r>
+        <w:rPr>
+          <w:rStyle w:val="HTMLCode"/>
+        </w:rPr>
+        <w:t>Next Reference</w:t>
+      </w:r>
+    </w:p>
+    <w:p>
+      <w:pPr>
+        <w:pStyle w:val="NormalWeb"/>
+      </w:pPr>
+      <w:r>
+        <w:t>Example:</w:t>
+      </w:r>
+    </w:p>
+    <w:p>
+      <w:pPr>
+        <w:pStyle w:val="HTMLPreformatted"/>
+      </w:pPr>
+      <w:r>
+        <w:rPr>
+          <w:rStyle w:val="HTMLCode"/>
+        </w:rPr>
+        <w:t>[Amit Node]</w:t>
+      </w:r>
+      <w:r>
+        <w:br/>
+      </w:r>
+      <w:r>
+        <w:br/>
+      </w:r>
+      <w:r>
+        <w:rPr>
+          <w:rStyle w:val="HTMLCode"/>
+        </w:rPr>
+        <w:t>Data = Amit</w:t>
+      </w:r>
+      <w:r>
+        <w:br/>
+      </w:r>
+      <w:proofErr w:type="spellStart"/>
+      <w:r>
+        <w:rPr>
+          <w:rStyle w:val="HTMLCode"/>
+        </w:rPr>
+        <w:t>Prev</w:t>
+      </w:r>
+      <w:proofErr w:type="spellEnd"/>
+      <w:r>
+        <w:rPr>
+          <w:rStyle w:val="HTMLCode"/>
+        </w:rPr>
+        <w:t xml:space="preserve"> = Rahul</w:t>
+      </w:r>
+      <w:r>
+        <w:br/>
+      </w:r>
+      <w:r>
+        <w:rPr>
+          <w:rStyle w:val="HTMLCode"/>
+        </w:rPr>
+        <w:t xml:space="preserve">Next = </w:t>
+      </w:r>
+      <w:proofErr w:type="spellStart"/>
+      <w:r>
+        <w:rPr>
+          <w:rStyle w:val="HTMLCode"/>
+        </w:rPr>
+        <w:t>Neha</w:t>
+      </w:r>
+      <w:proofErr w:type="spellEnd"/>
+    </w:p>
+    <w:p>
+      <w:pPr>
+        <w:pStyle w:val="Heading3"/>
+      </w:pPr>
+      <w:r>
+        <w:t xml:space="preserve">How </w:t>
+      </w:r>
+      <w:proofErr w:type="gramStart"/>
+      <w:r>
+        <w:t>get(</w:t>
+      </w:r>
+      <w:proofErr w:type="gramEnd"/>
+      <w:r>
+        <w:t>2) Works?</w:t>
+      </w:r>
+    </w:p>
+    <w:p>
+      <w:pPr>
+        <w:pStyle w:val="HTMLPreformatted"/>
+      </w:pPr>
+      <w:proofErr w:type="spellStart"/>
+      <w:proofErr w:type="gramStart"/>
+      <w:r>
+        <w:rPr>
+          <w:rStyle w:val="m"/>
+        </w:rPr>
+        <w:t>list</w:t>
+      </w:r>
+      <w:r>
+        <w:rPr>
+          <w:rStyle w:val="g"/>
+        </w:rPr>
+        <w:t>.</w:t>
+      </w:r>
+      <w:r>
+        <w:rPr>
+          <w:rStyle w:val="m"/>
+        </w:rPr>
+        <w:t>get</w:t>
+      </w:r>
+      <w:proofErr w:type="spellEnd"/>
+      <w:r>
+        <w:rPr>
+          <w:rStyle w:val="HTMLCode"/>
+        </w:rPr>
+        <w:t>(</w:t>
+      </w:r>
+      <w:proofErr w:type="gramEnd"/>
+      <w:r>
+        <w:rPr>
+          <w:rStyle w:val="j"/>
+        </w:rPr>
+        <w:t>2</w:t>
+      </w:r>
+      <w:r>
+        <w:rPr>
+          <w:rStyle w:val="HTMLCode"/>
+        </w:rPr>
+        <w:t>);</w:t>
+      </w:r>
+    </w:p>
+    <w:p>
+      <w:pPr>
+        <w:pStyle w:val="NormalWeb"/>
+      </w:pPr>
+      <w:r>
+        <w:lastRenderedPageBreak/>
+        <w:t>Internally:</w:t>
+      </w:r>
+    </w:p>
+    <w:p>
+      <w:pPr>
+        <w:pStyle w:val="HTMLPreformatted"/>
+      </w:pPr>
+      <w:r>
+        <w:rPr>
+          <w:rStyle w:val="HTMLCode"/>
+        </w:rPr>
+        <w:t xml:space="preserve">Rahul → Amit → </w:t>
+      </w:r>
+      <w:proofErr w:type="spellStart"/>
+      <w:r>
+        <w:rPr>
+          <w:rStyle w:val="HTMLCode"/>
+        </w:rPr>
+        <w:t>Neha</w:t>
+      </w:r>
+      <w:proofErr w:type="spellEnd"/>
+    </w:p>
+    <w:p>
+      <w:pPr>
+        <w:pStyle w:val="NormalWeb"/>
+      </w:pPr>
+      <w:proofErr w:type="gramStart"/>
+      <w:r>
+        <w:t>Traverses node by node until index 2.</w:t>
+      </w:r>
+      <w:proofErr w:type="gramEnd"/>
+    </w:p>
+    <w:p>
+      <w:r>
+        <w:pict>
+          <v:rect id="_x0000_i1026" style="width:0;height:1.5pt" o:hralign="center" o:hrstd="t" o:hr="t" fillcolor="#a0a0a0" stroked="f"/>
+        </w:pict>
+      </w:r>
+    </w:p>
+    <w:p>
+      <w:pPr>
+        <w:pStyle w:val="Heading3"/>
+      </w:pPr>
+      <w:r>
+        <w:t>How Insert Works?</w:t>
+      </w:r>
+    </w:p>
+    <w:p>
+      <w:pPr>
+        <w:pStyle w:val="NormalWeb"/>
+      </w:pPr>
+      <w:r>
+        <w:t>Before:</w:t>
+      </w:r>
+    </w:p>
+    <w:p>
+      <w:pPr>
+        <w:pStyle w:val="HTMLPreformatted"/>
+      </w:pPr>
+      <w:r>
+        <w:rPr>
+          <w:rStyle w:val="HTMLCode"/>
+        </w:rPr>
+        <w:t xml:space="preserve">A </w:t>
+      </w:r>
+      <w:r>
+        <w:rPr>
+          <w:rStyle w:val="HTMLCode"/>
+          <w:rFonts w:ascii="Cambria Math" w:hAnsi="Cambria Math" w:cs="Cambria Math"/>
+        </w:rPr>
+        <w:t>⇄</w:t>
+      </w:r>
+      <w:r>
+        <w:rPr>
+          <w:rStyle w:val="HTMLCode"/>
+        </w:rPr>
+        <w:t xml:space="preserve"> B </w:t>
+      </w:r>
+      <w:r>
+        <w:rPr>
+          <w:rStyle w:val="HTMLCode"/>
+          <w:rFonts w:ascii="Cambria Math" w:hAnsi="Cambria Math" w:cs="Cambria Math"/>
+        </w:rPr>
+        <w:t>⇄</w:t>
+      </w:r>
+      <w:r>
+        <w:rPr>
+          <w:rStyle w:val="HTMLCode"/>
+        </w:rPr>
+        <w:t xml:space="preserve"> C</w:t>
+      </w:r>
+    </w:p>
+    <w:p>
+      <w:pPr>
+        <w:pStyle w:val="NormalWeb"/>
+      </w:pPr>
+      <w:r>
+        <w:t>Insert X:</w:t>
+      </w:r>
+    </w:p>
+    <w:p>
+      <w:pPr>
+        <w:pStyle w:val="HTMLPreformatted"/>
+      </w:pPr>
+      <w:r>
+        <w:rPr>
+          <w:rStyle w:val="HTMLCode"/>
+        </w:rPr>
+        <w:t xml:space="preserve">A </w:t>
+      </w:r>
+      <w:r>
+        <w:rPr>
+          <w:rStyle w:val="HTMLCode"/>
+          <w:rFonts w:ascii="Cambria Math" w:hAnsi="Cambria Math" w:cs="Cambria Math"/>
+        </w:rPr>
+        <w:t>⇄</w:t>
+      </w:r>
+      <w:r>
+        <w:rPr>
+          <w:rStyle w:val="HTMLCode"/>
+        </w:rPr>
+        <w:t xml:space="preserve"> X </w:t>
+      </w:r>
+      <w:r>
+        <w:rPr>
+          <w:rStyle w:val="HTMLCode"/>
+          <w:rFonts w:ascii="Cambria Math" w:hAnsi="Cambria Math" w:cs="Cambria Math"/>
+        </w:rPr>
+        <w:t>⇄</w:t>
+      </w:r>
+      <w:r>
+        <w:rPr>
+          <w:rStyle w:val="HTMLCode"/>
+        </w:rPr>
+        <w:t xml:space="preserve"> B </w:t>
+      </w:r>
+      <w:r>
+        <w:rPr>
+          <w:rStyle w:val="HTMLCode"/>
+          <w:rFonts w:ascii="Cambria Math" w:hAnsi="Cambria Math" w:cs="Cambria Math"/>
+        </w:rPr>
+        <w:t>⇄</w:t>
+      </w:r>
+      <w:r>
+        <w:rPr>
+          <w:rStyle w:val="HTMLCode"/>
+        </w:rPr>
+        <w:t xml:space="preserve"> C</w:t>
+      </w:r>
+    </w:p>
+    <w:p>
+      <w:pPr>
+        <w:pStyle w:val="NormalWeb"/>
+      </w:pPr>
+      <w:r>
+        <w:t>No shifting.</w:t>
+      </w:r>
+    </w:p>
+    <w:p>
+      <w:pPr>
+        <w:pStyle w:val="NormalWeb"/>
+      </w:pPr>
+      <w:r>
+        <w:t>Only references are updated.</w:t>
+      </w:r>
+    </w:p>
+    <w:p>
+      <w:r>
+        <w:pict>
+          <v:rect id="_x0000_i1027" style="width:0;height:1.5pt" o:hralign="center" o:hrstd="t" o:hr="t" fillcolor="#a0a0a0" stroked="f"/>
+        </w:pict>
+      </w:r>
+    </w:p>
+    <w:p>
+      <w:pPr>
+        <w:pStyle w:val="Heading3"/>
+      </w:pPr>
+      <w:r>
+        <w:lastRenderedPageBreak/>
+        <w:t>How Delete Works?</w:t>
+      </w:r>
+    </w:p>
+    <w:p>
+      <w:pPr>
+        <w:pStyle w:val="NormalWeb"/>
+      </w:pPr>
+      <w:r>
+        <w:t>Before:</w:t>
+      </w:r>
+    </w:p>
+    <w:p>
+      <w:pPr>
+        <w:pStyle w:val="HTMLPreformatted"/>
+      </w:pPr>
+      <w:r>
+        <w:rPr>
+          <w:rStyle w:val="HTMLCode"/>
+        </w:rPr>
+        <w:t xml:space="preserve">A </w:t>
+      </w:r>
+      <w:r>
+        <w:rPr>
+          <w:rStyle w:val="HTMLCode"/>
+          <w:rFonts w:ascii="Cambria Math" w:hAnsi="Cambria Math" w:cs="Cambria Math"/>
+        </w:rPr>
+        <w:t>⇄</w:t>
+      </w:r>
+      <w:r>
+        <w:rPr>
+          <w:rStyle w:val="HTMLCode"/>
+        </w:rPr>
+        <w:t xml:space="preserve"> B </w:t>
+      </w:r>
+      <w:r>
+        <w:rPr>
+          <w:rStyle w:val="HTMLCode"/>
+          <w:rFonts w:ascii="Cambria Math" w:hAnsi="Cambria Math" w:cs="Cambria Math"/>
+        </w:rPr>
+        <w:t>⇄</w:t>
+      </w:r>
+      <w:r>
+        <w:rPr>
+          <w:rStyle w:val="HTMLCode"/>
+        </w:rPr>
+        <w:t xml:space="preserve"> C</w:t>
+      </w:r>
+    </w:p>
+    <w:p>
+      <w:pPr>
+        <w:pStyle w:val="NormalWeb"/>
+      </w:pPr>
+      <w:r>
+        <w:t>Remove B:</w:t>
+      </w:r>
+    </w:p>
+    <w:p>
+      <w:pPr>
+        <w:pStyle w:val="HTMLPreformatted"/>
+      </w:pPr>
+      <w:r>
+        <w:rPr>
+          <w:rStyle w:val="HTMLCode"/>
+        </w:rPr>
+        <w:t xml:space="preserve">A </w:t>
+      </w:r>
+      <w:r>
+        <w:rPr>
+          <w:rStyle w:val="HTMLCode"/>
+          <w:rFonts w:ascii="Cambria Math" w:hAnsi="Cambria Math" w:cs="Cambria Math"/>
+        </w:rPr>
+        <w:t>⇄</w:t>
+      </w:r>
+      <w:r>
+        <w:rPr>
+          <w:rStyle w:val="HTMLCode"/>
+        </w:rPr>
+        <w:t xml:space="preserve"> C</w:t>
+      </w:r>
+    </w:p>
+    <w:p>
+      <w:pPr>
+        <w:pStyle w:val="NormalWeb"/>
+      </w:pPr>
+      <w:r>
+        <w:t>Again, only references are updated.</w:t>
+      </w:r>
+    </w:p>
+    <w:p>
+      <w:r>
+        <w:pict>
+          <v:rect id="_x0000_i1028" style="width:0;height:1.5pt" o:hralign="center" o:hrstd="t" o:hr="t" fillcolor="#a0a0a0" stroked="f"/>
+        </w:pict>
+      </w:r>
+    </w:p>
+    <w:p>
+      <w:pPr>
+        <w:pStyle w:val="Heading3"/>
+      </w:pPr>
+      <w:r>
+        <w:t>Performance</w:t>
+      </w:r>
+    </w:p>
+    <w:p>
+      <w:pPr>
+        <w:pStyle w:val="HTMLPreformatted"/>
+      </w:pPr>
+      <w:proofErr w:type="gramStart"/>
+      <w:r>
+        <w:rPr>
+          <w:rStyle w:val="HTMLCode"/>
+        </w:rPr>
+        <w:t>get(</w:t>
+      </w:r>
+      <w:proofErr w:type="gramEnd"/>
+      <w:r>
+        <w:rPr>
+          <w:rStyle w:val="HTMLCode"/>
+        </w:rPr>
+        <w:t>)      O(n)</w:t>
+      </w:r>
+      <w:r>
+        <w:br/>
+      </w:r>
+      <w:r>
+        <w:rPr>
+          <w:rStyle w:val="HTMLCode"/>
+        </w:rPr>
+        <w:t>add()      O(1)*</w:t>
+      </w:r>
+      <w:r>
+        <w:br/>
+      </w:r>
+      <w:r>
+        <w:rPr>
+          <w:rStyle w:val="HTMLCode"/>
+        </w:rPr>
+        <w:t>remove()   O(1)*</w:t>
+      </w:r>
+    </w:p>
+    <w:p>
+      <w:pPr>
+        <w:pStyle w:val="Heading3"/>
+      </w:pPr>
+      <w:r>
+        <w:t>Interview One-Liner</w:t>
+      </w:r>
+    </w:p>
+    <w:p>
+      <w:pPr>
+        <w:pStyle w:val="NormalWeb"/>
+        <w:rPr>
+          <w:rStyle w:val="Strong"/>
+        </w:rPr>
+      </w:pPr>
+      <w:proofErr w:type="spellStart"/>
+      <w:r>
+        <w:rPr>
+          <w:rStyle w:val="Strong"/>
+        </w:rPr>
+        <w:lastRenderedPageBreak/>
+        <w:t>LinkedList</w:t>
+      </w:r>
+      <w:proofErr w:type="spellEnd"/>
+      <w:r>
+        <w:rPr>
+          <w:rStyle w:val="Strong"/>
+        </w:rPr>
+        <w:t xml:space="preserve"> is a doubly linked list implementation of List that maintains insertion order, allows unlimited duplicates and null values, supports index-based access, stores data in nodes connected by previous and next references, and provides fast insertion and deletion without shifting elements.</w:t>
+      </w:r>
+    </w:p>
+    <w:p>
+      <w:pPr>
+        <w:spacing w:before="100" w:beforeAutospacing="1" w:after="100" w:afterAutospacing="1" w:line="240" w:lineRule="auto"/>
+        <w:rPr>
+          <w:rFonts w:ascii="Times New Roman" w:eastAsia="Times New Roman" w:hAnsi="Times New Roman" w:cs="Times New Roman"/>
+          <w:sz w:val="24"/>
+          <w:szCs w:val="24"/>
+          <w:lang w:eastAsia="en-IN"/>
+        </w:rPr>
+      </w:pPr>
+      <w:r>
+        <w:rPr>
+          <w:rFonts w:ascii="Times New Roman" w:eastAsia="Times New Roman" w:hAnsi="Times New Roman" w:cs="Times New Roman"/>
+          <w:b/>
+          <w:bCs/>
+          <w:sz w:val="24"/>
+          <w:szCs w:val="24"/>
+          <w:lang w:eastAsia="en-IN"/>
+        </w:rPr>
+        <w:t xml:space="preserve">How does </w:t>
+      </w:r>
+      <w:proofErr w:type="spellStart"/>
+      <w:r>
+        <w:rPr>
+          <w:rFonts w:ascii="Times New Roman" w:eastAsia="Times New Roman" w:hAnsi="Times New Roman" w:cs="Times New Roman"/>
+          <w:b/>
+          <w:bCs/>
+          <w:sz w:val="24"/>
+          <w:szCs w:val="24"/>
+          <w:lang w:eastAsia="en-IN"/>
+        </w:rPr>
+        <w:t>LinkedList</w:t>
+      </w:r>
+      <w:proofErr w:type="spellEnd"/>
+      <w:r>
+        <w:rPr>
+          <w:rFonts w:ascii="Times New Roman" w:eastAsia="Times New Roman" w:hAnsi="Times New Roman" w:cs="Times New Roman"/>
+          <w:b/>
+          <w:bCs/>
+          <w:sz w:val="24"/>
+          <w:szCs w:val="24"/>
+          <w:lang w:eastAsia="en-IN"/>
+        </w:rPr>
+        <w:t xml:space="preserve"> increase its size?</w:t>
+      </w:r>
+    </w:p>
+    <w:p>
+      <w:pPr>
+        <w:spacing w:beforeAutospacing="1" w:after="100" w:afterAutospacing="1" w:line="240" w:lineRule="auto"/>
+        <w:rPr>
+          <w:rFonts w:ascii="Times New Roman" w:eastAsia="Times New Roman" w:hAnsi="Times New Roman" w:cs="Times New Roman"/>
+          <w:sz w:val="24"/>
+          <w:szCs w:val="24"/>
+          <w:lang w:eastAsia="en-IN"/>
+        </w:rPr>
+      </w:pPr>
+      <w:proofErr w:type="spellStart"/>
+      <w:r>
+        <w:rPr>
+          <w:rFonts w:ascii="Times New Roman" w:eastAsia="Times New Roman" w:hAnsi="Times New Roman" w:cs="Times New Roman"/>
+          <w:sz w:val="24"/>
+          <w:szCs w:val="24"/>
+          <w:lang w:eastAsia="en-IN"/>
+        </w:rPr>
+        <w:t>LinkedList</w:t>
+      </w:r>
+      <w:proofErr w:type="spellEnd"/>
+      <w:r>
+        <w:rPr>
+          <w:rFonts w:ascii="Times New Roman" w:eastAsia="Times New Roman" w:hAnsi="Times New Roman" w:cs="Times New Roman"/>
+          <w:sz w:val="24"/>
+          <w:szCs w:val="24"/>
+          <w:lang w:eastAsia="en-IN"/>
+        </w:rPr>
+        <w:t xml:space="preserve"> does not resize like </w:t>
+      </w:r>
+      <w:proofErr w:type="spellStart"/>
+      <w:r>
+        <w:rPr>
+          <w:rFonts w:ascii="Times New Roman" w:eastAsia="Times New Roman" w:hAnsi="Times New Roman" w:cs="Times New Roman"/>
+          <w:sz w:val="24"/>
+          <w:szCs w:val="24"/>
+          <w:lang w:eastAsia="en-IN"/>
+        </w:rPr>
+        <w:t>ArrayList</w:t>
+      </w:r>
+      <w:proofErr w:type="spellEnd"/>
+      <w:r>
+        <w:rPr>
+          <w:rFonts w:ascii="Times New Roman" w:eastAsia="Times New Roman" w:hAnsi="Times New Roman" w:cs="Times New Roman"/>
+          <w:sz w:val="24"/>
+          <w:szCs w:val="24"/>
+          <w:lang w:eastAsia="en-IN"/>
+        </w:rPr>
+        <w:t xml:space="preserve"> or Vector. Every new element creates a new node and connects it using references, so there is no capacity or </w:t>
+      </w:r>
+      <w:proofErr w:type="gramStart"/>
+      <w:r>
+        <w:rPr>
+          <w:rFonts w:ascii="Times New Roman" w:eastAsia="Times New Roman" w:hAnsi="Times New Roman" w:cs="Times New Roman"/>
+          <w:sz w:val="24"/>
+          <w:szCs w:val="24"/>
+          <w:lang w:eastAsia="en-IN"/>
+        </w:rPr>
+        <w:t>resize</w:t>
+      </w:r>
+      <w:proofErr w:type="gramEnd"/>
+      <w:r>
+        <w:rPr>
+          <w:rFonts w:ascii="Times New Roman" w:eastAsia="Times New Roman" w:hAnsi="Times New Roman" w:cs="Times New Roman"/>
+          <w:sz w:val="24"/>
+          <w:szCs w:val="24"/>
+          <w:lang w:eastAsia="en-IN"/>
+        </w:rPr>
+        <w:t xml:space="preserve"> formula.</w:t>
+      </w:r>
+    </w:p>
+    <w:p>
+      <w:pPr>
+        <w:pStyle w:val="NormalWeb"/>
+      </w:pPr>
+    </w:p>
+    <w:p>
+      <w:pPr>
+        <w:shd w:val="clear" w:color="auto" w:fill="DDD9C3" w:themeFill="background2" w:themeFillShade="E6"/>
+      </w:pPr>
+      <w:r>
+        <w:rPr>
+          <w:rStyle w:val="g"/>
+        </w:rPr>
+        <w:t>import</w:t>
+      </w:r>
+      <w:r>
+        <w:t xml:space="preserve"> </w:t>
+      </w:r>
+      <w:proofErr w:type="spellStart"/>
+      <w:r>
+        <w:rPr>
+          <w:rStyle w:val="m"/>
+        </w:rPr>
+        <w:t>java</w:t>
+      </w:r>
+      <w:r>
+        <w:rPr>
+          <w:rStyle w:val="g"/>
+        </w:rPr>
+        <w:t>.</w:t>
+      </w:r>
+      <w:r>
+        <w:rPr>
+          <w:rStyle w:val="m"/>
+        </w:rPr>
+        <w:t>util</w:t>
+      </w:r>
+      <w:r>
+        <w:rPr>
+          <w:rStyle w:val="g"/>
+        </w:rPr>
+        <w:t>.</w:t>
+      </w:r>
+      <w:r>
+        <w:rPr>
+          <w:rStyle w:val="m"/>
+        </w:rPr>
+        <w:t>LinkedList</w:t>
+      </w:r>
+      <w:proofErr w:type="spellEnd"/>
+      <w:r>
+        <w:t>;</w:t>
+      </w:r>
+      <w:r>
+        <w:br/>
+      </w:r>
+      <w:r>
+        <w:br/>
+      </w:r>
+      <w:r>
+        <w:rPr>
+          <w:rStyle w:val="g"/>
+        </w:rPr>
+        <w:t>public</w:t>
+      </w:r>
+      <w:r>
+        <w:t xml:space="preserve"> </w:t>
+      </w:r>
+      <w:r>
+        <w:rPr>
+          <w:rStyle w:val="g"/>
+        </w:rPr>
+        <w:t>class</w:t>
+      </w:r>
+      <w:r>
+        <w:t xml:space="preserve"> </w:t>
+      </w:r>
+      <w:r>
+        <w:rPr>
+          <w:rStyle w:val="m"/>
+        </w:rPr>
+        <w:t>Main</w:t>
+      </w:r>
+      <w:r>
+        <w:t xml:space="preserve"> {</w:t>
+      </w:r>
+      <w:r>
+        <w:br/>
+      </w:r>
+      <w:r>
+        <w:rPr>
+          <w:rStyle w:val="g"/>
+        </w:rPr>
+        <w:t>public</w:t>
+      </w:r>
+      <w:r>
+        <w:t xml:space="preserve"> </w:t>
+      </w:r>
+      <w:r>
+        <w:rPr>
+          <w:rStyle w:val="g"/>
+        </w:rPr>
+        <w:t>static</w:t>
+      </w:r>
+      <w:r>
+        <w:t xml:space="preserve"> </w:t>
+      </w:r>
+      <w:r>
+        <w:rPr>
+          <w:rStyle w:val="g"/>
+        </w:rPr>
+        <w:t>void</w:t>
+      </w:r>
+      <w:r>
+        <w:t xml:space="preserve"> </w:t>
+      </w:r>
+      <w:r>
+        <w:rPr>
+          <w:rStyle w:val="m"/>
+        </w:rPr>
+        <w:t>main</w:t>
+      </w:r>
+      <w:r>
+        <w:t>(</w:t>
+      </w:r>
+      <w:r>
+        <w:rPr>
+          <w:rStyle w:val="m"/>
+        </w:rPr>
+        <w:t>String</w:t>
+      </w:r>
+      <w:r>
+        <w:t xml:space="preserve">[] </w:t>
+      </w:r>
+      <w:r>
+        <w:rPr>
+          <w:rStyle w:val="m"/>
+        </w:rPr>
+        <w:t>args</w:t>
+      </w:r>
+      <w:r>
+        <w:t>) {</w:t>
+      </w:r>
+      <w:r>
+        <w:br/>
+      </w:r>
+      <w:proofErr w:type="spellStart"/>
+      <w:r>
+        <w:rPr>
+          <w:rStyle w:val="m"/>
+        </w:rPr>
+        <w:t>LinkedList</w:t>
+      </w:r>
+      <w:proofErr w:type="spellEnd"/>
+      <w:r>
+        <w:t>&lt;</w:t>
+      </w:r>
+      <w:r>
+        <w:rPr>
+          <w:rStyle w:val="m"/>
+        </w:rPr>
+        <w:t>String</w:t>
+      </w:r>
+      <w:r>
+        <w:t xml:space="preserve">&gt; </w:t>
+      </w:r>
+      <w:r>
+        <w:rPr>
+          <w:rStyle w:val="m"/>
+        </w:rPr>
+        <w:t>list</w:t>
+      </w:r>
+      <w:r>
+        <w:t xml:space="preserve"> </w:t>
+      </w:r>
+      <w:r>
+        <w:rPr>
+          <w:rStyle w:val="g"/>
+        </w:rPr>
+        <w:t>=</w:t>
+      </w:r>
+      <w:r>
+        <w:t xml:space="preserve"> </w:t>
+      </w:r>
+      <w:r>
+        <w:rPr>
+          <w:rStyle w:val="g"/>
+        </w:rPr>
+        <w:t>new</w:t>
+      </w:r>
+      <w:r>
+        <w:t xml:space="preserve"> </w:t>
+      </w:r>
+      <w:proofErr w:type="spellStart"/>
+      <w:r>
+        <w:rPr>
+          <w:rStyle w:val="m"/>
+        </w:rPr>
+        <w:t>LinkedList</w:t>
+      </w:r>
+      <w:proofErr w:type="spellEnd"/>
+      <w:r>
+        <w:t>&lt;&gt;();</w:t>
+      </w:r>
+      <w:r>
+        <w:br/>
+      </w:r>
+      <w:r>
+        <w:br/>
+      </w:r>
+      <w:proofErr w:type="spellStart"/>
+      <w:r>
+        <w:rPr>
+          <w:rStyle w:val="m"/>
+        </w:rPr>
+        <w:t>list</w:t>
+      </w:r>
+      <w:r>
+        <w:rPr>
+          <w:rStyle w:val="g"/>
+        </w:rPr>
+        <w:t>.</w:t>
+      </w:r>
+      <w:r>
+        <w:rPr>
+          <w:rStyle w:val="m"/>
+        </w:rPr>
+        <w:t>add</w:t>
+      </w:r>
+      <w:proofErr w:type="spellEnd"/>
+      <w:r>
+        <w:t>(</w:t>
+      </w:r>
+      <w:r>
+        <w:rPr>
+          <w:rStyle w:val="k"/>
+        </w:rPr>
+        <w:t>"A"</w:t>
+      </w:r>
+      <w:r>
+        <w:t xml:space="preserve">); </w:t>
+      </w:r>
+      <w:r>
+        <w:rPr>
+          <w:rStyle w:val="e"/>
+        </w:rPr>
+        <w:t>// O(1) at end*</w:t>
+      </w:r>
+      <w:r>
+        <w:br/>
+      </w:r>
+      <w:proofErr w:type="spellStart"/>
+      <w:r>
+        <w:rPr>
+          <w:rStyle w:val="m"/>
+        </w:rPr>
+        <w:t>list</w:t>
+      </w:r>
+      <w:r>
+        <w:rPr>
+          <w:rStyle w:val="g"/>
+        </w:rPr>
+        <w:t>.</w:t>
+      </w:r>
+      <w:r>
+        <w:rPr>
+          <w:rStyle w:val="m"/>
+        </w:rPr>
+        <w:t>add</w:t>
+      </w:r>
+      <w:proofErr w:type="spellEnd"/>
+      <w:r>
+        <w:t>(</w:t>
+      </w:r>
+      <w:r>
+        <w:rPr>
+          <w:rStyle w:val="k"/>
+        </w:rPr>
+        <w:t>"B"</w:t>
+      </w:r>
+      <w:r>
+        <w:t xml:space="preserve">); </w:t>
+      </w:r>
+      <w:r>
+        <w:rPr>
+          <w:rStyle w:val="e"/>
+        </w:rPr>
+        <w:t>// O(1) at end*</w:t>
+      </w:r>
+      <w:r>
+        <w:br/>
+      </w:r>
+      <w:r>
+        <w:br/>
+      </w:r>
+      <w:proofErr w:type="spellStart"/>
+      <w:r>
+        <w:rPr>
+          <w:rStyle w:val="m"/>
+        </w:rPr>
+        <w:t>list</w:t>
+      </w:r>
+      <w:r>
+        <w:rPr>
+          <w:rStyle w:val="g"/>
+        </w:rPr>
+        <w:t>.</w:t>
+      </w:r>
+      <w:r>
+        <w:rPr>
+          <w:rStyle w:val="m"/>
+        </w:rPr>
+        <w:t>addFirst</w:t>
+      </w:r>
+      <w:proofErr w:type="spellEnd"/>
+      <w:r>
+        <w:t>(</w:t>
+      </w:r>
+      <w:r>
+        <w:rPr>
+          <w:rStyle w:val="k"/>
+        </w:rPr>
+        <w:t>"Start"</w:t>
+      </w:r>
+      <w:r>
+        <w:t xml:space="preserve">); </w:t>
+      </w:r>
+      <w:r>
+        <w:rPr>
+          <w:rStyle w:val="e"/>
+        </w:rPr>
+        <w:t>// O(1)</w:t>
+      </w:r>
+      <w:r>
+        <w:br/>
+      </w:r>
+      <w:proofErr w:type="spellStart"/>
+      <w:r>
+        <w:rPr>
+          <w:rStyle w:val="m"/>
+        </w:rPr>
+        <w:t>list</w:t>
+      </w:r>
+      <w:r>
+        <w:rPr>
+          <w:rStyle w:val="g"/>
+        </w:rPr>
+        <w:t>.</w:t>
+      </w:r>
+      <w:r>
+        <w:rPr>
+          <w:rStyle w:val="m"/>
+        </w:rPr>
+        <w:t>addLast</w:t>
+      </w:r>
+      <w:proofErr w:type="spellEnd"/>
+      <w:r>
+        <w:t>(</w:t>
+      </w:r>
+      <w:r>
+        <w:rPr>
+          <w:rStyle w:val="k"/>
+        </w:rPr>
+        <w:t>"End"</w:t>
+      </w:r>
+      <w:r>
+        <w:t xml:space="preserve">); </w:t>
+      </w:r>
+      <w:r>
+        <w:rPr>
+          <w:rStyle w:val="e"/>
+        </w:rPr>
+        <w:t>// O(1)</w:t>
+      </w:r>
+      <w:r>
+        <w:br/>
+      </w:r>
+      <w:r>
+        <w:lastRenderedPageBreak/>
+        <w:br/>
+      </w:r>
+      <w:proofErr w:type="spellStart"/>
+      <w:r>
+        <w:rPr>
+          <w:rStyle w:val="m"/>
+        </w:rPr>
+        <w:t>list</w:t>
+      </w:r>
+      <w:r>
+        <w:rPr>
+          <w:rStyle w:val="g"/>
+        </w:rPr>
+        <w:t>.</w:t>
+      </w:r>
+      <w:r>
+        <w:rPr>
+          <w:rStyle w:val="m"/>
+        </w:rPr>
+        <w:t>get</w:t>
+      </w:r>
+      <w:proofErr w:type="spellEnd"/>
+      <w:r>
+        <w:t>(</w:t>
+      </w:r>
+      <w:r>
+        <w:rPr>
+          <w:rStyle w:val="j"/>
+        </w:rPr>
+        <w:t>1</w:t>
+      </w:r>
+      <w:r>
+        <w:t xml:space="preserve">); </w:t>
+      </w:r>
+      <w:r>
+        <w:rPr>
+          <w:rStyle w:val="e"/>
+        </w:rPr>
+        <w:t>// O(n)</w:t>
+      </w:r>
+      <w:r>
+        <w:br/>
+      </w:r>
+      <w:proofErr w:type="spellStart"/>
+      <w:r>
+        <w:rPr>
+          <w:rStyle w:val="m"/>
+        </w:rPr>
+        <w:t>list</w:t>
+      </w:r>
+      <w:r>
+        <w:rPr>
+          <w:rStyle w:val="g"/>
+        </w:rPr>
+        <w:t>.</w:t>
+      </w:r>
+      <w:r>
+        <w:rPr>
+          <w:rStyle w:val="m"/>
+        </w:rPr>
+        <w:t>set</w:t>
+      </w:r>
+      <w:proofErr w:type="spellEnd"/>
+      <w:r>
+        <w:t>(</w:t>
+      </w:r>
+      <w:r>
+        <w:rPr>
+          <w:rStyle w:val="j"/>
+        </w:rPr>
+        <w:t>1</w:t>
+      </w:r>
+      <w:r>
+        <w:t xml:space="preserve">, </w:t>
+      </w:r>
+      <w:r>
+        <w:rPr>
+          <w:rStyle w:val="k"/>
+        </w:rPr>
+        <w:t>"X"</w:t>
+      </w:r>
+      <w:r>
+        <w:t xml:space="preserve">); </w:t>
+      </w:r>
+      <w:r>
+        <w:rPr>
+          <w:rStyle w:val="e"/>
+        </w:rPr>
+        <w:t>// O(n)</w:t>
+      </w:r>
+      <w:r>
+        <w:br/>
+      </w:r>
+      <w:r>
+        <w:br/>
+      </w:r>
+      <w:proofErr w:type="spellStart"/>
+      <w:r>
+        <w:rPr>
+          <w:rStyle w:val="m"/>
+        </w:rPr>
+        <w:t>list</w:t>
+      </w:r>
+      <w:r>
+        <w:rPr>
+          <w:rStyle w:val="g"/>
+        </w:rPr>
+        <w:t>.</w:t>
+      </w:r>
+      <w:r>
+        <w:rPr>
+          <w:rStyle w:val="m"/>
+        </w:rPr>
+        <w:t>contains</w:t>
+      </w:r>
+      <w:proofErr w:type="spellEnd"/>
+      <w:r>
+        <w:t>(</w:t>
+      </w:r>
+      <w:r>
+        <w:rPr>
+          <w:rStyle w:val="k"/>
+        </w:rPr>
+        <w:t>"A"</w:t>
+      </w:r>
+      <w:r>
+        <w:t xml:space="preserve">); </w:t>
+      </w:r>
+      <w:r>
+        <w:rPr>
+          <w:rStyle w:val="e"/>
+        </w:rPr>
+        <w:t>// O(n)</w:t>
+      </w:r>
+      <w:r>
+        <w:br/>
+      </w:r>
+      <w:r>
+        <w:br/>
+      </w:r>
+      <w:proofErr w:type="spellStart"/>
+      <w:r>
+        <w:rPr>
+          <w:rStyle w:val="m"/>
+        </w:rPr>
+        <w:t>list</w:t>
+      </w:r>
+      <w:r>
+        <w:rPr>
+          <w:rStyle w:val="g"/>
+        </w:rPr>
+        <w:t>.</w:t>
+      </w:r>
+      <w:r>
+        <w:rPr>
+          <w:rStyle w:val="m"/>
+        </w:rPr>
+        <w:t>removeFirst</w:t>
+      </w:r>
+      <w:proofErr w:type="spellEnd"/>
+      <w:r>
+        <w:t xml:space="preserve">(); </w:t>
+      </w:r>
+      <w:r>
+        <w:rPr>
+          <w:rStyle w:val="e"/>
+        </w:rPr>
+        <w:t>// O(1)</w:t>
+      </w:r>
+      <w:r>
+        <w:br/>
+      </w:r>
+      <w:proofErr w:type="spellStart"/>
+      <w:r>
+        <w:rPr>
+          <w:rStyle w:val="m"/>
+        </w:rPr>
+        <w:t>list</w:t>
+      </w:r>
+      <w:r>
+        <w:rPr>
+          <w:rStyle w:val="g"/>
+        </w:rPr>
+        <w:t>.</w:t>
+      </w:r>
+      <w:r>
+        <w:rPr>
+          <w:rStyle w:val="m"/>
+        </w:rPr>
+        <w:t>removeLast</w:t>
+      </w:r>
+      <w:proofErr w:type="spellEnd"/>
+      <w:r>
+        <w:t xml:space="preserve">(); </w:t>
+      </w:r>
+      <w:r>
+        <w:rPr>
+          <w:rStyle w:val="e"/>
+        </w:rPr>
+        <w:t>// O(1)</w:t>
+      </w:r>
+      <w:r>
+        <w:br/>
+      </w:r>
+      <w:r>
+        <w:br/>
+      </w:r>
+      <w:proofErr w:type="spellStart"/>
+      <w:r>
+        <w:rPr>
+          <w:rStyle w:val="m"/>
+        </w:rPr>
+        <w:t>list</w:t>
+      </w:r>
+      <w:r>
+        <w:rPr>
+          <w:rStyle w:val="g"/>
+        </w:rPr>
+        <w:t>.</w:t>
+      </w:r>
+      <w:r>
+        <w:rPr>
+          <w:rStyle w:val="m"/>
+        </w:rPr>
+        <w:t>size</w:t>
+      </w:r>
+      <w:proofErr w:type="spellEnd"/>
+      <w:r>
+        <w:t xml:space="preserve">(); </w:t>
+      </w:r>
+      <w:r>
+        <w:rPr>
+          <w:rStyle w:val="e"/>
+        </w:rPr>
+        <w:t>// O(1)</w:t>
+      </w:r>
+      <w:r>
+        <w:br/>
+      </w:r>
+      <w:r>
+        <w:br/>
+      </w:r>
+      <w:r>
+        <w:rPr>
+          <w:rStyle w:val="g"/>
+        </w:rPr>
+        <w:t>for</w:t>
+      </w:r>
+      <w:r>
+        <w:t xml:space="preserve"> (</w:t>
+      </w:r>
+      <w:r>
+        <w:rPr>
+          <w:rStyle w:val="m"/>
+        </w:rPr>
+        <w:t>String</w:t>
+      </w:r>
+      <w:r>
+        <w:t xml:space="preserve"> </w:t>
+      </w:r>
+      <w:r>
+        <w:rPr>
+          <w:rStyle w:val="m"/>
+        </w:rPr>
+        <w:t>s</w:t>
+      </w:r>
+      <w:r>
+        <w:t xml:space="preserve"> : </w:t>
+      </w:r>
+      <w:r>
+        <w:rPr>
+          <w:rStyle w:val="m"/>
+        </w:rPr>
+        <w:t>list</w:t>
+      </w:r>
+      <w:r>
+        <w:t xml:space="preserve">) { </w:t>
+      </w:r>
+      <w:r>
+        <w:rPr>
+          <w:rStyle w:val="e"/>
+        </w:rPr>
+        <w:t>// O(n)</w:t>
+      </w:r>
+      <w:r>
+        <w:br/>
+      </w:r>
+      <w:r>
+        <w:rPr>
+          <w:rStyle w:val="m"/>
+        </w:rPr>
+        <w:t>System</w:t>
+      </w:r>
+      <w:r>
+        <w:rPr>
+          <w:rStyle w:val="g"/>
+        </w:rPr>
+        <w:t>.</w:t>
+      </w:r>
+      <w:r>
+        <w:rPr>
+          <w:rStyle w:val="m"/>
+        </w:rPr>
+        <w:t>out</w:t>
+      </w:r>
+      <w:r>
+        <w:rPr>
+          <w:rStyle w:val="g"/>
+        </w:rPr>
+        <w:t>.</w:t>
+      </w:r>
+      <w:r>
+        <w:rPr>
+          <w:rStyle w:val="m"/>
+        </w:rPr>
+        <w:t>println</w:t>
+      </w:r>
+      <w:r>
+        <w:t>(</w:t>
+      </w:r>
+      <w:r>
+        <w:rPr>
+          <w:rStyle w:val="m"/>
+        </w:rPr>
+        <w:t>s</w:t>
+      </w:r>
+      <w:r>
+        <w:t>);</w:t>
+      </w:r>
+      <w:r>
+        <w:br/>
+        <w:t>}</w:t>
+      </w:r>
+      <w:r>
+        <w:br/>
+        <w:t>}</w:t>
+      </w:r>
+      <w:r>
+        <w:br/>
+        <w:t>}</w:t>
+      </w:r>
+    </w:p>
+    <w:p/>
+    <w:p>
+      <w:pPr>
+        <w:spacing w:before="100" w:beforeAutospacing="1" w:after="100" w:afterAutospacing="1" w:line="240" w:lineRule="auto"/>
+        <w:outlineLvl w:val="0"/>
+        <w:rPr>
+          <w:rFonts w:ascii="Times New Roman" w:eastAsia="Times New Roman" w:hAnsi="Times New Roman" w:cs="Times New Roman"/>
+          <w:b/>
+          <w:bCs/>
+          <w:kern w:val="36"/>
+          <w:sz w:val="48"/>
+          <w:szCs w:val="48"/>
+          <w:highlight w:val="red"/>
+          <w:lang w:eastAsia="en-IN"/>
+        </w:rPr>
+      </w:pPr>
+      <w:r>
+        <w:rPr>
+          <w:rFonts w:ascii="Times New Roman" w:eastAsia="Times New Roman" w:hAnsi="Times New Roman" w:cs="Times New Roman"/>
+          <w:b/>
+          <w:bCs/>
+          <w:kern w:val="36"/>
+          <w:sz w:val="48"/>
+          <w:szCs w:val="48"/>
+          <w:highlight w:val="red"/>
+          <w:lang w:eastAsia="en-IN"/>
+        </w:rPr>
+        <w:t>2.</w:t>
+      </w:r>
+      <w:r>
+        <w:rPr>
+          <w:rFonts w:ascii="Times New Roman" w:eastAsia="Times New Roman" w:hAnsi="Times New Roman" w:cs="Times New Roman"/>
+          <w:b/>
+          <w:bCs/>
+          <w:kern w:val="36"/>
+          <w:sz w:val="48"/>
+          <w:szCs w:val="48"/>
+          <w:highlight w:val="red"/>
+          <w:lang w:eastAsia="en-IN"/>
+        </w:rPr>
+        <w:t>3</w:t>
+      </w:r>
+      <w:r>
+        <w:rPr>
+          <w:rFonts w:ascii="Times New Roman" w:eastAsia="Times New Roman" w:hAnsi="Times New Roman" w:cs="Times New Roman"/>
+          <w:b/>
+          <w:bCs/>
+          <w:kern w:val="36"/>
+          <w:sz w:val="48"/>
+          <w:szCs w:val="48"/>
+          <w:highlight w:val="red"/>
+          <w:lang w:eastAsia="en-IN"/>
+        </w:rPr>
+        <w:t xml:space="preserve"> </w:t>
+      </w:r>
       <w:r>
         <w:rPr>
           <w:rFonts w:ascii="Times New Roman" w:eastAsia="Times New Roman" w:hAnsi="Times New Roman" w:cs="Times New Roman"/>
@@ -5396,6 +5500,47 @@
           <w:highlight w:val="red"/>
           <w:lang w:eastAsia="en-IN"/>
         </w:rPr>
+        <w:t>2.</w:t>
+      </w:r>
+      <w:r>
+        <w:rPr>
+          <w:rFonts w:ascii="Times New Roman" w:eastAsia="Times New Roman" w:hAnsi="Times New Roman" w:cs="Times New Roman"/>
+          <w:b/>
+          <w:bCs/>
+          <w:kern w:val="36"/>
+          <w:sz w:val="48"/>
+          <w:szCs w:val="48"/>
+          <w:highlight w:val="red"/>
+          <w:lang w:eastAsia="en-IN"/>
+        </w:rPr>
+        <w:t>4</w:t>
+      </w:r>
+      <w:bookmarkStart w:id="0" w:name="_GoBack"/>
+      <w:bookmarkEnd w:id="0"/>
+      <w:r>
+        <w:rPr>
+          <w:rFonts w:ascii="Times New Roman" w:eastAsia="Times New Roman" w:hAnsi="Times New Roman" w:cs="Times New Roman"/>
+          <w:b/>
+          <w:bCs/>
+          <w:kern w:val="36"/>
+          <w:sz w:val="48"/>
+          <w:szCs w:val="48"/>
+          <w:highlight w:val="red"/>
+          <w:lang w:eastAsia="en-IN"/>
+        </w:rPr>
+        <w:t xml:space="preserve"> </w:t>
+      </w:r>
+      <w:r>
+        <w:rPr>
+          <w:rFonts w:ascii="Times New Roman" w:eastAsia="Times New Roman" w:hAnsi="Times New Roman" w:cs="Times New Roman"/>
+          <w:b/>
+          <w:bCs/>
+          <w:kern w:val="36"/>
+          <w:sz w:val="48"/>
+          <w:szCs w:val="48"/>
+          <w:highlight w:val="red"/>
+          <w:lang w:eastAsia="en-IN"/>
+        </w:rPr>
         <w:t>Stack</w:t>
       </w:r>
     </w:p>
@@ -6559,8 +6704,6 @@
         </w:rPr>
         <w:t>;</w:t>
       </w:r>
-      <w:bookmarkStart w:id="0" w:name="_GoBack"/>
-      <w:bookmarkEnd w:id="0"/>
       <w:r>
         <w:rPr>
           <w:rFonts w:ascii="Courier New" w:eastAsia="Times New Roman" w:hAnsi="Courier New" w:cs="Courier New"/>
@@ -7059,6 +7202,674 @@
       </w:r>
     </w:p>
     <w:p/>
+    <w:p>
+      <w:pPr>
+        <w:spacing w:before="100" w:beforeAutospacing="1" w:after="100" w:afterAutospacing="1" w:line="240" w:lineRule="auto"/>
+        <w:outlineLvl w:val="0"/>
+        <w:rPr>
+          <w:rFonts w:ascii="Times New Roman" w:eastAsia="Times New Roman" w:hAnsi="Times New Roman" w:cs="Times New Roman"/>
+          <w:b/>
+          <w:bCs/>
+          <w:kern w:val="36"/>
+          <w:sz w:val="48"/>
+          <w:szCs w:val="48"/>
+          <w:highlight w:val="yellow"/>
+          <w:lang w:eastAsia="en-IN"/>
+        </w:rPr>
+      </w:pPr>
+      <w:r>
+        <w:rPr>
+          <w:rFonts w:ascii="Times New Roman" w:eastAsia="Times New Roman" w:hAnsi="Times New Roman" w:cs="Times New Roman"/>
+          <w:b/>
+          <w:bCs/>
+          <w:kern w:val="36"/>
+          <w:sz w:val="48"/>
+          <w:szCs w:val="48"/>
+          <w:highlight w:val="yellow"/>
+          <w:lang w:eastAsia="en-IN"/>
+        </w:rPr>
+        <w:t xml:space="preserve">3. </w:t>
+      </w:r>
+      <w:r>
+        <w:rPr>
+          <w:rFonts w:ascii="Times New Roman" w:eastAsia="Times New Roman" w:hAnsi="Times New Roman" w:cs="Times New Roman"/>
+          <w:b/>
+          <w:bCs/>
+          <w:kern w:val="36"/>
+          <w:sz w:val="48"/>
+          <w:szCs w:val="48"/>
+          <w:highlight w:val="yellow"/>
+          <w:lang w:eastAsia="en-IN"/>
+        </w:rPr>
+        <w:t>Set</w:t>
+      </w:r>
+    </w:p>
+    <w:p>
+      <w:pPr>
+        <w:spacing w:before="100" w:beforeAutospacing="1" w:after="100" w:afterAutospacing="1" w:line="240" w:lineRule="auto"/>
+        <w:outlineLvl w:val="2"/>
+        <w:rPr>
+          <w:rFonts w:ascii="Times New Roman" w:eastAsia="Times New Roman" w:hAnsi="Times New Roman" w:cs="Times New Roman"/>
+          <w:b/>
+          <w:bCs/>
+          <w:sz w:val="27"/>
+          <w:szCs w:val="27"/>
+          <w:lang w:eastAsia="en-IN"/>
+        </w:rPr>
+      </w:pPr>
+      <w:r>
+        <w:rPr>
+          <w:rFonts w:ascii="Times New Roman" w:eastAsia="Times New Roman" w:hAnsi="Times New Roman" w:cs="Times New Roman"/>
+          <w:b/>
+          <w:bCs/>
+          <w:sz w:val="27"/>
+          <w:szCs w:val="27"/>
+          <w:lang w:eastAsia="en-IN"/>
+        </w:rPr>
+        <w:t>Definition</w:t>
+      </w:r>
+    </w:p>
+    <w:p>
+      <w:pPr>
+        <w:spacing w:beforeAutospacing="1" w:after="100" w:afterAutospacing="1" w:line="240" w:lineRule="auto"/>
+        <w:rPr>
+          <w:rFonts w:ascii="Times New Roman" w:eastAsia="Times New Roman" w:hAnsi="Times New Roman" w:cs="Times New Roman"/>
+          <w:sz w:val="24"/>
+          <w:szCs w:val="24"/>
+          <w:lang w:eastAsia="en-IN"/>
+        </w:rPr>
+      </w:pPr>
+      <w:r>
+        <w:rPr>
+          <w:rFonts w:ascii="Times New Roman" w:eastAsia="Times New Roman" w:hAnsi="Times New Roman" w:cs="Times New Roman"/>
+          <w:sz w:val="24"/>
+          <w:szCs w:val="24"/>
+          <w:lang w:eastAsia="en-IN"/>
+        </w:rPr>
+        <w:t>Set is an interface that defines rules for storing unique elements.</w:t>
+      </w:r>
+    </w:p>
+    <w:p>
+      <w:pPr>
+        <w:spacing w:before="100" w:beforeAutospacing="1" w:after="100" w:afterAutospacing="1" w:line="240" w:lineRule="auto"/>
+        <w:outlineLvl w:val="2"/>
+        <w:rPr>
+          <w:rFonts w:ascii="Times New Roman" w:eastAsia="Times New Roman" w:hAnsi="Times New Roman" w:cs="Times New Roman"/>
+          <w:b/>
+          <w:bCs/>
+          <w:sz w:val="27"/>
+          <w:szCs w:val="27"/>
+          <w:lang w:eastAsia="en-IN"/>
+        </w:rPr>
+      </w:pPr>
+      <w:r>
+        <w:rPr>
+          <w:rFonts w:ascii="Times New Roman" w:eastAsia="Times New Roman" w:hAnsi="Times New Roman" w:cs="Times New Roman"/>
+          <w:b/>
+          <w:bCs/>
+          <w:sz w:val="27"/>
+          <w:szCs w:val="27"/>
+          <w:lang w:eastAsia="en-IN"/>
+        </w:rPr>
+        <w:t>Rules</w:t>
+      </w:r>
+    </w:p>
+    <w:p>
+      <w:pPr>
+        <w:tabs>
+          <w:tab w:val="left" w:pos="916"/>
+          <w:tab w:val="left" w:pos="1832"/>
+          <w:tab w:val="left" w:pos="2748"/>
+          <w:tab w:val="left" w:pos="3664"/>
+          <w:tab w:val="left" w:pos="4580"/>
+          <w:tab w:val="left" w:pos="5496"/>
+          <w:tab w:val="left" w:pos="6412"/>
+          <w:tab w:val="left" w:pos="7328"/>
+          <w:tab w:val="left" w:pos="8244"/>
+          <w:tab w:val="left" w:pos="9160"/>
+          <w:tab w:val="left" w:pos="10076"/>
+          <w:tab w:val="left" w:pos="10992"/>
+          <w:tab w:val="left" w:pos="11908"/>
+          <w:tab w:val="left" w:pos="12824"/>
+          <w:tab w:val="left" w:pos="13740"/>
+          <w:tab w:val="left" w:pos="14656"/>
+        </w:tabs>
+        <w:spacing w:after="0" w:line="240" w:lineRule="auto"/>
+        <w:rPr>
+          <w:rFonts w:ascii="Courier New" w:eastAsia="Times New Roman" w:hAnsi="Courier New" w:cs="Courier New"/>
+          <w:sz w:val="20"/>
+          <w:szCs w:val="20"/>
+          <w:lang w:eastAsia="en-IN"/>
+        </w:rPr>
+      </w:pPr>
+      <w:r>
+        <w:rPr>
+          <w:rFonts w:ascii="Courier New" w:eastAsia="Times New Roman" w:hAnsi="Courier New" w:cs="Courier New"/>
+          <w:sz w:val="20"/>
+          <w:szCs w:val="20"/>
+          <w:lang w:eastAsia="en-IN"/>
+        </w:rPr>
+        <w:t>Order      ❌ Depends on Implementation</w:t>
+      </w:r>
+      <w:r>
+        <w:rPr>
+          <w:rFonts w:ascii="Courier New" w:eastAsia="Times New Roman" w:hAnsi="Courier New" w:cs="Courier New"/>
+          <w:sz w:val="20"/>
+          <w:szCs w:val="20"/>
+          <w:lang w:eastAsia="en-IN"/>
+        </w:rPr>
+        <w:br/>
+      </w:r>
+      <w:proofErr w:type="gramStart"/>
+      <w:r>
+        <w:rPr>
+          <w:rFonts w:ascii="Courier New" w:eastAsia="Times New Roman" w:hAnsi="Courier New" w:cs="Courier New"/>
+          <w:sz w:val="20"/>
+          <w:szCs w:val="20"/>
+          <w:lang w:eastAsia="en-IN"/>
+        </w:rPr>
+        <w:t>Duplicate  ❌</w:t>
+      </w:r>
+      <w:proofErr w:type="gramEnd"/>
+      <w:r>
+        <w:rPr>
+          <w:rFonts w:ascii="Courier New" w:eastAsia="Times New Roman" w:hAnsi="Courier New" w:cs="Courier New"/>
+          <w:sz w:val="20"/>
+          <w:szCs w:val="20"/>
+          <w:lang w:eastAsia="en-IN"/>
+        </w:rPr>
+        <w:t xml:space="preserve"> Not Allowed</w:t>
+      </w:r>
+      <w:r>
+        <w:rPr>
+          <w:rFonts w:ascii="Courier New" w:eastAsia="Times New Roman" w:hAnsi="Courier New" w:cs="Courier New"/>
+          <w:sz w:val="20"/>
+          <w:szCs w:val="20"/>
+          <w:lang w:eastAsia="en-IN"/>
+        </w:rPr>
+        <w:br/>
+        <w:t>Null       Depends on Implementation</w:t>
+      </w:r>
+      <w:r>
+        <w:rPr>
+          <w:rFonts w:ascii="Courier New" w:eastAsia="Times New Roman" w:hAnsi="Courier New" w:cs="Courier New"/>
+          <w:sz w:val="20"/>
+          <w:szCs w:val="20"/>
+          <w:lang w:eastAsia="en-IN"/>
+        </w:rPr>
+        <w:br/>
+        <w:t>Index      ❌</w:t>
+      </w:r>
+    </w:p>
+    <w:p>
+      <w:pPr>
+        <w:spacing w:before="100" w:beforeAutospacing="1" w:after="100" w:afterAutospacing="1" w:line="240" w:lineRule="auto"/>
+        <w:outlineLvl w:val="2"/>
+        <w:rPr>
+          <w:rFonts w:ascii="Times New Roman" w:eastAsia="Times New Roman" w:hAnsi="Times New Roman" w:cs="Times New Roman"/>
+          <w:b/>
+          <w:bCs/>
+          <w:sz w:val="27"/>
+          <w:szCs w:val="27"/>
+          <w:lang w:eastAsia="en-IN"/>
+        </w:rPr>
+      </w:pPr>
+      <w:r>
+        <w:rPr>
+          <w:rFonts w:ascii="Times New Roman" w:eastAsia="Times New Roman" w:hAnsi="Times New Roman" w:cs="Times New Roman"/>
+          <w:b/>
+          <w:bCs/>
+          <w:sz w:val="27"/>
+          <w:szCs w:val="27"/>
+          <w:lang w:eastAsia="en-IN"/>
+        </w:rPr>
+        <w:t>Who follows these rules?</w:t>
+      </w:r>
+    </w:p>
+    <w:p>
+      <w:pPr>
+        <w:numPr>
+          <w:ilvl w:val="0"/>
+          <w:numId w:val="9"/>
+        </w:numPr>
+        <w:spacing w:before="100" w:beforeAutospacing="1" w:after="100" w:afterAutospacing="1" w:line="240" w:lineRule="auto"/>
+        <w:rPr>
+          <w:rFonts w:ascii="Times New Roman" w:eastAsia="Times New Roman" w:hAnsi="Times New Roman" w:cs="Times New Roman"/>
+          <w:sz w:val="24"/>
+          <w:szCs w:val="24"/>
+          <w:lang w:eastAsia="en-IN"/>
+        </w:rPr>
+      </w:pPr>
+      <w:proofErr w:type="spellStart"/>
+      <w:r>
+        <w:rPr>
+          <w:rFonts w:ascii="Times New Roman" w:eastAsia="Times New Roman" w:hAnsi="Times New Roman" w:cs="Times New Roman"/>
+          <w:sz w:val="24"/>
+          <w:szCs w:val="24"/>
+          <w:lang w:eastAsia="en-IN"/>
+        </w:rPr>
+        <w:t>HashSet</w:t>
+      </w:r>
+      <w:proofErr w:type="spellEnd"/>
+      <w:r>
+        <w:rPr>
+          <w:rFonts w:ascii="Times New Roman" w:eastAsia="Times New Roman" w:hAnsi="Times New Roman" w:cs="Times New Roman"/>
+          <w:sz w:val="24"/>
+          <w:szCs w:val="24"/>
+          <w:lang w:eastAsia="en-IN"/>
+        </w:rPr>
+        <w:t xml:space="preserve"> </w:t>
+      </w:r>
+    </w:p>
+    <w:p>
+      <w:pPr>
+        <w:numPr>
+          <w:ilvl w:val="0"/>
+          <w:numId w:val="9"/>
+        </w:numPr>
+        <w:spacing w:before="100" w:beforeAutospacing="1" w:after="100" w:afterAutospacing="1" w:line="240" w:lineRule="auto"/>
+        <w:rPr>
+          <w:rFonts w:ascii="Times New Roman" w:eastAsia="Times New Roman" w:hAnsi="Times New Roman" w:cs="Times New Roman"/>
+          <w:sz w:val="24"/>
+          <w:szCs w:val="24"/>
+          <w:lang w:eastAsia="en-IN"/>
+        </w:rPr>
+      </w:pPr>
+      <w:proofErr w:type="spellStart"/>
+      <w:r>
+        <w:rPr>
+          <w:rFonts w:ascii="Times New Roman" w:eastAsia="Times New Roman" w:hAnsi="Times New Roman" w:cs="Times New Roman"/>
+          <w:sz w:val="24"/>
+          <w:szCs w:val="24"/>
+          <w:lang w:eastAsia="en-IN"/>
+        </w:rPr>
+        <w:t>LinkedHashSet</w:t>
+      </w:r>
+      <w:proofErr w:type="spellEnd"/>
+      <w:r>
+        <w:rPr>
+          <w:rFonts w:ascii="Times New Roman" w:eastAsia="Times New Roman" w:hAnsi="Times New Roman" w:cs="Times New Roman"/>
+          <w:sz w:val="24"/>
+          <w:szCs w:val="24"/>
+          <w:lang w:eastAsia="en-IN"/>
+        </w:rPr>
+        <w:t xml:space="preserve"> </w:t>
+      </w:r>
+    </w:p>
+    <w:p>
+      <w:pPr>
+        <w:numPr>
+          <w:ilvl w:val="0"/>
+          <w:numId w:val="9"/>
+        </w:numPr>
+        <w:spacing w:before="100" w:beforeAutospacing="1" w:after="100" w:afterAutospacing="1" w:line="240" w:lineRule="auto"/>
+        <w:rPr>
+          <w:rFonts w:ascii="Times New Roman" w:eastAsia="Times New Roman" w:hAnsi="Times New Roman" w:cs="Times New Roman"/>
+          <w:sz w:val="24"/>
+          <w:szCs w:val="24"/>
+          <w:lang w:eastAsia="en-IN"/>
+        </w:rPr>
+      </w:pPr>
+      <w:proofErr w:type="spellStart"/>
+      <w:r>
+        <w:rPr>
+          <w:rFonts w:ascii="Times New Roman" w:eastAsia="Times New Roman" w:hAnsi="Times New Roman" w:cs="Times New Roman"/>
+          <w:sz w:val="24"/>
+          <w:szCs w:val="24"/>
+          <w:lang w:eastAsia="en-IN"/>
+        </w:rPr>
+        <w:t>TreeSet</w:t>
+      </w:r>
+      <w:proofErr w:type="spellEnd"/>
+      <w:r>
+        <w:rPr>
+          <w:rFonts w:ascii="Times New Roman" w:eastAsia="Times New Roman" w:hAnsi="Times New Roman" w:cs="Times New Roman"/>
+          <w:sz w:val="24"/>
+          <w:szCs w:val="24"/>
+          <w:lang w:eastAsia="en-IN"/>
+        </w:rPr>
+        <w:t xml:space="preserve"> </w:t>
+      </w:r>
+    </w:p>
+    <w:p>
+      <w:pPr>
+        <w:tabs>
+          <w:tab w:val="left" w:pos="916"/>
+          <w:tab w:val="left" w:pos="1832"/>
+          <w:tab w:val="left" w:pos="2748"/>
+          <w:tab w:val="left" w:pos="3664"/>
+          <w:tab w:val="left" w:pos="4580"/>
+          <w:tab w:val="left" w:pos="5496"/>
+          <w:tab w:val="left" w:pos="6412"/>
+          <w:tab w:val="left" w:pos="7328"/>
+          <w:tab w:val="left" w:pos="8244"/>
+          <w:tab w:val="left" w:pos="9160"/>
+          <w:tab w:val="left" w:pos="10076"/>
+          <w:tab w:val="left" w:pos="10992"/>
+          <w:tab w:val="left" w:pos="11908"/>
+          <w:tab w:val="left" w:pos="12824"/>
+          <w:tab w:val="left" w:pos="13740"/>
+          <w:tab w:val="left" w:pos="14656"/>
+        </w:tabs>
+        <w:spacing w:after="0" w:line="240" w:lineRule="auto"/>
+        <w:rPr>
+          <w:rFonts w:ascii="Courier New" w:eastAsia="Times New Roman" w:hAnsi="Courier New" w:cs="Courier New"/>
+          <w:sz w:val="20"/>
+          <w:szCs w:val="20"/>
+          <w:lang w:eastAsia="en-IN"/>
+        </w:rPr>
+      </w:pPr>
+      <w:r>
+        <w:rPr>
+          <w:rFonts w:ascii="Courier New" w:eastAsia="Times New Roman" w:hAnsi="Courier New" w:cs="Courier New"/>
+          <w:sz w:val="20"/>
+          <w:szCs w:val="20"/>
+          <w:lang w:eastAsia="en-IN"/>
+        </w:rPr>
+        <w:lastRenderedPageBreak/>
+        <w:t xml:space="preserve">        Set</w:t>
+      </w:r>
+      <w:r>
+        <w:rPr>
+          <w:rFonts w:ascii="Courier New" w:eastAsia="Times New Roman" w:hAnsi="Courier New" w:cs="Courier New"/>
+          <w:sz w:val="20"/>
+          <w:szCs w:val="20"/>
+          <w:lang w:eastAsia="en-IN"/>
+        </w:rPr>
+        <w:br/>
+        <w:t xml:space="preserve">         |</w:t>
+      </w:r>
+      <w:r>
+        <w:rPr>
+          <w:rFonts w:ascii="Courier New" w:eastAsia="Times New Roman" w:hAnsi="Courier New" w:cs="Courier New"/>
+          <w:sz w:val="20"/>
+          <w:szCs w:val="20"/>
+          <w:lang w:eastAsia="en-IN"/>
+        </w:rPr>
+        <w:br/>
+        <w:t xml:space="preserve"> -------------------</w:t>
+      </w:r>
+      <w:r>
+        <w:rPr>
+          <w:rFonts w:ascii="Courier New" w:eastAsia="Times New Roman" w:hAnsi="Courier New" w:cs="Courier New"/>
+          <w:sz w:val="20"/>
+          <w:szCs w:val="20"/>
+          <w:lang w:eastAsia="en-IN"/>
+        </w:rPr>
+        <w:br/>
+        <w:t xml:space="preserve"> |        |         |</w:t>
+      </w:r>
+      <w:r>
+        <w:rPr>
+          <w:rFonts w:ascii="Courier New" w:eastAsia="Times New Roman" w:hAnsi="Courier New" w:cs="Courier New"/>
+          <w:sz w:val="20"/>
+          <w:szCs w:val="20"/>
+          <w:lang w:eastAsia="en-IN"/>
+        </w:rPr>
+        <w:br/>
+      </w:r>
+      <w:proofErr w:type="spellStart"/>
+      <w:r>
+        <w:rPr>
+          <w:rFonts w:ascii="Courier New" w:eastAsia="Times New Roman" w:hAnsi="Courier New" w:cs="Courier New"/>
+          <w:sz w:val="20"/>
+          <w:szCs w:val="20"/>
+          <w:lang w:eastAsia="en-IN"/>
+        </w:rPr>
+        <w:t>HashSet</w:t>
+      </w:r>
+      <w:proofErr w:type="spellEnd"/>
+      <w:r>
+        <w:rPr>
+          <w:rFonts w:ascii="Courier New" w:eastAsia="Times New Roman" w:hAnsi="Courier New" w:cs="Courier New"/>
+          <w:sz w:val="20"/>
+          <w:szCs w:val="20"/>
+          <w:lang w:eastAsia="en-IN"/>
+        </w:rPr>
+        <w:t xml:space="preserve"> </w:t>
+      </w:r>
+      <w:proofErr w:type="spellStart"/>
+      <w:r>
+        <w:rPr>
+          <w:rFonts w:ascii="Courier New" w:eastAsia="Times New Roman" w:hAnsi="Courier New" w:cs="Courier New"/>
+          <w:sz w:val="20"/>
+          <w:szCs w:val="20"/>
+          <w:lang w:eastAsia="en-IN"/>
+        </w:rPr>
+        <w:t>LinkedHashSet</w:t>
+      </w:r>
+      <w:proofErr w:type="spellEnd"/>
+      <w:r>
+        <w:rPr>
+          <w:rFonts w:ascii="Courier New" w:eastAsia="Times New Roman" w:hAnsi="Courier New" w:cs="Courier New"/>
+          <w:sz w:val="20"/>
+          <w:szCs w:val="20"/>
+          <w:lang w:eastAsia="en-IN"/>
+        </w:rPr>
+        <w:t xml:space="preserve"> </w:t>
+      </w:r>
+      <w:proofErr w:type="spellStart"/>
+      <w:r>
+        <w:rPr>
+          <w:rFonts w:ascii="Courier New" w:eastAsia="Times New Roman" w:hAnsi="Courier New" w:cs="Courier New"/>
+          <w:sz w:val="20"/>
+          <w:szCs w:val="20"/>
+          <w:lang w:eastAsia="en-IN"/>
+        </w:rPr>
+        <w:t>TreeSet</w:t>
+      </w:r>
+      <w:proofErr w:type="spellEnd"/>
+    </w:p>
+    <w:p>
+      <w:pPr>
+        <w:spacing w:before="100" w:beforeAutospacing="1" w:after="100" w:afterAutospacing="1" w:line="240" w:lineRule="auto"/>
+        <w:outlineLvl w:val="2"/>
+        <w:rPr>
+          <w:rFonts w:ascii="Times New Roman" w:eastAsia="Times New Roman" w:hAnsi="Times New Roman" w:cs="Times New Roman"/>
+          <w:b/>
+          <w:bCs/>
+          <w:sz w:val="27"/>
+          <w:szCs w:val="27"/>
+          <w:lang w:eastAsia="en-IN"/>
+        </w:rPr>
+      </w:pPr>
+      <w:r>
+        <w:rPr>
+          <w:rFonts w:ascii="Times New Roman" w:eastAsia="Times New Roman" w:hAnsi="Times New Roman" w:cs="Times New Roman"/>
+          <w:b/>
+          <w:bCs/>
+          <w:sz w:val="27"/>
+          <w:szCs w:val="27"/>
+          <w:lang w:eastAsia="en-IN"/>
+        </w:rPr>
+        <w:t>Simple Interview Definition</w:t>
+      </w:r>
+    </w:p>
+    <w:p>
+      <w:pPr>
+        <w:spacing w:beforeAutospacing="1" w:after="100" w:afterAutospacing="1" w:line="240" w:lineRule="auto"/>
+        <w:rPr>
+          <w:rFonts w:ascii="Times New Roman" w:eastAsia="Times New Roman" w:hAnsi="Times New Roman" w:cs="Times New Roman"/>
+          <w:sz w:val="24"/>
+          <w:szCs w:val="24"/>
+          <w:lang w:eastAsia="en-IN"/>
+        </w:rPr>
+      </w:pPr>
+      <w:r>
+        <w:rPr>
+          <w:rFonts w:ascii="Times New Roman" w:eastAsia="Times New Roman" w:hAnsi="Times New Roman" w:cs="Times New Roman"/>
+          <w:sz w:val="24"/>
+          <w:szCs w:val="24"/>
+          <w:lang w:eastAsia="en-IN"/>
+        </w:rPr>
+        <w:t xml:space="preserve">Set is an interface that defines rules for storing unique elements. </w:t>
+      </w:r>
+      <w:proofErr w:type="spellStart"/>
+      <w:r>
+        <w:rPr>
+          <w:rFonts w:ascii="Times New Roman" w:eastAsia="Times New Roman" w:hAnsi="Times New Roman" w:cs="Times New Roman"/>
+          <w:sz w:val="24"/>
+          <w:szCs w:val="24"/>
+          <w:lang w:eastAsia="en-IN"/>
+        </w:rPr>
+        <w:t>HashSet</w:t>
+      </w:r>
+      <w:proofErr w:type="spellEnd"/>
+      <w:r>
+        <w:rPr>
+          <w:rFonts w:ascii="Times New Roman" w:eastAsia="Times New Roman" w:hAnsi="Times New Roman" w:cs="Times New Roman"/>
+          <w:sz w:val="24"/>
+          <w:szCs w:val="24"/>
+          <w:lang w:eastAsia="en-IN"/>
+        </w:rPr>
+        <w:t xml:space="preserve">, </w:t>
+      </w:r>
+      <w:proofErr w:type="spellStart"/>
+      <w:r>
+        <w:rPr>
+          <w:rFonts w:ascii="Times New Roman" w:eastAsia="Times New Roman" w:hAnsi="Times New Roman" w:cs="Times New Roman"/>
+          <w:sz w:val="24"/>
+          <w:szCs w:val="24"/>
+          <w:lang w:eastAsia="en-IN"/>
+        </w:rPr>
+        <w:t>LinkedHashSet</w:t>
+      </w:r>
+      <w:proofErr w:type="spellEnd"/>
+      <w:r>
+        <w:rPr>
+          <w:rFonts w:ascii="Times New Roman" w:eastAsia="Times New Roman" w:hAnsi="Times New Roman" w:cs="Times New Roman"/>
+          <w:sz w:val="24"/>
+          <w:szCs w:val="24"/>
+          <w:lang w:eastAsia="en-IN"/>
+        </w:rPr>
+        <w:t xml:space="preserve">, and </w:t>
+      </w:r>
+      <w:proofErr w:type="spellStart"/>
+      <w:r>
+        <w:rPr>
+          <w:rFonts w:ascii="Times New Roman" w:eastAsia="Times New Roman" w:hAnsi="Times New Roman" w:cs="Times New Roman"/>
+          <w:sz w:val="24"/>
+          <w:szCs w:val="24"/>
+          <w:lang w:eastAsia="en-IN"/>
+        </w:rPr>
+        <w:t>TreeSet</w:t>
+      </w:r>
+      <w:proofErr w:type="spellEnd"/>
+      <w:r>
+        <w:rPr>
+          <w:rFonts w:ascii="Times New Roman" w:eastAsia="Times New Roman" w:hAnsi="Times New Roman" w:cs="Times New Roman"/>
+          <w:sz w:val="24"/>
+          <w:szCs w:val="24"/>
+          <w:lang w:eastAsia="en-IN"/>
+        </w:rPr>
+        <w:t xml:space="preserve"> implement these rules and store the actual data.</w:t>
+      </w:r>
+    </w:p>
+    <w:p>
+      <w:pPr>
+        <w:spacing w:before="100" w:beforeAutospacing="1" w:after="100" w:afterAutospacing="1" w:line="240" w:lineRule="auto"/>
+        <w:outlineLvl w:val="2"/>
+        <w:rPr>
+          <w:rFonts w:ascii="Times New Roman" w:eastAsia="Times New Roman" w:hAnsi="Times New Roman" w:cs="Times New Roman"/>
+          <w:b/>
+          <w:bCs/>
+          <w:sz w:val="27"/>
+          <w:szCs w:val="27"/>
+          <w:lang w:eastAsia="en-IN"/>
+        </w:rPr>
+      </w:pPr>
+      <w:r>
+        <w:rPr>
+          <w:rFonts w:ascii="Times New Roman" w:eastAsia="Times New Roman" w:hAnsi="Times New Roman" w:cs="Times New Roman"/>
+          <w:b/>
+          <w:bCs/>
+          <w:sz w:val="27"/>
+          <w:szCs w:val="27"/>
+          <w:lang w:eastAsia="en-IN"/>
+        </w:rPr>
+        <w:t>One-Liner</w:t>
+      </w:r>
+    </w:p>
+    <w:p>
+      <w:pPr>
+        <w:spacing w:beforeAutospacing="1" w:after="100" w:afterAutospacing="1" w:line="240" w:lineRule="auto"/>
+        <w:rPr>
+          <w:rFonts w:ascii="Times New Roman" w:eastAsia="Times New Roman" w:hAnsi="Times New Roman" w:cs="Times New Roman"/>
+          <w:sz w:val="24"/>
+          <w:szCs w:val="24"/>
+          <w:lang w:eastAsia="en-IN"/>
+        </w:rPr>
+      </w:pPr>
+      <w:r>
+        <w:rPr>
+          <w:rFonts w:ascii="Times New Roman" w:eastAsia="Times New Roman" w:hAnsi="Times New Roman" w:cs="Times New Roman"/>
+          <w:sz w:val="24"/>
+          <w:szCs w:val="24"/>
+          <w:lang w:eastAsia="en-IN"/>
+        </w:rPr>
+        <w:t xml:space="preserve">Set is an interface that does not allow duplicates and does not support index-based access. The actual data is stored by </w:t>
+      </w:r>
+      <w:proofErr w:type="spellStart"/>
+      <w:r>
+        <w:rPr>
+          <w:rFonts w:ascii="Times New Roman" w:eastAsia="Times New Roman" w:hAnsi="Times New Roman" w:cs="Times New Roman"/>
+          <w:sz w:val="24"/>
+          <w:szCs w:val="24"/>
+          <w:lang w:eastAsia="en-IN"/>
+        </w:rPr>
+        <w:t>HashSet</w:t>
+      </w:r>
+      <w:proofErr w:type="spellEnd"/>
+      <w:r>
+        <w:rPr>
+          <w:rFonts w:ascii="Times New Roman" w:eastAsia="Times New Roman" w:hAnsi="Times New Roman" w:cs="Times New Roman"/>
+          <w:sz w:val="24"/>
+          <w:szCs w:val="24"/>
+          <w:lang w:eastAsia="en-IN"/>
+        </w:rPr>
+        <w:t xml:space="preserve">, </w:t>
+      </w:r>
+      <w:proofErr w:type="spellStart"/>
+      <w:r>
+        <w:rPr>
+          <w:rFonts w:ascii="Times New Roman" w:eastAsia="Times New Roman" w:hAnsi="Times New Roman" w:cs="Times New Roman"/>
+          <w:sz w:val="24"/>
+          <w:szCs w:val="24"/>
+          <w:lang w:eastAsia="en-IN"/>
+        </w:rPr>
+        <w:t>LinkedHashSet</w:t>
+      </w:r>
+      <w:proofErr w:type="spellEnd"/>
+      <w:r>
+        <w:rPr>
+          <w:rFonts w:ascii="Times New Roman" w:eastAsia="Times New Roman" w:hAnsi="Times New Roman" w:cs="Times New Roman"/>
+          <w:sz w:val="24"/>
+          <w:szCs w:val="24"/>
+          <w:lang w:eastAsia="en-IN"/>
+        </w:rPr>
+        <w:t xml:space="preserve">, and </w:t>
+      </w:r>
+      <w:proofErr w:type="spellStart"/>
+      <w:r>
+        <w:rPr>
+          <w:rFonts w:ascii="Times New Roman" w:eastAsia="Times New Roman" w:hAnsi="Times New Roman" w:cs="Times New Roman"/>
+          <w:sz w:val="24"/>
+          <w:szCs w:val="24"/>
+          <w:lang w:eastAsia="en-IN"/>
+        </w:rPr>
+        <w:t>TreeSet</w:t>
+      </w:r>
+      <w:proofErr w:type="spellEnd"/>
+      <w:r>
+        <w:rPr>
+          <w:rFonts w:ascii="Times New Roman" w:eastAsia="Times New Roman" w:hAnsi="Times New Roman" w:cs="Times New Roman"/>
+          <w:sz w:val="24"/>
+          <w:szCs w:val="24"/>
+          <w:lang w:eastAsia="en-IN"/>
+        </w:rPr>
+        <w:t>.</w:t>
+      </w:r>
+    </w:p>
     <w:p/>
     <w:sectPr>
       <w:footerReference w:type="default" r:id="rId9"/>
@@ -7130,7 +7941,7 @@
           <w:rPr>
             <w:noProof/>
           </w:rPr>
-          <w:t>19</w:t>
+          <w:t>16</w:t>
         </w:r>
         <w:r>
           <w:rPr>
@@ -8223,6 +9034,155 @@
     <w:nsid w:val="5F977A0A"/>
     <w:multiLevelType w:val="multilevel"/>
     <w:tmpl w:val="4992D380"/>
+    <w:lvl w:ilvl="0">
+      <w:start w:val="1"/>
+      <w:numFmt w:val="bullet"/>
+      <w:lvlText w:val=""/>
+      <w:lvlJc w:val="left"/>
+      <w:pPr>
+        <w:tabs>
+          <w:tab w:val="num" w:pos="720"/>
+        </w:tabs>
+        <w:ind w:left="720" w:hanging="360"/>
+      </w:pPr>
+      <w:rPr>
+        <w:rFonts w:ascii="Symbol" w:hAnsi="Symbol" w:hint="default"/>
+        <w:sz w:val="20"/>
+      </w:rPr>
+    </w:lvl>
+    <w:lvl w:ilvl="1" w:tentative="1">
+      <w:start w:val="1"/>
+      <w:numFmt w:val="bullet"/>
+      <w:lvlText w:val="o"/>
+      <w:lvlJc w:val="left"/>
+      <w:pPr>
+        <w:tabs>
+          <w:tab w:val="num" w:pos="1440"/>
+        </w:tabs>
+        <w:ind w:left="1440" w:hanging="360"/>
+      </w:pPr>
+      <w:rPr>
+        <w:rFonts w:ascii="Courier New" w:hAnsi="Courier New" w:hint="default"/>
+        <w:sz w:val="20"/>
+      </w:rPr>
+    </w:lvl>
+    <w:lvl w:ilvl="2" w:tentative="1">
+      <w:start w:val="1"/>
+      <w:numFmt w:val="bullet"/>
+      <w:lvlText w:val=""/>
+      <w:lvlJc w:val="left"/>
+      <w:pPr>
+        <w:tabs>
+          <w:tab w:val="num" w:pos="2160"/>
+        </w:tabs>
+        <w:ind w:left="2160" w:hanging="360"/>
+      </w:pPr>
+      <w:rPr>
+        <w:rFonts w:ascii="Wingdings" w:hAnsi="Wingdings" w:hint="default"/>
+        <w:sz w:val="20"/>
+      </w:rPr>
+    </w:lvl>
+    <w:lvl w:ilvl="3" w:tentative="1">
+      <w:start w:val="1"/>
+      <w:numFmt w:val="bullet"/>
+      <w:lvlText w:val=""/>
+      <w:lvlJc w:val="left"/>
+      <w:pPr>
+        <w:tabs>
+          <w:tab w:val="num" w:pos="2880"/>
+        </w:tabs>
+        <w:ind w:left="2880" w:hanging="360"/>
+      </w:pPr>
+      <w:rPr>
+        <w:rFonts w:ascii="Wingdings" w:hAnsi="Wingdings" w:hint="default"/>
+        <w:sz w:val="20"/>
+      </w:rPr>
+    </w:lvl>
+    <w:lvl w:ilvl="4" w:tentative="1">
+      <w:start w:val="1"/>
+      <w:numFmt w:val="bullet"/>
+      <w:lvlText w:val=""/>
+      <w:lvlJc w:val="left"/>
+      <w:pPr>
+        <w:tabs>
+          <w:tab w:val="num" w:pos="3600"/>
+        </w:tabs>
+        <w:ind w:left="3600" w:hanging="360"/>
+      </w:pPr>
+      <w:rPr>
+        <w:rFonts w:ascii="Wingdings" w:hAnsi="Wingdings" w:hint="default"/>
+        <w:sz w:val="20"/>
+      </w:rPr>
+    </w:lvl>
+    <w:lvl w:ilvl="5" w:tentative="1">
+      <w:start w:val="1"/>
+      <w:numFmt w:val="bullet"/>
+      <w:lvlText w:val=""/>
+      <w:lvlJc w:val="left"/>
+      <w:pPr>
+        <w:tabs>
+          <w:tab w:val="num" w:pos="4320"/>
+        </w:tabs>
+        <w:ind w:left="4320" w:hanging="360"/>
+      </w:pPr>
+      <w:rPr>
+        <w:rFonts w:ascii="Wingdings" w:hAnsi="Wingdings" w:hint="default"/>
+        <w:sz w:val="20"/>
+      </w:rPr>
+    </w:lvl>
+    <w:lvl w:ilvl="6" w:tentative="1">
+      <w:start w:val="1"/>
+      <w:numFmt w:val="bullet"/>
+      <w:lvlText w:val=""/>
+      <w:lvlJc w:val="left"/>
+      <w:pPr>
+        <w:tabs>
+          <w:tab w:val="num" w:pos="5040"/>
+        </w:tabs>
+        <w:ind w:left="5040" w:hanging="360"/>
+      </w:pPr>
+      <w:rPr>
+        <w:rFonts w:ascii="Wingdings" w:hAnsi="Wingdings" w:hint="default"/>
+        <w:sz w:val="20"/>
+      </w:rPr>
+    </w:lvl>
+    <w:lvl w:ilvl="7" w:tentative="1">
+      <w:start w:val="1"/>
+      <w:numFmt w:val="bullet"/>
+      <w:lvlText w:val=""/>
+      <w:lvlJc w:val="left"/>
+      <w:pPr>
+        <w:tabs>
+          <w:tab w:val="num" w:pos="5760"/>
+        </w:tabs>
+        <w:ind w:left="5760" w:hanging="360"/>
+      </w:pPr>
+      <w:rPr>
+        <w:rFonts w:ascii="Wingdings" w:hAnsi="Wingdings" w:hint="default"/>
+        <w:sz w:val="20"/>
+      </w:rPr>
+    </w:lvl>
+    <w:lvl w:ilvl="8" w:tentative="1">
+      <w:start w:val="1"/>
+      <w:numFmt w:val="bullet"/>
+      <w:lvlText w:val=""/>
+      <w:lvlJc w:val="left"/>
+      <w:pPr>
+        <w:tabs>
+          <w:tab w:val="num" w:pos="6480"/>
+        </w:tabs>
+        <w:ind w:left="6480" w:hanging="360"/>
+      </w:pPr>
+      <w:rPr>
+        <w:rFonts w:ascii="Wingdings" w:hAnsi="Wingdings" w:hint="default"/>
+        <w:sz w:val="20"/>
+      </w:rPr>
+    </w:lvl>
+  </w:abstractNum>
+  <w:abstractNum w:abstractNumId="8">
+    <w:nsid w:val="61930F7B"/>
+    <w:multiLevelType w:val="multilevel"/>
+    <w:tmpl w:val="3ED83C4E"/>
     <w:lvl w:ilvl="0">
       <w:start w:val="1"/>
       <w:numFmt w:val="bullet"/>
@@ -8391,6 +9351,9 @@
   </w:num>
   <w:num w:numId="8">
     <w:abstractNumId w:val="4"/>
+  </w:num>
+  <w:num w:numId="9">
+    <w:abstractNumId w:val="8"/>
   </w:num>
 </w:numbering>
 </file>

--- a/TheorynCoding/Study Material/Java Overall/Java Overall/Quick Java/oza sir/New Way of Study/Collection Long Way.docx
+++ b/TheorynCoding/Study Material/Java Overall/Java Overall/Quick Java/oza sir/New Way of Study/Collection Long Way.docx
@@ -6512,7 +6512,7 @@
     <w:p>
       <w:r>
         <w:pict>
-          <v:rect id="_x0000_i1062" style="width:0;height:1.5pt" o:hralign="center" o:hrstd="t" o:hr="t" fillcolor="#a0a0a0" stroked="f"/>
+          <v:rect id="_x0000_i1029" style="width:0;height:1.5pt" o:hralign="center" o:hrstd="t" o:hr="t" fillcolor="#a0a0a0" stroked="f"/>
         </w:pict>
       </w:r>
     </w:p>
@@ -6705,7 +6705,7 @@
     <w:p>
       <w:r>
         <w:pict>
-          <v:rect id="_x0000_i1063" style="width:0;height:1.5pt" o:hralign="center" o:hrstd="t" o:hr="t" fillcolor="#a0a0a0" stroked="f"/>
+          <v:rect id="_x0000_i1030" style="width:0;height:1.5pt" o:hralign="center" o:hrstd="t" o:hr="t" fillcolor="#a0a0a0" stroked="f"/>
         </w:pict>
       </w:r>
     </w:p>
@@ -6833,7 +6833,7 @@
     <w:p>
       <w:r>
         <w:pict>
-          <v:rect id="_x0000_i1064" style="width:0;height:1.5pt" o:hralign="center" o:hrstd="t" o:hr="t" fillcolor="#a0a0a0" stroked="f"/>
+          <v:rect id="_x0000_i1031" style="width:0;height:1.5pt" o:hralign="center" o:hrstd="t" o:hr="t" fillcolor="#a0a0a0" stroked="f"/>
         </w:pict>
       </w:r>
     </w:p>
@@ -7114,7 +7114,7 @@
     <w:p>
       <w:r>
         <w:pict>
-          <v:rect id="_x0000_i1065" style="width:0;height:1.5pt" o:hralign="center" o:hrstd="t" o:hr="t" fillcolor="#a0a0a0" stroked="f"/>
+          <v:rect id="_x0000_i1032" style="width:0;height:1.5pt" o:hralign="center" o:hrstd="t" o:hr="t" fillcolor="#a0a0a0" stroked="f"/>
         </w:pict>
       </w:r>
     </w:p>
@@ -7207,7 +7207,7 @@
     <w:p>
       <w:r>
         <w:pict>
-          <v:rect id="_x0000_i1066" style="width:0;height:1.5pt" o:hralign="center" o:hrstd="t" o:hr="t" fillcolor="#a0a0a0" stroked="f"/>
+          <v:rect id="_x0000_i1033" style="width:0;height:1.5pt" o:hralign="center" o:hrstd="t" o:hr="t" fillcolor="#a0a0a0" stroked="f"/>
         </w:pict>
       </w:r>
     </w:p>
@@ -7343,7 +7343,7 @@
     <w:p>
       <w:r>
         <w:pict>
-          <v:rect id="_x0000_i1067" style="width:0;height:1.5pt" o:hralign="center" o:hrstd="t" o:hr="t" fillcolor="#a0a0a0" stroked="f"/>
+          <v:rect id="_x0000_i1034" style="width:0;height:1.5pt" o:hralign="center" o:hrstd="t" o:hr="t" fillcolor="#a0a0a0" stroked="f"/>
         </w:pict>
       </w:r>
     </w:p>
@@ -7588,7 +7588,7 @@
     <w:p>
       <w:r>
         <w:pict>
-          <v:rect id="_x0000_i1068" style="width:0;height:1.5pt" o:hralign="center" o:hrstd="t" o:hr="t" fillcolor="#a0a0a0" stroked="f"/>
+          <v:rect id="_x0000_i1035" style="width:0;height:1.5pt" o:hralign="center" o:hrstd="t" o:hr="t" fillcolor="#a0a0a0" stroked="f"/>
         </w:pict>
       </w:r>
     </w:p>
@@ -7725,7 +7725,7 @@
     <w:p>
       <w:r>
         <w:pict>
-          <v:rect id="_x0000_i1069" style="width:0;height:1.5pt" o:hralign="center" o:hrstd="t" o:hr="t" fillcolor="#a0a0a0" stroked="f"/>
+          <v:rect id="_x0000_i1036" style="width:0;height:1.5pt" o:hralign="center" o:hrstd="t" o:hr="t" fillcolor="#a0a0a0" stroked="f"/>
         </w:pict>
       </w:r>
     </w:p>
@@ -8055,7 +8055,7 @@
           <w:lang w:eastAsia="en-IN"/>
         </w:rPr>
         <w:pict>
-          <v:rect id="_x0000_i1070" style="width:0;height:1.5pt" o:hralign="center" o:hrstd="t" o:hr="t" fillcolor="#a0a0a0" stroked="f"/>
+          <v:rect id="_x0000_i1037" style="width:0;height:1.5pt" o:hralign="center" o:hrstd="t" o:hr="t" fillcolor="#a0a0a0" stroked="f"/>
         </w:pict>
       </w:r>
     </w:p>
@@ -8582,7 +8582,7 @@
           <w:lang w:eastAsia="en-IN"/>
         </w:rPr>
         <w:pict>
-          <v:rect id="_x0000_i1071" style="width:0;height:1.5pt" o:hralign="center" o:hrstd="t" o:hr="t" fillcolor="#a0a0a0" stroked="f"/>
+          <v:rect id="_x0000_i1038" style="width:0;height:1.5pt" o:hralign="center" o:hrstd="t" o:hr="t" fillcolor="#a0a0a0" stroked="f"/>
         </w:pict>
       </w:r>
     </w:p>
@@ -8851,7 +8851,7 @@
           <w:lang w:eastAsia="en-IN"/>
         </w:rPr>
         <w:pict>
-          <v:rect id="_x0000_i1072" style="width:0;height:1.5pt" o:hralign="center" o:hrstd="t" o:hr="t" fillcolor="#a0a0a0" stroked="f"/>
+          <v:rect id="_x0000_i1039" style="width:0;height:1.5pt" o:hralign="center" o:hrstd="t" o:hr="t" fillcolor="#a0a0a0" stroked="f"/>
         </w:pict>
       </w:r>
     </w:p>
@@ -9216,7 +9216,7 @@
           <w:lang w:eastAsia="en-IN"/>
         </w:rPr>
         <w:pict>
-          <v:rect id="_x0000_i1073" style="width:0;height:1.5pt" o:hralign="center" o:hrstd="t" o:hr="t" fillcolor="#a0a0a0" stroked="f"/>
+          <v:rect id="_x0000_i1040" style="width:0;height:1.5pt" o:hralign="center" o:hrstd="t" o:hr="t" fillcolor="#a0a0a0" stroked="f"/>
         </w:pict>
       </w:r>
     </w:p>
@@ -9512,7 +9512,7 @@
         </w:rPr>
         <w:lastRenderedPageBreak/>
         <w:pict>
-          <v:rect id="_x0000_i1074" style="width:0;height:1.5pt" o:hralign="center" o:hrstd="t" o:hr="t" fillcolor="#a0a0a0" stroked="f"/>
+          <v:rect id="_x0000_i1041" style="width:0;height:1.5pt" o:hralign="center" o:hrstd="t" o:hr="t" fillcolor="#a0a0a0" stroked="f"/>
         </w:pict>
       </w:r>
     </w:p>
@@ -9706,7 +9706,7 @@
     <w:p>
       <w:r>
         <w:pict>
-          <v:rect id="_x0000_i1029" style="width:0;height:1.5pt" o:hralign="center" o:hrstd="t" o:hr="t" fillcolor="#a0a0a0" stroked="f"/>
+          <v:rect id="_x0000_i1042" style="width:0;height:1.5pt" o:hralign="center" o:hrstd="t" o:hr="t" fillcolor="#a0a0a0" stroked="f"/>
         </w:pict>
       </w:r>
     </w:p>
@@ -9919,7 +9919,7 @@
     <w:p>
       <w:r>
         <w:pict>
-          <v:rect id="_x0000_i1030" style="width:0;height:1.5pt" o:hralign="center" o:hrstd="t" o:hr="t" fillcolor="#a0a0a0" stroked="f"/>
+          <v:rect id="_x0000_i1043" style="width:0;height:1.5pt" o:hralign="center" o:hrstd="t" o:hr="t" fillcolor="#a0a0a0" stroked="f"/>
         </w:pict>
       </w:r>
     </w:p>
@@ -10023,7 +10023,7 @@
       <w:r>
         <w:lastRenderedPageBreak/>
         <w:pict>
-          <v:rect id="_x0000_i1031" style="width:0;height:1.5pt" o:hralign="center" o:hrstd="t" o:hr="t" fillcolor="#a0a0a0" stroked="f"/>
+          <v:rect id="_x0000_i1044" style="width:0;height:1.5pt" o:hralign="center" o:hrstd="t" o:hr="t" fillcolor="#a0a0a0" stroked="f"/>
         </w:pict>
       </w:r>
     </w:p>
@@ -10120,7 +10120,7 @@
     <w:p>
       <w:r>
         <w:pict>
-          <v:rect id="_x0000_i1032" style="width:0;height:1.5pt" o:hralign="center" o:hrstd="t" o:hr="t" fillcolor="#a0a0a0" stroked="f"/>
+          <v:rect id="_x0000_i1045" style="width:0;height:1.5pt" o:hralign="center" o:hrstd="t" o:hr="t" fillcolor="#a0a0a0" stroked="f"/>
         </w:pict>
       </w:r>
     </w:p>
@@ -10216,7 +10216,7 @@
     <w:p>
       <w:r>
         <w:pict>
-          <v:rect id="_x0000_i1033" style="width:0;height:1.5pt" o:hralign="center" o:hrstd="t" o:hr="t" fillcolor="#a0a0a0" stroked="f"/>
+          <v:rect id="_x0000_i1046" style="width:0;height:1.5pt" o:hralign="center" o:hrstd="t" o:hr="t" fillcolor="#a0a0a0" stroked="f"/>
         </w:pict>
       </w:r>
     </w:p>
@@ -10373,7 +10373,7 @@
     <w:p>
       <w:r>
         <w:pict>
-          <v:rect id="_x0000_i1034" style="width:0;height:1.5pt" o:hralign="center" o:hrstd="t" o:hr="t" fillcolor="#a0a0a0" stroked="f"/>
+          <v:rect id="_x0000_i1047" style="width:0;height:1.5pt" o:hralign="center" o:hrstd="t" o:hr="t" fillcolor="#a0a0a0" stroked="f"/>
         </w:pict>
       </w:r>
     </w:p>
@@ -10676,7 +10676,7 @@
         </w:rPr>
         <w:lastRenderedPageBreak/>
         <w:pict>
-          <v:rect id="_x0000_i1035" style="width:0;height:1.5pt" o:hralign="center" o:hrstd="t" o:hr="t" fillcolor="#a0a0a0" stroked="f"/>
+          <v:rect id="_x0000_i1048" style="width:0;height:1.5pt" o:hralign="center" o:hrstd="t" o:hr="t" fillcolor="#a0a0a0" stroked="f"/>
         </w:pict>
       </w:r>
     </w:p>
@@ -10923,7 +10923,7 @@
           <w:lang w:eastAsia="en-IN"/>
         </w:rPr>
         <w:pict>
-          <v:rect id="_x0000_i1036" style="width:0;height:1.5pt" o:hralign="center" o:hrstd="t" o:hr="t" fillcolor="#a0a0a0" stroked="f"/>
+          <v:rect id="_x0000_i1049" style="width:0;height:1.5pt" o:hralign="center" o:hrstd="t" o:hr="t" fillcolor="#a0a0a0" stroked="f"/>
         </w:pict>
       </w:r>
     </w:p>
@@ -11322,7 +11322,7 @@
           <w:lang w:eastAsia="en-IN"/>
         </w:rPr>
         <w:pict>
-          <v:rect id="_x0000_i1037" style="width:0;height:1.5pt" o:hralign="center" o:hrstd="t" o:hr="t" fillcolor="#a0a0a0" stroked="f"/>
+          <v:rect id="_x0000_i1050" style="width:0;height:1.5pt" o:hralign="center" o:hrstd="t" o:hr="t" fillcolor="#a0a0a0" stroked="f"/>
         </w:pict>
       </w:r>
     </w:p>
@@ -11751,7 +11751,7 @@
           <w:lang w:eastAsia="en-IN"/>
         </w:rPr>
         <w:pict>
-          <v:rect id="_x0000_i1038" style="width:0;height:1.5pt" o:hralign="center" o:hrstd="t" o:hr="t" fillcolor="#a0a0a0" stroked="f"/>
+          <v:rect id="_x0000_i1051" style="width:0;height:1.5pt" o:hralign="center" o:hrstd="t" o:hr="t" fillcolor="#a0a0a0" stroked="f"/>
         </w:pict>
       </w:r>
     </w:p>
@@ -11935,7 +11935,7 @@
           <w:lang w:eastAsia="en-IN"/>
         </w:rPr>
         <w:pict>
-          <v:rect id="_x0000_i1039" style="width:0;height:1.5pt" o:hralign="center" o:hrstd="t" o:hr="t" fillcolor="#a0a0a0" stroked="f"/>
+          <v:rect id="_x0000_i1052" style="width:0;height:1.5pt" o:hralign="center" o:hrstd="t" o:hr="t" fillcolor="#a0a0a0" stroked="f"/>
         </w:pict>
       </w:r>
     </w:p>
@@ -12269,7 +12269,7 @@
         </w:rPr>
         <w:lastRenderedPageBreak/>
         <w:pict>
-          <v:rect id="_x0000_i1040" style="width:0;height:1.5pt" o:hralign="center" o:hrstd="t" o:hr="t" fillcolor="#a0a0a0" stroked="f"/>
+          <v:rect id="_x0000_i1053" style="width:0;height:1.5pt" o:hralign="center" o:hrstd="t" o:hr="t" fillcolor="#a0a0a0" stroked="f"/>
         </w:pict>
       </w:r>
     </w:p>
@@ -12455,7 +12455,7 @@
       <w:r>
         <w:lastRenderedPageBreak/>
         <w:pict>
-          <v:rect id="_x0000_i1041" style="width:0;height:1.5pt" o:hralign="center" o:hrstd="t" o:hr="t" fillcolor="#a0a0a0" stroked="f"/>
+          <v:rect id="_x0000_i1054" style="width:0;height:1.5pt" o:hralign="center" o:hrstd="t" o:hr="t" fillcolor="#a0a0a0" stroked="f"/>
         </w:pict>
       </w:r>
     </w:p>
@@ -12536,7 +12536,7 @@
     <w:p>
       <w:r>
         <w:pict>
-          <v:rect id="_x0000_i1042" style="width:0;height:1.5pt" o:hralign="center" o:hrstd="t" o:hr="t" fillcolor="#a0a0a0" stroked="f"/>
+          <v:rect id="_x0000_i1055" style="width:0;height:1.5pt" o:hralign="center" o:hrstd="t" o:hr="t" fillcolor="#a0a0a0" stroked="f"/>
         </w:pict>
       </w:r>
     </w:p>
@@ -12716,7 +12716,7 @@
     <w:p>
       <w:r>
         <w:pict>
-          <v:rect id="_x0000_i1043" style="width:0;height:1.5pt" o:hralign="center" o:hrstd="t" o:hr="t" fillcolor="#a0a0a0" stroked="f"/>
+          <v:rect id="_x0000_i1056" style="width:0;height:1.5pt" o:hralign="center" o:hrstd="t" o:hr="t" fillcolor="#a0a0a0" stroked="f"/>
         </w:pict>
       </w:r>
     </w:p>
@@ -12804,7 +12804,7 @@
     <w:p>
       <w:r>
         <w:pict>
-          <v:rect id="_x0000_i1044" style="width:0;height:1.5pt" o:hralign="center" o:hrstd="t" o:hr="t" fillcolor="#a0a0a0" stroked="f"/>
+          <v:rect id="_x0000_i1057" style="width:0;height:1.5pt" o:hralign="center" o:hrstd="t" o:hr="t" fillcolor="#a0a0a0" stroked="f"/>
         </w:pict>
       </w:r>
     </w:p>
@@ -12927,7 +12927,7 @@
     <w:p>
       <w:r>
         <w:pict>
-          <v:rect id="_x0000_i1045" style="width:0;height:1.5pt" o:hralign="center" o:hrstd="t" o:hr="t" fillcolor="#a0a0a0" stroked="f"/>
+          <v:rect id="_x0000_i1058" style="width:0;height:1.5pt" o:hralign="center" o:hrstd="t" o:hr="t" fillcolor="#a0a0a0" stroked="f"/>
         </w:pict>
       </w:r>
     </w:p>
@@ -13095,7 +13095,7 @@
     <w:p>
       <w:r>
         <w:pict>
-          <v:rect id="_x0000_i1046" style="width:0;height:1.5pt" o:hralign="center" o:hrstd="t" o:hr="t" fillcolor="#a0a0a0" stroked="f"/>
+          <v:rect id="_x0000_i1059" style="width:0;height:1.5pt" o:hralign="center" o:hrstd="t" o:hr="t" fillcolor="#a0a0a0" stroked="f"/>
         </w:pict>
       </w:r>
     </w:p>
@@ -13153,7 +13153,7 @@
     <w:p>
       <w:r>
         <w:pict>
-          <v:rect id="_x0000_i1047" style="width:0;height:1.5pt" o:hralign="center" o:hrstd="t" o:hr="t" fillcolor="#a0a0a0" stroked="f"/>
+          <v:rect id="_x0000_i1060" style="width:0;height:1.5pt" o:hralign="center" o:hrstd="t" o:hr="t" fillcolor="#a0a0a0" stroked="f"/>
         </w:pict>
       </w:r>
     </w:p>
@@ -13503,7 +13503,7 @@
     <w:p>
       <w:r>
         <w:pict>
-          <v:rect id="_x0000_i1048" style="width:0;height:1.5pt" o:hralign="center" o:hrstd="t" o:hr="t" fillcolor="#a0a0a0" stroked="f"/>
+          <v:rect id="_x0000_i1061" style="width:0;height:1.5pt" o:hralign="center" o:hrstd="t" o:hr="t" fillcolor="#a0a0a0" stroked="f"/>
         </w:pict>
       </w:r>
     </w:p>
@@ -13642,7 +13642,7 @@
     <w:p>
       <w:r>
         <w:pict>
-          <v:rect id="_x0000_i1049" style="width:0;height:1.5pt" o:hralign="center" o:hrstd="t" o:hr="t" fillcolor="#a0a0a0" stroked="f"/>
+          <v:rect id="_x0000_i1062" style="width:0;height:1.5pt" o:hralign="center" o:hrstd="t" o:hr="t" fillcolor="#a0a0a0" stroked="f"/>
         </w:pict>
       </w:r>
     </w:p>
@@ -13722,7 +13722,7 @@
     <w:p>
       <w:r>
         <w:pict>
-          <v:rect id="_x0000_i1050" style="width:0;height:1.5pt" o:hralign="center" o:hrstd="t" o:hr="t" fillcolor="#a0a0a0" stroked="f"/>
+          <v:rect id="_x0000_i1063" style="width:0;height:1.5pt" o:hralign="center" o:hrstd="t" o:hr="t" fillcolor="#a0a0a0" stroked="f"/>
         </w:pict>
       </w:r>
     </w:p>
@@ -13945,7 +13945,7 @@
     <w:p>
       <w:r>
         <w:pict>
-          <v:rect id="_x0000_i1051" style="width:0;height:1.5pt" o:hralign="center" o:hrstd="t" o:hr="t" fillcolor="#a0a0a0" stroked="f"/>
+          <v:rect id="_x0000_i1064" style="width:0;height:1.5pt" o:hralign="center" o:hrstd="t" o:hr="t" fillcolor="#a0a0a0" stroked="f"/>
         </w:pict>
       </w:r>
     </w:p>
@@ -14059,7 +14059,7 @@
     <w:p>
       <w:r>
         <w:pict>
-          <v:rect id="_x0000_i1052" style="width:0;height:1.5pt" o:hralign="center" o:hrstd="t" o:hr="t" fillcolor="#a0a0a0" stroked="f"/>
+          <v:rect id="_x0000_i1065" style="width:0;height:1.5pt" o:hralign="center" o:hrstd="t" o:hr="t" fillcolor="#a0a0a0" stroked="f"/>
         </w:pict>
       </w:r>
     </w:p>
@@ -14355,7 +14355,7 @@
     <w:p>
       <w:r>
         <w:pict>
-          <v:rect id="_x0000_i1053" style="width:0;height:1.5pt" o:hralign="center" o:hrstd="t" o:hr="t" fillcolor="#a0a0a0" stroked="f"/>
+          <v:rect id="_x0000_i1066" style="width:0;height:1.5pt" o:hralign="center" o:hrstd="t" o:hr="t" fillcolor="#a0a0a0" stroked="f"/>
         </w:pict>
       </w:r>
     </w:p>
@@ -14706,7 +14706,7 @@
     <w:p>
       <w:r>
         <w:pict>
-          <v:rect id="_x0000_i1054" style="width:0;height:1.5pt" o:hralign="center" o:hrstd="t" o:hr="t" fillcolor="#a0a0a0" stroked="f"/>
+          <v:rect id="_x0000_i1067" style="width:0;height:1.5pt" o:hralign="center" o:hrstd="t" o:hr="t" fillcolor="#a0a0a0" stroked="f"/>
         </w:pict>
       </w:r>
     </w:p>
@@ -15098,7 +15098,7 @@
           <w:lang w:eastAsia="en-IN"/>
         </w:rPr>
         <w:pict>
-          <v:rect id="_x0000_i1055" style="width:0;height:1.5pt" o:hralign="center" o:hrstd="t" o:hr="t" fillcolor="#a0a0a0" stroked="f"/>
+          <v:rect id="_x0000_i1068" style="width:0;height:1.5pt" o:hralign="center" o:hrstd="t" o:hr="t" fillcolor="#a0a0a0" stroked="f"/>
         </w:pict>
       </w:r>
     </w:p>
@@ -15335,7 +15335,7 @@
           <w:lang w:eastAsia="en-IN"/>
         </w:rPr>
         <w:pict>
-          <v:rect id="_x0000_i1056" style="width:0;height:1.5pt" o:hralign="center" o:hrstd="t" o:hr="t" fillcolor="#a0a0a0" stroked="f"/>
+          <v:rect id="_x0000_i1069" style="width:0;height:1.5pt" o:hralign="center" o:hrstd="t" o:hr="t" fillcolor="#a0a0a0" stroked="f"/>
         </w:pict>
       </w:r>
     </w:p>
@@ -15693,7 +15693,7 @@
           <w:lang w:eastAsia="en-IN"/>
         </w:rPr>
         <w:pict>
-          <v:rect id="_x0000_i1057" style="width:0;height:1.5pt" o:hralign="center" o:hrstd="t" o:hr="t" fillcolor="#a0a0a0" stroked="f"/>
+          <v:rect id="_x0000_i1070" style="width:0;height:1.5pt" o:hralign="center" o:hrstd="t" o:hr="t" fillcolor="#a0a0a0" stroked="f"/>
         </w:pict>
       </w:r>
     </w:p>
@@ -15894,7 +15894,7 @@
           <w:lang w:eastAsia="en-IN"/>
         </w:rPr>
         <w:pict>
-          <v:rect id="_x0000_i1058" style="width:0;height:1.5pt" o:hralign="center" o:hrstd="t" o:hr="t" fillcolor="#a0a0a0" stroked="f"/>
+          <v:rect id="_x0000_i1071" style="width:0;height:1.5pt" o:hralign="center" o:hrstd="t" o:hr="t" fillcolor="#a0a0a0" stroked="f"/>
         </w:pict>
       </w:r>
     </w:p>
@@ -16114,7 +16114,7 @@
           <w:lang w:eastAsia="en-IN"/>
         </w:rPr>
         <w:pict>
-          <v:rect id="_x0000_i1059" style="width:0;height:1.5pt" o:hralign="center" o:hrstd="t" o:hr="t" fillcolor="#a0a0a0" stroked="f"/>
+          <v:rect id="_x0000_i1072" style="width:0;height:1.5pt" o:hralign="center" o:hrstd="t" o:hr="t" fillcolor="#a0a0a0" stroked="f"/>
         </w:pict>
       </w:r>
     </w:p>
@@ -16277,7 +16277,7 @@
           <w:lang w:eastAsia="en-IN"/>
         </w:rPr>
         <w:pict>
-          <v:rect id="_x0000_i1060" style="width:0;height:1.5pt" o:hralign="center" o:hrstd="t" o:hr="t" fillcolor="#a0a0a0" stroked="f"/>
+          <v:rect id="_x0000_i1073" style="width:0;height:1.5pt" o:hralign="center" o:hrstd="t" o:hr="t" fillcolor="#a0a0a0" stroked="f"/>
         </w:pict>
       </w:r>
     </w:p>
@@ -16716,7 +16716,7 @@
           <w:lang w:eastAsia="en-IN"/>
         </w:rPr>
         <w:pict>
-          <v:rect id="_x0000_i1061" style="width:0;height:1.5pt" o:hralign="center" o:hrstd="t" o:hr="t" fillcolor="#a0a0a0" stroked="f"/>
+          <v:rect id="_x0000_i1074" style="width:0;height:1.5pt" o:hralign="center" o:hrstd="t" o:hr="t" fillcolor="#a0a0a0" stroked="f"/>
         </w:pict>
       </w:r>
     </w:p>
@@ -25954,6 +25954,9 @@
         <w:pStyle w:val="Heading1"/>
       </w:pPr>
       <w:r>
+        <w:rPr>
+          <w:highlight w:val="yellow"/>
+        </w:rPr>
         <w:t>Fail-Fast vs Fail-Safe</w:t>
       </w:r>
     </w:p>
@@ -26728,6 +26731,5006 @@
       </w:r>
       <w:r>
         <w:t xml:space="preserve"> when a collection is modified during iteration, whereas Fail-Safe iterators work on a copy of the collection and do not throw the exception.</w:t>
+      </w:r>
+    </w:p>
+    <w:p>
+      <w:pPr>
+        <w:pStyle w:val="NormalWeb"/>
+      </w:pPr>
+    </w:p>
+    <w:p>
+      <w:pPr>
+        <w:pStyle w:val="Heading1"/>
+      </w:pPr>
+      <w:r>
+        <w:rPr>
+          <w:highlight w:val="yellow"/>
+        </w:rPr>
+        <w:t>Comparable</w:t>
+      </w:r>
+    </w:p>
+    <w:p>
+      <w:pPr>
+        <w:pStyle w:val="Heading3"/>
+      </w:pPr>
+      <w:r>
+        <w:lastRenderedPageBreak/>
+        <w:t>Definition</w:t>
+      </w:r>
+    </w:p>
+    <w:p>
+      <w:pPr>
+        <w:pStyle w:val="NormalWeb"/>
+      </w:pPr>
+      <w:r>
+        <w:t xml:space="preserve">Comparable is used to define the </w:t>
+      </w:r>
+      <w:r>
+        <w:rPr>
+          <w:rStyle w:val="Strong"/>
+        </w:rPr>
+        <w:t>natural sorting order</w:t>
+      </w:r>
+      <w:r>
+        <w:t xml:space="preserve"> of a class.</w:t>
+      </w:r>
+    </w:p>
+    <w:p>
+      <w:pPr>
+        <w:pStyle w:val="Heading3"/>
+      </w:pPr>
+      <w:r>
+        <w:t>Package</w:t>
+      </w:r>
+    </w:p>
+    <w:p>
+      <w:pPr>
+        <w:pStyle w:val="HTMLPreformatted"/>
+        <w:rPr>
+          <w:rStyle w:val="HTMLCode"/>
+        </w:rPr>
+      </w:pPr>
+      <w:r>
+        <w:rPr>
+          <w:rStyle w:val="HTMLCode"/>
+        </w:rPr>
+        <w:t>java.lang.Comparable</w:t>
+      </w:r>
+    </w:p>
+    <w:p>
+      <w:pPr>
+        <w:pStyle w:val="Heading3"/>
+      </w:pPr>
+      <w:r>
+        <w:t>Method</w:t>
+      </w:r>
+    </w:p>
+    <w:p>
+      <w:pPr>
+        <w:pStyle w:val="HTMLPreformatted"/>
+        <w:rPr>
+          <w:rStyle w:val="HTMLCode"/>
+        </w:rPr>
+      </w:pPr>
+      <w:r>
+        <w:rPr>
+          <w:rStyle w:val="HTMLCode"/>
+        </w:rPr>
+        <w:t>compareTo(Object o)</w:t>
+      </w:r>
+    </w:p>
+    <w:p>
+      <w:pPr>
+        <w:pStyle w:val="Heading3"/>
+      </w:pPr>
+      <w:r>
+        <w:t>Example</w:t>
+      </w:r>
+    </w:p>
+    <w:p>
+      <w:pPr>
+        <w:pStyle w:val="HTMLPreformatted"/>
+        <w:rPr>
+          <w:rStyle w:val="HTMLCode"/>
+        </w:rPr>
+      </w:pPr>
+      <w:r>
+        <w:rPr>
+          <w:rStyle w:val="HTMLCode"/>
+        </w:rPr>
+        <w:t>class Employee implements Comparable&lt;Employee&gt;{</w:t>
+      </w:r>
+    </w:p>
+    <w:p>
+      <w:pPr>
+        <w:pStyle w:val="HTMLPreformatted"/>
+        <w:rPr>
+          <w:rStyle w:val="HTMLCode"/>
+        </w:rPr>
+      </w:pPr>
+    </w:p>
+    <w:p>
+      <w:pPr>
+        <w:pStyle w:val="HTMLPreformatted"/>
+        <w:rPr>
+          <w:rStyle w:val="HTMLCode"/>
+        </w:rPr>
+      </w:pPr>
+      <w:r>
+        <w:rPr>
+          <w:rStyle w:val="HTMLCode"/>
+        </w:rPr>
+        <w:t xml:space="preserve">    int id;</w:t>
+      </w:r>
+    </w:p>
+    <w:p>
+      <w:pPr>
+        <w:pStyle w:val="HTMLPreformatted"/>
+        <w:rPr>
+          <w:rStyle w:val="HTMLCode"/>
+        </w:rPr>
+      </w:pPr>
+    </w:p>
+    <w:p>
+      <w:pPr>
+        <w:pStyle w:val="HTMLPreformatted"/>
+        <w:rPr>
+          <w:rStyle w:val="HTMLCode"/>
+        </w:rPr>
+      </w:pPr>
+      <w:r>
+        <w:rPr>
+          <w:rStyle w:val="HTMLCode"/>
+        </w:rPr>
+        <w:t xml:space="preserve">    @Override</w:t>
+      </w:r>
+    </w:p>
+    <w:p>
+      <w:pPr>
+        <w:pStyle w:val="HTMLPreformatted"/>
+        <w:rPr>
+          <w:rStyle w:val="HTMLCode"/>
+        </w:rPr>
+      </w:pPr>
+      <w:r>
+        <w:rPr>
+          <w:rStyle w:val="HTMLCode"/>
+        </w:rPr>
+        <w:t xml:space="preserve">    public int compareTo(Employee e){</w:t>
+      </w:r>
+    </w:p>
+    <w:p>
+      <w:pPr>
+        <w:pStyle w:val="HTMLPreformatted"/>
+        <w:rPr>
+          <w:rStyle w:val="HTMLCode"/>
+        </w:rPr>
+      </w:pPr>
+      <w:r>
+        <w:rPr>
+          <w:rStyle w:val="HTMLCode"/>
+        </w:rPr>
+        <w:t xml:space="preserve">        return this.id - e.id;</w:t>
+      </w:r>
+    </w:p>
+    <w:p>
+      <w:pPr>
+        <w:pStyle w:val="HTMLPreformatted"/>
+        <w:rPr>
+          <w:rStyle w:val="HTMLCode"/>
+        </w:rPr>
+      </w:pPr>
+      <w:r>
+        <w:rPr>
+          <w:rStyle w:val="HTMLCode"/>
+        </w:rPr>
+        <w:t xml:space="preserve">    }</w:t>
+      </w:r>
+    </w:p>
+    <w:p>
+      <w:pPr>
+        <w:pStyle w:val="HTMLPreformatted"/>
+        <w:rPr>
+          <w:rStyle w:val="HTMLCode"/>
+        </w:rPr>
+      </w:pPr>
+      <w:r>
+        <w:rPr>
+          <w:rStyle w:val="HTMLCode"/>
+        </w:rPr>
+        <w:t>}</w:t>
+      </w:r>
+    </w:p>
+    <w:p>
+      <w:pPr>
+        <w:pStyle w:val="NormalWeb"/>
+      </w:pPr>
+      <w:r>
+        <w:t>Sorting:</w:t>
+      </w:r>
+    </w:p>
+    <w:p>
+      <w:pPr>
+        <w:pStyle w:val="HTMLPreformatted"/>
+        <w:rPr>
+          <w:rStyle w:val="HTMLCode"/>
+        </w:rPr>
+      </w:pPr>
+      <w:r>
+        <w:rPr>
+          <w:rStyle w:val="HTMLCode"/>
+        </w:rPr>
+        <w:lastRenderedPageBreak/>
+        <w:t>Collections.sort(employeeList);</w:t>
+      </w:r>
+    </w:p>
+    <w:p>
+      <w:pPr>
+        <w:pStyle w:val="NormalWeb"/>
+      </w:pPr>
+      <w:r>
+        <w:t>Output:</w:t>
+      </w:r>
+    </w:p>
+    <w:p>
+      <w:pPr>
+        <w:pStyle w:val="HTMLPreformatted"/>
+        <w:rPr>
+          <w:rStyle w:val="HTMLCode"/>
+        </w:rPr>
+      </w:pPr>
+      <w:r>
+        <w:rPr>
+          <w:rStyle w:val="HTMLCode"/>
+        </w:rPr>
+        <w:t>Sort By ID</w:t>
+      </w:r>
+    </w:p>
+    <w:p>
+      <w:r>
+        <w:pict>
+          <v:rect id="_x0000_i1124" style="width:0;height:1.5pt" o:hralign="center" o:hrstd="t" o:hr="t" fillcolor="#a0a0a0" stroked="f"/>
+        </w:pict>
+      </w:r>
+    </w:p>
+    <w:p>
+      <w:pPr>
+        <w:pStyle w:val="Heading3"/>
+      </w:pPr>
+      <w:r>
+        <w:t>Interview One-Liner</w:t>
+      </w:r>
+    </w:p>
+    <w:p>
+      <w:pPr>
+        <w:pStyle w:val="NormalWeb"/>
+      </w:pPr>
+      <w:r>
+        <w:t xml:space="preserve">Comparable is used to define the default (natural) sorting order of objects using the </w:t>
+      </w:r>
+      <w:r>
+        <w:rPr>
+          <w:rStyle w:val="HTMLCode"/>
+        </w:rPr>
+        <w:t>compareTo()</w:t>
+      </w:r>
+      <w:r>
+        <w:t xml:space="preserve"> method.</w:t>
+      </w:r>
+    </w:p>
+    <w:p>
+      <w:r>
+        <w:pict>
+          <v:rect id="_x0000_i1125" style="width:0;height:1.5pt" o:hralign="center" o:hrstd="t" o:hr="t" fillcolor="#a0a0a0" stroked="f"/>
+        </w:pict>
+      </w:r>
+    </w:p>
+    <w:p>
+      <w:pPr>
+        <w:pStyle w:val="Heading1"/>
+      </w:pPr>
+      <w:r>
+        <w:t>Comparator</w:t>
+      </w:r>
+    </w:p>
+    <w:p>
+      <w:pPr>
+        <w:pStyle w:val="Heading3"/>
+      </w:pPr>
+      <w:r>
+        <w:t>Definition</w:t>
+      </w:r>
+    </w:p>
+    <w:p>
+      <w:pPr>
+        <w:pStyle w:val="NormalWeb"/>
+      </w:pPr>
+      <w:r>
+        <w:t>Comparator is used to define custom sorting order.</w:t>
+      </w:r>
+    </w:p>
+    <w:p>
+      <w:pPr>
+        <w:pStyle w:val="Heading3"/>
+      </w:pPr>
+      <w:r>
+        <w:t>Package</w:t>
+      </w:r>
+    </w:p>
+    <w:p>
+      <w:pPr>
+        <w:pStyle w:val="HTMLPreformatted"/>
+        <w:rPr>
+          <w:rStyle w:val="HTMLCode"/>
+        </w:rPr>
+      </w:pPr>
+      <w:r>
+        <w:rPr>
+          <w:rStyle w:val="HTMLCode"/>
+        </w:rPr>
+        <w:t>java.util.Comparator</w:t>
+      </w:r>
+    </w:p>
+    <w:p>
+      <w:pPr>
+        <w:pStyle w:val="Heading3"/>
+      </w:pPr>
+      <w:r>
+        <w:lastRenderedPageBreak/>
+        <w:t>Method</w:t>
+      </w:r>
+    </w:p>
+    <w:p>
+      <w:pPr>
+        <w:pStyle w:val="HTMLPreformatted"/>
+        <w:rPr>
+          <w:rStyle w:val="HTMLCode"/>
+        </w:rPr>
+      </w:pPr>
+      <w:r>
+        <w:rPr>
+          <w:rStyle w:val="HTMLCode"/>
+        </w:rPr>
+        <w:t>compare(Object o1, Object o2)</w:t>
+      </w:r>
+    </w:p>
+    <w:p>
+      <w:pPr>
+        <w:pStyle w:val="Heading3"/>
+      </w:pPr>
+      <w:r>
+        <w:t>Example</w:t>
+      </w:r>
+    </w:p>
+    <w:p>
+      <w:pPr>
+        <w:pStyle w:val="NormalWeb"/>
+      </w:pPr>
+      <w:r>
+        <w:t>Sort by Name:</w:t>
+      </w:r>
+    </w:p>
+    <w:p>
+      <w:pPr>
+        <w:pStyle w:val="HTMLPreformatted"/>
+        <w:rPr>
+          <w:rStyle w:val="HTMLCode"/>
+        </w:rPr>
+      </w:pPr>
+      <w:r>
+        <w:rPr>
+          <w:rStyle w:val="HTMLCode"/>
+        </w:rPr>
+        <w:t>Comparator&lt;Employee&gt; byName =</w:t>
+      </w:r>
+    </w:p>
+    <w:p>
+      <w:pPr>
+        <w:pStyle w:val="HTMLPreformatted"/>
+        <w:rPr>
+          <w:rStyle w:val="HTMLCode"/>
+        </w:rPr>
+      </w:pPr>
+      <w:r>
+        <w:rPr>
+          <w:rStyle w:val="HTMLCode"/>
+        </w:rPr>
+        <w:t xml:space="preserve">    (e1, e2) -&gt; e1.name.compareTo(e2.name);</w:t>
+      </w:r>
+    </w:p>
+    <w:p>
+      <w:pPr>
+        <w:pStyle w:val="NormalWeb"/>
+      </w:pPr>
+      <w:r>
+        <w:t>Sorting:</w:t>
+      </w:r>
+    </w:p>
+    <w:p>
+      <w:pPr>
+        <w:pStyle w:val="HTMLPreformatted"/>
+        <w:rPr>
+          <w:rStyle w:val="HTMLCode"/>
+        </w:rPr>
+      </w:pPr>
+      <w:r>
+        <w:rPr>
+          <w:rStyle w:val="HTMLCode"/>
+        </w:rPr>
+        <w:t>Collections.sort(employeeList, byName);</w:t>
+      </w:r>
+    </w:p>
+    <w:p>
+      <w:pPr>
+        <w:pStyle w:val="NormalWeb"/>
+      </w:pPr>
+      <w:r>
+        <w:t>Output:</w:t>
+      </w:r>
+    </w:p>
+    <w:p>
+      <w:pPr>
+        <w:pStyle w:val="HTMLPreformatted"/>
+        <w:rPr>
+          <w:rStyle w:val="HTMLCode"/>
+        </w:rPr>
+      </w:pPr>
+      <w:r>
+        <w:rPr>
+          <w:rStyle w:val="HTMLCode"/>
+        </w:rPr>
+        <w:t>Sort By Name</w:t>
+      </w:r>
+    </w:p>
+    <w:p>
+      <w:r>
+        <w:pict>
+          <v:rect id="_x0000_i1126" style="width:0;height:1.5pt" o:hralign="center" o:hrstd="t" o:hr="t" fillcolor="#a0a0a0" stroked="f"/>
+        </w:pict>
+      </w:r>
+    </w:p>
+    <w:p>
+      <w:pPr>
+        <w:pStyle w:val="Heading3"/>
+      </w:pPr>
+      <w:r>
+        <w:t>Interview One-Liner</w:t>
+      </w:r>
+    </w:p>
+    <w:p>
+      <w:pPr>
+        <w:pStyle w:val="NormalWeb"/>
+      </w:pPr>
+      <w:r>
+        <w:t xml:space="preserve">Comparator is used to define custom sorting logic outside the class using the </w:t>
+      </w:r>
+      <w:r>
+        <w:rPr>
+          <w:rStyle w:val="HTMLCode"/>
+        </w:rPr>
+        <w:t>compare()</w:t>
+      </w:r>
+      <w:r>
+        <w:t xml:space="preserve"> method.</w:t>
+      </w:r>
+    </w:p>
+    <w:p>
+      <w:r>
+        <w:lastRenderedPageBreak/>
+        <w:pict>
+          <v:rect id="_x0000_i1127" style="width:0;height:1.5pt" o:hralign="center" o:hrstd="t" o:hr="t" fillcolor="#a0a0a0" stroked="f"/>
+        </w:pict>
+      </w:r>
+    </w:p>
+    <w:p>
+      <w:pPr>
+        <w:pStyle w:val="Heading1"/>
+      </w:pPr>
+      <w:r>
+        <w:t>Difference</w:t>
+      </w:r>
+    </w:p>
+    <w:tbl>
+      <w:tblPr>
+        <w:tblW w:w="0" w:type="auto"/>
+        <w:tblCellSpacing w:w="15" w:type="dxa"/>
+        <w:tblCellMar>
+          <w:top w:w="15" w:type="dxa"/>
+          <w:left w:w="15" w:type="dxa"/>
+          <w:bottom w:w="15" w:type="dxa"/>
+          <w:right w:w="15" w:type="dxa"/>
+        </w:tblCellMar>
+        <w:tblLook w:val="04A0" w:firstRow="1" w:lastRow="0" w:firstColumn="1" w:lastColumn="0" w:noHBand="0" w:noVBand="1"/>
+      </w:tblPr>
+      <w:tblGrid>
+        <w:gridCol w:w="1816"/>
+        <w:gridCol w:w="1417"/>
+        <w:gridCol w:w="1447"/>
+      </w:tblGrid>
+      <w:tr>
+        <w:trPr>
+          <w:tblHeader/>
+          <w:tblCellSpacing w:w="15" w:type="dxa"/>
+        </w:trPr>
+        <w:tc>
+          <w:tcPr>
+            <w:tcW w:w="0" w:type="auto"/>
+            <w:vAlign w:val="center"/>
+            <w:hideMark/>
+          </w:tcPr>
+          <w:p>
+            <w:pPr>
+              <w:jc w:val="center"/>
+              <w:rPr>
+                <w:b/>
+                <w:bCs/>
+                <w:sz w:val="24"/>
+                <w:szCs w:val="24"/>
+              </w:rPr>
+            </w:pPr>
+            <w:r>
+              <w:rPr>
+                <w:b/>
+                <w:bCs/>
+              </w:rPr>
+              <w:t>Feature</w:t>
+            </w:r>
+          </w:p>
+        </w:tc>
+        <w:tc>
+          <w:tcPr>
+            <w:tcW w:w="0" w:type="auto"/>
+            <w:vAlign w:val="center"/>
+            <w:hideMark/>
+          </w:tcPr>
+          <w:p>
+            <w:pPr>
+              <w:jc w:val="center"/>
+              <w:rPr>
+                <w:b/>
+                <w:bCs/>
+                <w:sz w:val="24"/>
+                <w:szCs w:val="24"/>
+              </w:rPr>
+            </w:pPr>
+            <w:r>
+              <w:rPr>
+                <w:b/>
+                <w:bCs/>
+              </w:rPr>
+              <w:t>Comparable</w:t>
+            </w:r>
+          </w:p>
+        </w:tc>
+        <w:tc>
+          <w:tcPr>
+            <w:tcW w:w="0" w:type="auto"/>
+            <w:vAlign w:val="center"/>
+            <w:hideMark/>
+          </w:tcPr>
+          <w:p>
+            <w:pPr>
+              <w:jc w:val="center"/>
+              <w:rPr>
+                <w:b/>
+                <w:bCs/>
+                <w:sz w:val="24"/>
+                <w:szCs w:val="24"/>
+              </w:rPr>
+            </w:pPr>
+            <w:r>
+              <w:rPr>
+                <w:b/>
+                <w:bCs/>
+              </w:rPr>
+              <w:t>Comparator</w:t>
+            </w:r>
+          </w:p>
+        </w:tc>
+      </w:tr>
+      <w:tr>
+        <w:trPr>
+          <w:tblCellSpacing w:w="15" w:type="dxa"/>
+        </w:trPr>
+        <w:tc>
+          <w:tcPr>
+            <w:tcW w:w="0" w:type="auto"/>
+            <w:vAlign w:val="center"/>
+            <w:hideMark/>
+          </w:tcPr>
+          <w:p>
+            <w:pPr>
+              <w:rPr>
+                <w:sz w:val="24"/>
+                <w:szCs w:val="24"/>
+              </w:rPr>
+            </w:pPr>
+            <w:r>
+              <w:t>Package</w:t>
+            </w:r>
+          </w:p>
+        </w:tc>
+        <w:tc>
+          <w:tcPr>
+            <w:tcW w:w="0" w:type="auto"/>
+            <w:vAlign w:val="center"/>
+            <w:hideMark/>
+          </w:tcPr>
+          <w:p>
+            <w:pPr>
+              <w:rPr>
+                <w:sz w:val="24"/>
+                <w:szCs w:val="24"/>
+              </w:rPr>
+            </w:pPr>
+            <w:r>
+              <w:t>java.lang</w:t>
+            </w:r>
+          </w:p>
+        </w:tc>
+        <w:tc>
+          <w:tcPr>
+            <w:tcW w:w="0" w:type="auto"/>
+            <w:vAlign w:val="center"/>
+            <w:hideMark/>
+          </w:tcPr>
+          <w:p>
+            <w:pPr>
+              <w:rPr>
+                <w:sz w:val="24"/>
+                <w:szCs w:val="24"/>
+              </w:rPr>
+            </w:pPr>
+            <w:r>
+              <w:t>java.util</w:t>
+            </w:r>
+          </w:p>
+        </w:tc>
+      </w:tr>
+      <w:tr>
+        <w:trPr>
+          <w:tblCellSpacing w:w="15" w:type="dxa"/>
+        </w:trPr>
+        <w:tc>
+          <w:tcPr>
+            <w:tcW w:w="0" w:type="auto"/>
+            <w:vAlign w:val="center"/>
+            <w:hideMark/>
+          </w:tcPr>
+          <w:p>
+            <w:pPr>
+              <w:rPr>
+                <w:sz w:val="24"/>
+                <w:szCs w:val="24"/>
+              </w:rPr>
+            </w:pPr>
+            <w:r>
+              <w:t>Method</w:t>
+            </w:r>
+          </w:p>
+        </w:tc>
+        <w:tc>
+          <w:tcPr>
+            <w:tcW w:w="0" w:type="auto"/>
+            <w:vAlign w:val="center"/>
+            <w:hideMark/>
+          </w:tcPr>
+          <w:p>
+            <w:pPr>
+              <w:rPr>
+                <w:sz w:val="24"/>
+                <w:szCs w:val="24"/>
+              </w:rPr>
+            </w:pPr>
+            <w:r>
+              <w:t>compareTo()</w:t>
+            </w:r>
+          </w:p>
+        </w:tc>
+        <w:tc>
+          <w:tcPr>
+            <w:tcW w:w="0" w:type="auto"/>
+            <w:vAlign w:val="center"/>
+            <w:hideMark/>
+          </w:tcPr>
+          <w:p>
+            <w:pPr>
+              <w:rPr>
+                <w:sz w:val="24"/>
+                <w:szCs w:val="24"/>
+              </w:rPr>
+            </w:pPr>
+            <w:r>
+              <w:t>compare()</w:t>
+            </w:r>
+          </w:p>
+        </w:tc>
+      </w:tr>
+      <w:tr>
+        <w:trPr>
+          <w:tblCellSpacing w:w="15" w:type="dxa"/>
+        </w:trPr>
+        <w:tc>
+          <w:tcPr>
+            <w:tcW w:w="0" w:type="auto"/>
+            <w:vAlign w:val="center"/>
+            <w:hideMark/>
+          </w:tcPr>
+          <w:p>
+            <w:pPr>
+              <w:rPr>
+                <w:sz w:val="24"/>
+                <w:szCs w:val="24"/>
+              </w:rPr>
+            </w:pPr>
+            <w:r>
+              <w:t>Sorting Type</w:t>
+            </w:r>
+          </w:p>
+        </w:tc>
+        <w:tc>
+          <w:tcPr>
+            <w:tcW w:w="0" w:type="auto"/>
+            <w:vAlign w:val="center"/>
+            <w:hideMark/>
+          </w:tcPr>
+          <w:p>
+            <w:pPr>
+              <w:rPr>
+                <w:sz w:val="24"/>
+                <w:szCs w:val="24"/>
+              </w:rPr>
+            </w:pPr>
+            <w:r>
+              <w:t>Natural Sorting</w:t>
+            </w:r>
+          </w:p>
+        </w:tc>
+        <w:tc>
+          <w:tcPr>
+            <w:tcW w:w="0" w:type="auto"/>
+            <w:vAlign w:val="center"/>
+            <w:hideMark/>
+          </w:tcPr>
+          <w:p>
+            <w:pPr>
+              <w:rPr>
+                <w:sz w:val="24"/>
+                <w:szCs w:val="24"/>
+              </w:rPr>
+            </w:pPr>
+            <w:r>
+              <w:t>Custom Sorting</w:t>
+            </w:r>
+          </w:p>
+        </w:tc>
+      </w:tr>
+      <w:tr>
+        <w:trPr>
+          <w:tblCellSpacing w:w="15" w:type="dxa"/>
+        </w:trPr>
+        <w:tc>
+          <w:tcPr>
+            <w:tcW w:w="0" w:type="auto"/>
+            <w:vAlign w:val="center"/>
+            <w:hideMark/>
+          </w:tcPr>
+          <w:p>
+            <w:pPr>
+              <w:rPr>
+                <w:sz w:val="24"/>
+                <w:szCs w:val="24"/>
+              </w:rPr>
+            </w:pPr>
+            <w:r>
+              <w:t>Location</w:t>
+            </w:r>
+          </w:p>
+        </w:tc>
+        <w:tc>
+          <w:tcPr>
+            <w:tcW w:w="0" w:type="auto"/>
+            <w:vAlign w:val="center"/>
+            <w:hideMark/>
+          </w:tcPr>
+          <w:p>
+            <w:pPr>
+              <w:rPr>
+                <w:sz w:val="24"/>
+                <w:szCs w:val="24"/>
+              </w:rPr>
+            </w:pPr>
+            <w:r>
+              <w:t>Inside Class</w:t>
+            </w:r>
+          </w:p>
+        </w:tc>
+        <w:tc>
+          <w:tcPr>
+            <w:tcW w:w="0" w:type="auto"/>
+            <w:vAlign w:val="center"/>
+            <w:hideMark/>
+          </w:tcPr>
+          <w:p>
+            <w:pPr>
+              <w:rPr>
+                <w:sz w:val="24"/>
+                <w:szCs w:val="24"/>
+              </w:rPr>
+            </w:pPr>
+            <w:r>
+              <w:t>Outside Class</w:t>
+            </w:r>
+          </w:p>
+        </w:tc>
+      </w:tr>
+      <w:tr>
+        <w:trPr>
+          <w:tblCellSpacing w:w="15" w:type="dxa"/>
+        </w:trPr>
+        <w:tc>
+          <w:tcPr>
+            <w:tcW w:w="0" w:type="auto"/>
+            <w:vAlign w:val="center"/>
+            <w:hideMark/>
+          </w:tcPr>
+          <w:p>
+            <w:pPr>
+              <w:rPr>
+                <w:sz w:val="24"/>
+                <w:szCs w:val="24"/>
+              </w:rPr>
+            </w:pPr>
+            <w:r>
+              <w:t>Number of Sortings</w:t>
+            </w:r>
+          </w:p>
+        </w:tc>
+        <w:tc>
+          <w:tcPr>
+            <w:tcW w:w="0" w:type="auto"/>
+            <w:vAlign w:val="center"/>
+            <w:hideMark/>
+          </w:tcPr>
+          <w:p>
+            <w:pPr>
+              <w:rPr>
+                <w:sz w:val="24"/>
+                <w:szCs w:val="24"/>
+              </w:rPr>
+            </w:pPr>
+            <w:r>
+              <w:t>One</w:t>
+            </w:r>
+          </w:p>
+        </w:tc>
+        <w:tc>
+          <w:tcPr>
+            <w:tcW w:w="0" w:type="auto"/>
+            <w:vAlign w:val="center"/>
+            <w:hideMark/>
+          </w:tcPr>
+          <w:p>
+            <w:pPr>
+              <w:rPr>
+                <w:sz w:val="24"/>
+                <w:szCs w:val="24"/>
+              </w:rPr>
+            </w:pPr>
+            <w:r>
+              <w:t>Multiple</w:t>
+            </w:r>
+          </w:p>
+        </w:tc>
+      </w:tr>
+      <w:tr>
+        <w:trPr>
+          <w:tblCellSpacing w:w="15" w:type="dxa"/>
+        </w:trPr>
+        <w:tc>
+          <w:tcPr>
+            <w:tcW w:w="0" w:type="auto"/>
+            <w:vAlign w:val="center"/>
+            <w:hideMark/>
+          </w:tcPr>
+          <w:p>
+            <w:pPr>
+              <w:rPr>
+                <w:sz w:val="24"/>
+                <w:szCs w:val="24"/>
+              </w:rPr>
+            </w:pPr>
+            <w:r>
+              <w:t>Modify Class</w:t>
+            </w:r>
+          </w:p>
+        </w:tc>
+        <w:tc>
+          <w:tcPr>
+            <w:tcW w:w="0" w:type="auto"/>
+            <w:vAlign w:val="center"/>
+            <w:hideMark/>
+          </w:tcPr>
+          <w:p>
+            <w:pPr>
+              <w:rPr>
+                <w:sz w:val="24"/>
+                <w:szCs w:val="24"/>
+              </w:rPr>
+            </w:pPr>
+            <w:r>
+              <w:t>Required</w:t>
+            </w:r>
+          </w:p>
+        </w:tc>
+        <w:tc>
+          <w:tcPr>
+            <w:tcW w:w="0" w:type="auto"/>
+            <w:vAlign w:val="center"/>
+            <w:hideMark/>
+          </w:tcPr>
+          <w:p>
+            <w:pPr>
+              <w:rPr>
+                <w:sz w:val="24"/>
+                <w:szCs w:val="24"/>
+              </w:rPr>
+            </w:pPr>
+            <w:r>
+              <w:t>Not Required</w:t>
+            </w:r>
+          </w:p>
+        </w:tc>
+      </w:tr>
+    </w:tbl>
+    <w:p>
+      <w:r>
+        <w:pict>
+          <v:rect id="_x0000_i1128" style="width:0;height:1.5pt" o:hralign="center" o:hrstd="t" o:hr="t" fillcolor="#a0a0a0" stroked="f"/>
+        </w:pict>
+      </w:r>
+    </w:p>
+    <w:p>
+      <w:pPr>
+        <w:pStyle w:val="Heading1"/>
+      </w:pPr>
+      <w:r>
+        <w:lastRenderedPageBreak/>
+        <w:t>Memory Trick</w:t>
+      </w:r>
+    </w:p>
+    <w:p>
+      <w:pPr>
+        <w:pStyle w:val="HTMLPreformatted"/>
+        <w:rPr>
+          <w:rStyle w:val="HTMLCode"/>
+        </w:rPr>
+      </w:pPr>
+      <w:r>
+        <w:rPr>
+          <w:rStyle w:val="HTMLCode"/>
+        </w:rPr>
+        <w:t>Comparable</w:t>
+      </w:r>
+    </w:p>
+    <w:p>
+      <w:pPr>
+        <w:pStyle w:val="HTMLPreformatted"/>
+        <w:rPr>
+          <w:rStyle w:val="HTMLCode"/>
+        </w:rPr>
+      </w:pPr>
+      <w:r>
+        <w:rPr>
+          <w:rStyle w:val="HTMLCode"/>
+        </w:rPr>
+        <w:t>= Default Sorting</w:t>
+      </w:r>
+    </w:p>
+    <w:p>
+      <w:pPr>
+        <w:pStyle w:val="HTMLPreformatted"/>
+        <w:rPr>
+          <w:rStyle w:val="HTMLCode"/>
+        </w:rPr>
+      </w:pPr>
+      <w:r>
+        <w:rPr>
+          <w:rStyle w:val="HTMLCode"/>
+        </w:rPr>
+        <w:t>= Inside Class</w:t>
+      </w:r>
+    </w:p>
+    <w:p>
+      <w:pPr>
+        <w:pStyle w:val="HTMLPreformatted"/>
+        <w:rPr>
+          <w:rStyle w:val="HTMLCode"/>
+        </w:rPr>
+      </w:pPr>
+      <w:r>
+        <w:rPr>
+          <w:rStyle w:val="HTMLCode"/>
+        </w:rPr>
+        <w:t>= compareTo()</w:t>
+      </w:r>
+    </w:p>
+    <w:p>
+      <w:pPr>
+        <w:pStyle w:val="HTMLPreformatted"/>
+        <w:rPr>
+          <w:rStyle w:val="HTMLCode"/>
+        </w:rPr>
+      </w:pPr>
+    </w:p>
+    <w:p>
+      <w:pPr>
+        <w:pStyle w:val="HTMLPreformatted"/>
+        <w:rPr>
+          <w:rStyle w:val="HTMLCode"/>
+        </w:rPr>
+      </w:pPr>
+      <w:r>
+        <w:rPr>
+          <w:rStyle w:val="HTMLCode"/>
+        </w:rPr>
+        <w:t>Comparator</w:t>
+      </w:r>
+    </w:p>
+    <w:p>
+      <w:pPr>
+        <w:pStyle w:val="HTMLPreformatted"/>
+        <w:rPr>
+          <w:rStyle w:val="HTMLCode"/>
+        </w:rPr>
+      </w:pPr>
+      <w:r>
+        <w:rPr>
+          <w:rStyle w:val="HTMLCode"/>
+        </w:rPr>
+        <w:t>= Custom Sorting</w:t>
+      </w:r>
+    </w:p>
+    <w:p>
+      <w:pPr>
+        <w:pStyle w:val="HTMLPreformatted"/>
+        <w:rPr>
+          <w:rStyle w:val="HTMLCode"/>
+        </w:rPr>
+      </w:pPr>
+      <w:r>
+        <w:rPr>
+          <w:rStyle w:val="HTMLCode"/>
+        </w:rPr>
+        <w:t>= Outside Class</w:t>
+      </w:r>
+    </w:p>
+    <w:p>
+      <w:pPr>
+        <w:pStyle w:val="HTMLPreformatted"/>
+        <w:rPr>
+          <w:rStyle w:val="HTMLCode"/>
+        </w:rPr>
+      </w:pPr>
+      <w:r>
+        <w:rPr>
+          <w:rStyle w:val="HTMLCode"/>
+        </w:rPr>
+        <w:t>= compare()</w:t>
+      </w:r>
+    </w:p>
+    <w:p>
+      <w:pPr>
+        <w:pStyle w:val="Heading3"/>
+      </w:pPr>
+      <w:r>
+        <w:t>Example</w:t>
+      </w:r>
+    </w:p>
+    <w:p>
+      <w:pPr>
+        <w:pStyle w:val="HTMLPreformatted"/>
+        <w:rPr>
+          <w:rStyle w:val="HTMLCode"/>
+        </w:rPr>
+      </w:pPr>
+      <w:r>
+        <w:rPr>
+          <w:rStyle w:val="HTMLCode"/>
+        </w:rPr>
+        <w:t>Employee</w:t>
+      </w:r>
+    </w:p>
+    <w:p>
+      <w:pPr>
+        <w:pStyle w:val="HTMLPreformatted"/>
+        <w:rPr>
+          <w:rStyle w:val="HTMLCode"/>
+        </w:rPr>
+      </w:pPr>
+    </w:p>
+    <w:p>
+      <w:pPr>
+        <w:pStyle w:val="HTMLPreformatted"/>
+        <w:rPr>
+          <w:rStyle w:val="HTMLCode"/>
+        </w:rPr>
+      </w:pPr>
+      <w:r>
+        <w:rPr>
+          <w:rStyle w:val="HTMLCode"/>
+        </w:rPr>
+        <w:t>Comparable</w:t>
+      </w:r>
+    </w:p>
+    <w:p>
+      <w:pPr>
+        <w:pStyle w:val="HTMLPreformatted"/>
+        <w:rPr>
+          <w:rStyle w:val="HTMLCode"/>
+        </w:rPr>
+      </w:pPr>
+      <w:r>
+        <w:rPr>
+          <w:rStyle w:val="HTMLCode"/>
+        </w:rPr>
+        <w:t xml:space="preserve">   ↓</w:t>
+      </w:r>
+    </w:p>
+    <w:p>
+      <w:pPr>
+        <w:pStyle w:val="HTMLPreformatted"/>
+        <w:rPr>
+          <w:rStyle w:val="HTMLCode"/>
+        </w:rPr>
+      </w:pPr>
+      <w:r>
+        <w:rPr>
+          <w:rStyle w:val="HTMLCode"/>
+        </w:rPr>
+        <w:t>Sort By ID</w:t>
+      </w:r>
+    </w:p>
+    <w:p>
+      <w:pPr>
+        <w:pStyle w:val="HTMLPreformatted"/>
+        <w:rPr>
+          <w:rStyle w:val="HTMLCode"/>
+        </w:rPr>
+      </w:pPr>
+    </w:p>
+    <w:p>
+      <w:pPr>
+        <w:pStyle w:val="HTMLPreformatted"/>
+        <w:rPr>
+          <w:rStyle w:val="HTMLCode"/>
+        </w:rPr>
+      </w:pPr>
+      <w:r>
+        <w:rPr>
+          <w:rStyle w:val="HTMLCode"/>
+        </w:rPr>
+        <w:t>Comparator</w:t>
+      </w:r>
+    </w:p>
+    <w:p>
+      <w:pPr>
+        <w:pStyle w:val="HTMLPreformatted"/>
+        <w:rPr>
+          <w:rStyle w:val="HTMLCode"/>
+        </w:rPr>
+      </w:pPr>
+      <w:r>
+        <w:rPr>
+          <w:rStyle w:val="HTMLCode"/>
+        </w:rPr>
+        <w:t xml:space="preserve">   ↓</w:t>
+      </w:r>
+    </w:p>
+    <w:p>
+      <w:pPr>
+        <w:pStyle w:val="HTMLPreformatted"/>
+        <w:rPr>
+          <w:rStyle w:val="HTMLCode"/>
+        </w:rPr>
+      </w:pPr>
+      <w:r>
+        <w:rPr>
+          <w:rStyle w:val="HTMLCode"/>
+        </w:rPr>
+        <w:t>Sort By Name</w:t>
+      </w:r>
+    </w:p>
+    <w:p>
+      <w:pPr>
+        <w:pStyle w:val="HTMLPreformatted"/>
+        <w:rPr>
+          <w:rStyle w:val="HTMLCode"/>
+        </w:rPr>
+      </w:pPr>
+      <w:r>
+        <w:rPr>
+          <w:rStyle w:val="HTMLCode"/>
+        </w:rPr>
+        <w:t xml:space="preserve">   ↓</w:t>
+      </w:r>
+    </w:p>
+    <w:p>
+      <w:pPr>
+        <w:pStyle w:val="HTMLPreformatted"/>
+        <w:rPr>
+          <w:rStyle w:val="HTMLCode"/>
+        </w:rPr>
+      </w:pPr>
+      <w:r>
+        <w:rPr>
+          <w:rStyle w:val="HTMLCode"/>
+        </w:rPr>
+        <w:t>Sort By Salary</w:t>
+      </w:r>
+    </w:p>
+    <w:p>
+      <w:pPr>
+        <w:pStyle w:val="HTMLPreformatted"/>
+        <w:rPr>
+          <w:rStyle w:val="HTMLCode"/>
+        </w:rPr>
+      </w:pPr>
+      <w:r>
+        <w:rPr>
+          <w:rStyle w:val="HTMLCode"/>
+        </w:rPr>
+        <w:t xml:space="preserve">   ↓</w:t>
+      </w:r>
+    </w:p>
+    <w:p>
+      <w:pPr>
+        <w:pStyle w:val="HTMLPreformatted"/>
+        <w:rPr>
+          <w:rStyle w:val="HTMLCode"/>
+        </w:rPr>
+      </w:pPr>
+      <w:r>
+        <w:rPr>
+          <w:rStyle w:val="HTMLCode"/>
+        </w:rPr>
+        <w:lastRenderedPageBreak/>
+        <w:t>Sort By Age</w:t>
+      </w:r>
+    </w:p>
+    <w:p>
+      <w:pPr>
+        <w:pStyle w:val="Heading3"/>
+      </w:pPr>
+      <w:r>
+        <w:t>Interview Answer</w:t>
+      </w:r>
+    </w:p>
+    <w:p>
+      <w:pPr>
+        <w:pStyle w:val="NormalWeb"/>
+      </w:pPr>
+      <w:r>
+        <w:t>Use Comparable when a class has one natural sorting order. Use Comparator when multiple sorting strategies are required.</w:t>
+      </w:r>
+    </w:p>
+    <w:p>
+      <w:pPr>
+        <w:pStyle w:val="NormalWeb"/>
+      </w:pPr>
+    </w:p>
+    <w:p>
+      <w:pPr>
+        <w:pStyle w:val="Heading3"/>
+      </w:pPr>
+      <w:r>
+        <w:t>Comparable Example</w:t>
+      </w:r>
+    </w:p>
+    <w:p>
+      <w:pPr>
+        <w:pStyle w:val="NormalWeb"/>
+      </w:pPr>
+      <w:r>
+        <w:rPr>
+          <w:rStyle w:val="Strong"/>
+        </w:rPr>
+        <w:t>Default Sorting by ID</w:t>
+      </w:r>
+    </w:p>
+    <w:p>
+      <w:pPr>
+        <w:pStyle w:val="HTMLPreformatted"/>
+      </w:pPr>
+      <w:r>
+        <w:rPr>
+          <w:rStyle w:val="g"/>
+        </w:rPr>
+        <w:t>import</w:t>
+      </w:r>
+      <w:r>
+        <w:rPr>
+          <w:rStyle w:val="HTMLCode"/>
+        </w:rPr>
+        <w:t xml:space="preserve"> </w:t>
+      </w:r>
+      <w:r>
+        <w:rPr>
+          <w:rStyle w:val="m"/>
+        </w:rPr>
+        <w:t>java</w:t>
+      </w:r>
+      <w:r>
+        <w:rPr>
+          <w:rStyle w:val="g"/>
+        </w:rPr>
+        <w:t>.</w:t>
+      </w:r>
+      <w:r>
+        <w:rPr>
+          <w:rStyle w:val="m"/>
+        </w:rPr>
+        <w:t>util</w:t>
+      </w:r>
+      <w:r>
+        <w:rPr>
+          <w:rStyle w:val="g"/>
+        </w:rPr>
+        <w:t>.</w:t>
+      </w:r>
+      <w:r>
+        <w:rPr>
+          <w:rStyle w:val="HTMLCode"/>
+        </w:rPr>
+        <w:t>*;</w:t>
+      </w:r>
+      <w:r>
+        <w:br/>
+      </w:r>
+      <w:r>
+        <w:br/>
+      </w:r>
+      <w:r>
+        <w:rPr>
+          <w:rStyle w:val="g"/>
+        </w:rPr>
+        <w:t>class</w:t>
+      </w:r>
+      <w:r>
+        <w:rPr>
+          <w:rStyle w:val="HTMLCode"/>
+        </w:rPr>
+        <w:t xml:space="preserve"> </w:t>
+      </w:r>
+      <w:r>
+        <w:rPr>
+          <w:rStyle w:val="m"/>
+        </w:rPr>
+        <w:t>Employee</w:t>
+      </w:r>
+      <w:r>
+        <w:rPr>
+          <w:rStyle w:val="HTMLCode"/>
+        </w:rPr>
+        <w:t xml:space="preserve"> </w:t>
+      </w:r>
+      <w:r>
+        <w:rPr>
+          <w:rStyle w:val="g"/>
+        </w:rPr>
+        <w:t>implements</w:t>
+      </w:r>
+      <w:r>
+        <w:rPr>
+          <w:rStyle w:val="HTMLCode"/>
+        </w:rPr>
+        <w:t xml:space="preserve"> </w:t>
+      </w:r>
+      <w:r>
+        <w:rPr>
+          <w:rStyle w:val="m"/>
+        </w:rPr>
+        <w:t>Comparable</w:t>
+      </w:r>
+      <w:r>
+        <w:rPr>
+          <w:rStyle w:val="HTMLCode"/>
+        </w:rPr>
+        <w:t>&lt;</w:t>
+      </w:r>
+      <w:r>
+        <w:rPr>
+          <w:rStyle w:val="m"/>
+        </w:rPr>
+        <w:t>Employee</w:t>
+      </w:r>
+      <w:r>
+        <w:rPr>
+          <w:rStyle w:val="HTMLCode"/>
+        </w:rPr>
+        <w:t>&gt; {</w:t>
+      </w:r>
+      <w:r>
+        <w:br/>
+      </w:r>
+      <w:r>
+        <w:br/>
+      </w:r>
+      <w:r>
+        <w:rPr>
+          <w:rStyle w:val="HTMLCode"/>
+        </w:rPr>
+        <w:t xml:space="preserve">    </w:t>
+      </w:r>
+      <w:r>
+        <w:rPr>
+          <w:rStyle w:val="m"/>
+        </w:rPr>
+        <w:t>int</w:t>
+      </w:r>
+      <w:r>
+        <w:rPr>
+          <w:rStyle w:val="HTMLCode"/>
+        </w:rPr>
+        <w:t xml:space="preserve"> </w:t>
+      </w:r>
+      <w:r>
+        <w:rPr>
+          <w:rStyle w:val="m"/>
+        </w:rPr>
+        <w:t>id</w:t>
+      </w:r>
+      <w:r>
+        <w:rPr>
+          <w:rStyle w:val="HTMLCode"/>
+        </w:rPr>
+        <w:t>;</w:t>
+      </w:r>
+      <w:r>
+        <w:br/>
+      </w:r>
+      <w:r>
+        <w:rPr>
+          <w:rStyle w:val="HTMLCode"/>
+        </w:rPr>
+        <w:t xml:space="preserve">    </w:t>
+      </w:r>
+      <w:r>
+        <w:rPr>
+          <w:rStyle w:val="m"/>
+        </w:rPr>
+        <w:t>String</w:t>
+      </w:r>
+      <w:r>
+        <w:rPr>
+          <w:rStyle w:val="HTMLCode"/>
+        </w:rPr>
+        <w:t xml:space="preserve"> </w:t>
+      </w:r>
+      <w:r>
+        <w:rPr>
+          <w:rStyle w:val="m"/>
+        </w:rPr>
+        <w:t>name</w:t>
+      </w:r>
+      <w:r>
+        <w:rPr>
+          <w:rStyle w:val="HTMLCode"/>
+        </w:rPr>
+        <w:t>;</w:t>
+      </w:r>
+      <w:r>
+        <w:br/>
+      </w:r>
+      <w:r>
+        <w:br/>
+      </w:r>
+      <w:r>
+        <w:rPr>
+          <w:rStyle w:val="HTMLCode"/>
+        </w:rPr>
+        <w:t xml:space="preserve">    </w:t>
+      </w:r>
+      <w:r>
+        <w:rPr>
+          <w:rStyle w:val="m"/>
+        </w:rPr>
+        <w:t>Employee</w:t>
+      </w:r>
+      <w:r>
+        <w:rPr>
+          <w:rStyle w:val="HTMLCode"/>
+        </w:rPr>
+        <w:t>(</w:t>
+      </w:r>
+      <w:r>
+        <w:rPr>
+          <w:rStyle w:val="m"/>
+        </w:rPr>
+        <w:t>int</w:t>
+      </w:r>
+      <w:r>
+        <w:rPr>
+          <w:rStyle w:val="HTMLCode"/>
+        </w:rPr>
+        <w:t xml:space="preserve"> </w:t>
+      </w:r>
+      <w:r>
+        <w:rPr>
+          <w:rStyle w:val="m"/>
+        </w:rPr>
+        <w:t>id</w:t>
+      </w:r>
+      <w:r>
+        <w:rPr>
+          <w:rStyle w:val="HTMLCode"/>
+        </w:rPr>
+        <w:t xml:space="preserve">, </w:t>
+      </w:r>
+      <w:r>
+        <w:rPr>
+          <w:rStyle w:val="m"/>
+        </w:rPr>
+        <w:t>String</w:t>
+      </w:r>
+      <w:r>
+        <w:rPr>
+          <w:rStyle w:val="HTMLCode"/>
+        </w:rPr>
+        <w:t xml:space="preserve"> </w:t>
+      </w:r>
+      <w:r>
+        <w:rPr>
+          <w:rStyle w:val="m"/>
+        </w:rPr>
+        <w:t>name</w:t>
+      </w:r>
+      <w:r>
+        <w:rPr>
+          <w:rStyle w:val="HTMLCode"/>
+        </w:rPr>
+        <w:t>) {</w:t>
+      </w:r>
+      <w:r>
+        <w:br/>
+      </w:r>
+      <w:r>
+        <w:rPr>
+          <w:rStyle w:val="HTMLCode"/>
+        </w:rPr>
+        <w:t xml:space="preserve">        </w:t>
+      </w:r>
+      <w:r>
+        <w:rPr>
+          <w:rStyle w:val="j"/>
+        </w:rPr>
+        <w:t>this</w:t>
+      </w:r>
+      <w:r>
+        <w:rPr>
+          <w:rStyle w:val="g"/>
+        </w:rPr>
+        <w:t>.</w:t>
+      </w:r>
+      <w:r>
+        <w:rPr>
+          <w:rStyle w:val="m"/>
+        </w:rPr>
+        <w:t>id</w:t>
+      </w:r>
+      <w:r>
+        <w:rPr>
+          <w:rStyle w:val="HTMLCode"/>
+        </w:rPr>
+        <w:t xml:space="preserve"> </w:t>
+      </w:r>
+      <w:r>
+        <w:rPr>
+          <w:rStyle w:val="g"/>
+        </w:rPr>
+        <w:t>=</w:t>
+      </w:r>
+      <w:r>
+        <w:rPr>
+          <w:rStyle w:val="HTMLCode"/>
+        </w:rPr>
+        <w:t xml:space="preserve"> </w:t>
+      </w:r>
+      <w:r>
+        <w:rPr>
+          <w:rStyle w:val="m"/>
+        </w:rPr>
+        <w:t>id</w:t>
+      </w:r>
+      <w:r>
+        <w:rPr>
+          <w:rStyle w:val="HTMLCode"/>
+        </w:rPr>
+        <w:t>;</w:t>
+      </w:r>
+      <w:r>
+        <w:br/>
+      </w:r>
+      <w:r>
+        <w:rPr>
+          <w:rStyle w:val="HTMLCode"/>
+        </w:rPr>
+        <w:t xml:space="preserve">        </w:t>
+      </w:r>
+      <w:r>
+        <w:rPr>
+          <w:rStyle w:val="j"/>
+        </w:rPr>
+        <w:t>this</w:t>
+      </w:r>
+      <w:r>
+        <w:rPr>
+          <w:rStyle w:val="g"/>
+        </w:rPr>
+        <w:t>.</w:t>
+      </w:r>
+      <w:r>
+        <w:rPr>
+          <w:rStyle w:val="m"/>
+        </w:rPr>
+        <w:t>name</w:t>
+      </w:r>
+      <w:r>
+        <w:rPr>
+          <w:rStyle w:val="HTMLCode"/>
+        </w:rPr>
+        <w:t xml:space="preserve"> </w:t>
+      </w:r>
+      <w:r>
+        <w:rPr>
+          <w:rStyle w:val="g"/>
+        </w:rPr>
+        <w:t>=</w:t>
+      </w:r>
+      <w:r>
+        <w:rPr>
+          <w:rStyle w:val="HTMLCode"/>
+        </w:rPr>
+        <w:t xml:space="preserve"> </w:t>
+      </w:r>
+      <w:r>
+        <w:rPr>
+          <w:rStyle w:val="m"/>
+        </w:rPr>
+        <w:t>name</w:t>
+      </w:r>
+      <w:r>
+        <w:rPr>
+          <w:rStyle w:val="HTMLCode"/>
+        </w:rPr>
+        <w:t>;</w:t>
+      </w:r>
+      <w:r>
+        <w:br/>
+      </w:r>
+      <w:r>
+        <w:rPr>
+          <w:rStyle w:val="HTMLCode"/>
+        </w:rPr>
+        <w:t xml:space="preserve">    }</w:t>
+      </w:r>
+      <w:r>
+        <w:br/>
+      </w:r>
+      <w:r>
+        <w:br/>
+      </w:r>
+      <w:r>
+        <w:rPr>
+          <w:rStyle w:val="HTMLCode"/>
+        </w:rPr>
+        <w:lastRenderedPageBreak/>
+        <w:t xml:space="preserve">    @</w:t>
+      </w:r>
+      <w:r>
+        <w:rPr>
+          <w:rStyle w:val="m"/>
+        </w:rPr>
+        <w:t>Override</w:t>
+      </w:r>
+      <w:r>
+        <w:br/>
+      </w:r>
+      <w:r>
+        <w:rPr>
+          <w:rStyle w:val="HTMLCode"/>
+        </w:rPr>
+        <w:t xml:space="preserve">    </w:t>
+      </w:r>
+      <w:r>
+        <w:rPr>
+          <w:rStyle w:val="g"/>
+        </w:rPr>
+        <w:t>public</w:t>
+      </w:r>
+      <w:r>
+        <w:rPr>
+          <w:rStyle w:val="HTMLCode"/>
+        </w:rPr>
+        <w:t xml:space="preserve"> </w:t>
+      </w:r>
+      <w:r>
+        <w:rPr>
+          <w:rStyle w:val="m"/>
+        </w:rPr>
+        <w:t>int</w:t>
+      </w:r>
+      <w:r>
+        <w:rPr>
+          <w:rStyle w:val="HTMLCode"/>
+        </w:rPr>
+        <w:t xml:space="preserve"> </w:t>
+      </w:r>
+      <w:r>
+        <w:rPr>
+          <w:rStyle w:val="m"/>
+        </w:rPr>
+        <w:t>compareTo</w:t>
+      </w:r>
+      <w:r>
+        <w:rPr>
+          <w:rStyle w:val="HTMLCode"/>
+        </w:rPr>
+        <w:t>(</w:t>
+      </w:r>
+      <w:r>
+        <w:rPr>
+          <w:rStyle w:val="m"/>
+        </w:rPr>
+        <w:t>Employee</w:t>
+      </w:r>
+      <w:r>
+        <w:rPr>
+          <w:rStyle w:val="HTMLCode"/>
+        </w:rPr>
+        <w:t xml:space="preserve"> </w:t>
+      </w:r>
+      <w:r>
+        <w:rPr>
+          <w:rStyle w:val="m"/>
+        </w:rPr>
+        <w:t>e</w:t>
+      </w:r>
+      <w:r>
+        <w:rPr>
+          <w:rStyle w:val="HTMLCode"/>
+        </w:rPr>
+        <w:t>) {</w:t>
+      </w:r>
+      <w:r>
+        <w:br/>
+      </w:r>
+      <w:r>
+        <w:rPr>
+          <w:rStyle w:val="HTMLCode"/>
+        </w:rPr>
+        <w:t xml:space="preserve">        </w:t>
+      </w:r>
+      <w:r>
+        <w:rPr>
+          <w:rStyle w:val="g"/>
+        </w:rPr>
+        <w:t>return</w:t>
+      </w:r>
+      <w:r>
+        <w:rPr>
+          <w:rStyle w:val="HTMLCode"/>
+        </w:rPr>
+        <w:t xml:space="preserve"> </w:t>
+      </w:r>
+      <w:r>
+        <w:rPr>
+          <w:rStyle w:val="j"/>
+        </w:rPr>
+        <w:t>this</w:t>
+      </w:r>
+      <w:r>
+        <w:rPr>
+          <w:rStyle w:val="g"/>
+        </w:rPr>
+        <w:t>.</w:t>
+      </w:r>
+      <w:r>
+        <w:rPr>
+          <w:rStyle w:val="m"/>
+        </w:rPr>
+        <w:t>id</w:t>
+      </w:r>
+      <w:r>
+        <w:rPr>
+          <w:rStyle w:val="HTMLCode"/>
+        </w:rPr>
+        <w:t xml:space="preserve"> </w:t>
+      </w:r>
+      <w:r>
+        <w:rPr>
+          <w:rStyle w:val="g"/>
+        </w:rPr>
+        <w:t>-</w:t>
+      </w:r>
+      <w:r>
+        <w:rPr>
+          <w:rStyle w:val="HTMLCode"/>
+        </w:rPr>
+        <w:t xml:space="preserve"> </w:t>
+      </w:r>
+      <w:r>
+        <w:rPr>
+          <w:rStyle w:val="m"/>
+        </w:rPr>
+        <w:t>e</w:t>
+      </w:r>
+      <w:r>
+        <w:rPr>
+          <w:rStyle w:val="g"/>
+        </w:rPr>
+        <w:t>.</w:t>
+      </w:r>
+      <w:r>
+        <w:rPr>
+          <w:rStyle w:val="m"/>
+        </w:rPr>
+        <w:t>id</w:t>
+      </w:r>
+      <w:r>
+        <w:rPr>
+          <w:rStyle w:val="HTMLCode"/>
+        </w:rPr>
+        <w:t>;</w:t>
+      </w:r>
+      <w:r>
+        <w:br/>
+      </w:r>
+      <w:r>
+        <w:rPr>
+          <w:rStyle w:val="HTMLCode"/>
+        </w:rPr>
+        <w:t xml:space="preserve">    }</w:t>
+      </w:r>
+      <w:r>
+        <w:br/>
+      </w:r>
+      <w:r>
+        <w:br/>
+      </w:r>
+      <w:r>
+        <w:rPr>
+          <w:rStyle w:val="HTMLCode"/>
+        </w:rPr>
+        <w:t xml:space="preserve">    </w:t>
+      </w:r>
+      <w:r>
+        <w:rPr>
+          <w:rStyle w:val="g"/>
+        </w:rPr>
+        <w:t>public</w:t>
+      </w:r>
+      <w:r>
+        <w:rPr>
+          <w:rStyle w:val="HTMLCode"/>
+        </w:rPr>
+        <w:t xml:space="preserve"> </w:t>
+      </w:r>
+      <w:r>
+        <w:rPr>
+          <w:rStyle w:val="m"/>
+        </w:rPr>
+        <w:t>String</w:t>
+      </w:r>
+      <w:r>
+        <w:rPr>
+          <w:rStyle w:val="HTMLCode"/>
+        </w:rPr>
+        <w:t xml:space="preserve"> </w:t>
+      </w:r>
+      <w:r>
+        <w:rPr>
+          <w:rStyle w:val="m"/>
+        </w:rPr>
+        <w:t>toString</w:t>
+      </w:r>
+      <w:r>
+        <w:rPr>
+          <w:rStyle w:val="HTMLCode"/>
+        </w:rPr>
+        <w:t>() {</w:t>
+      </w:r>
+      <w:r>
+        <w:br/>
+      </w:r>
+      <w:r>
+        <w:rPr>
+          <w:rStyle w:val="HTMLCode"/>
+        </w:rPr>
+        <w:t xml:space="preserve">        </w:t>
+      </w:r>
+      <w:r>
+        <w:rPr>
+          <w:rStyle w:val="g"/>
+        </w:rPr>
+        <w:t>return</w:t>
+      </w:r>
+      <w:r>
+        <w:rPr>
+          <w:rStyle w:val="HTMLCode"/>
+        </w:rPr>
+        <w:t xml:space="preserve"> </w:t>
+      </w:r>
+      <w:r>
+        <w:rPr>
+          <w:rStyle w:val="m"/>
+        </w:rPr>
+        <w:t>id</w:t>
+      </w:r>
+      <w:r>
+        <w:rPr>
+          <w:rStyle w:val="HTMLCode"/>
+        </w:rPr>
+        <w:t xml:space="preserve"> </w:t>
+      </w:r>
+      <w:r>
+        <w:rPr>
+          <w:rStyle w:val="g"/>
+        </w:rPr>
+        <w:t>+</w:t>
+      </w:r>
+      <w:r>
+        <w:rPr>
+          <w:rStyle w:val="HTMLCode"/>
+        </w:rPr>
+        <w:t xml:space="preserve"> </w:t>
+      </w:r>
+      <w:r>
+        <w:rPr>
+          <w:rStyle w:val="k"/>
+        </w:rPr>
+        <w:t>" "</w:t>
+      </w:r>
+      <w:r>
+        <w:rPr>
+          <w:rStyle w:val="HTMLCode"/>
+        </w:rPr>
+        <w:t xml:space="preserve"> </w:t>
+      </w:r>
+      <w:r>
+        <w:rPr>
+          <w:rStyle w:val="g"/>
+        </w:rPr>
+        <w:t>+</w:t>
+      </w:r>
+      <w:r>
+        <w:rPr>
+          <w:rStyle w:val="HTMLCode"/>
+        </w:rPr>
+        <w:t xml:space="preserve"> </w:t>
+      </w:r>
+      <w:r>
+        <w:rPr>
+          <w:rStyle w:val="m"/>
+        </w:rPr>
+        <w:t>name</w:t>
+      </w:r>
+      <w:r>
+        <w:rPr>
+          <w:rStyle w:val="HTMLCode"/>
+        </w:rPr>
+        <w:t>;</w:t>
+      </w:r>
+      <w:r>
+        <w:br/>
+      </w:r>
+      <w:r>
+        <w:rPr>
+          <w:rStyle w:val="HTMLCode"/>
+        </w:rPr>
+        <w:t xml:space="preserve">    }</w:t>
+      </w:r>
+      <w:r>
+        <w:br/>
+      </w:r>
+      <w:r>
+        <w:rPr>
+          <w:rStyle w:val="HTMLCode"/>
+        </w:rPr>
+        <w:t>}</w:t>
+      </w:r>
+      <w:r>
+        <w:br/>
+      </w:r>
+      <w:r>
+        <w:br/>
+      </w:r>
+      <w:r>
+        <w:rPr>
+          <w:rStyle w:val="g"/>
+        </w:rPr>
+        <w:t>public</w:t>
+      </w:r>
+      <w:r>
+        <w:rPr>
+          <w:rStyle w:val="HTMLCode"/>
+        </w:rPr>
+        <w:t xml:space="preserve"> </w:t>
+      </w:r>
+      <w:r>
+        <w:rPr>
+          <w:rStyle w:val="g"/>
+        </w:rPr>
+        <w:t>class</w:t>
+      </w:r>
+      <w:r>
+        <w:rPr>
+          <w:rStyle w:val="HTMLCode"/>
+        </w:rPr>
+        <w:t xml:space="preserve"> </w:t>
+      </w:r>
+      <w:r>
+        <w:rPr>
+          <w:rStyle w:val="m"/>
+        </w:rPr>
+        <w:t>Main</w:t>
+      </w:r>
+      <w:r>
+        <w:rPr>
+          <w:rStyle w:val="HTMLCode"/>
+        </w:rPr>
+        <w:t xml:space="preserve"> {</w:t>
+      </w:r>
+      <w:r>
+        <w:br/>
+      </w:r>
+      <w:r>
+        <w:rPr>
+          <w:rStyle w:val="HTMLCode"/>
+        </w:rPr>
+        <w:t xml:space="preserve">    </w:t>
+      </w:r>
+      <w:r>
+        <w:rPr>
+          <w:rStyle w:val="g"/>
+        </w:rPr>
+        <w:t>public</w:t>
+      </w:r>
+      <w:r>
+        <w:rPr>
+          <w:rStyle w:val="HTMLCode"/>
+        </w:rPr>
+        <w:t xml:space="preserve"> </w:t>
+      </w:r>
+      <w:r>
+        <w:rPr>
+          <w:rStyle w:val="g"/>
+        </w:rPr>
+        <w:t>static</w:t>
+      </w:r>
+      <w:r>
+        <w:rPr>
+          <w:rStyle w:val="HTMLCode"/>
+        </w:rPr>
+        <w:t xml:space="preserve"> </w:t>
+      </w:r>
+      <w:r>
+        <w:rPr>
+          <w:rStyle w:val="g"/>
+        </w:rPr>
+        <w:t>void</w:t>
+      </w:r>
+      <w:r>
+        <w:rPr>
+          <w:rStyle w:val="HTMLCode"/>
+        </w:rPr>
+        <w:t xml:space="preserve"> </w:t>
+      </w:r>
+      <w:r>
+        <w:rPr>
+          <w:rStyle w:val="m"/>
+        </w:rPr>
+        <w:t>main</w:t>
+      </w:r>
+      <w:r>
+        <w:rPr>
+          <w:rStyle w:val="HTMLCode"/>
+        </w:rPr>
+        <w:t>(</w:t>
+      </w:r>
+      <w:r>
+        <w:rPr>
+          <w:rStyle w:val="m"/>
+        </w:rPr>
+        <w:t>String</w:t>
+      </w:r>
+      <w:r>
+        <w:rPr>
+          <w:rStyle w:val="HTMLCode"/>
+        </w:rPr>
+        <w:t xml:space="preserve">[] </w:t>
+      </w:r>
+      <w:r>
+        <w:rPr>
+          <w:rStyle w:val="m"/>
+        </w:rPr>
+        <w:t>args</w:t>
+      </w:r>
+      <w:r>
+        <w:rPr>
+          <w:rStyle w:val="HTMLCode"/>
+        </w:rPr>
+        <w:t>) {</w:t>
+      </w:r>
+      <w:r>
+        <w:br/>
+      </w:r>
+      <w:r>
+        <w:br/>
+      </w:r>
+      <w:r>
+        <w:rPr>
+          <w:rStyle w:val="HTMLCode"/>
+        </w:rPr>
+        <w:t xml:space="preserve">        </w:t>
+      </w:r>
+      <w:r>
+        <w:rPr>
+          <w:rStyle w:val="m"/>
+        </w:rPr>
+        <w:t>List</w:t>
+      </w:r>
+      <w:r>
+        <w:rPr>
+          <w:rStyle w:val="HTMLCode"/>
+        </w:rPr>
+        <w:t>&lt;</w:t>
+      </w:r>
+      <w:r>
+        <w:rPr>
+          <w:rStyle w:val="m"/>
+        </w:rPr>
+        <w:t>Employee</w:t>
+      </w:r>
+      <w:r>
+        <w:rPr>
+          <w:rStyle w:val="HTMLCode"/>
+        </w:rPr>
+        <w:t xml:space="preserve">&gt; </w:t>
+      </w:r>
+      <w:r>
+        <w:rPr>
+          <w:rStyle w:val="m"/>
+        </w:rPr>
+        <w:t>list</w:t>
+      </w:r>
+      <w:r>
+        <w:rPr>
+          <w:rStyle w:val="HTMLCode"/>
+        </w:rPr>
+        <w:t xml:space="preserve"> </w:t>
+      </w:r>
+      <w:r>
+        <w:rPr>
+          <w:rStyle w:val="g"/>
+        </w:rPr>
+        <w:t>=</w:t>
+      </w:r>
+      <w:r>
+        <w:rPr>
+          <w:rStyle w:val="HTMLCode"/>
+        </w:rPr>
+        <w:t xml:space="preserve"> </w:t>
+      </w:r>
+      <w:r>
+        <w:rPr>
+          <w:rStyle w:val="g"/>
+        </w:rPr>
+        <w:t>new</w:t>
+      </w:r>
+      <w:r>
+        <w:rPr>
+          <w:rStyle w:val="HTMLCode"/>
+        </w:rPr>
+        <w:t xml:space="preserve"> </w:t>
+      </w:r>
+      <w:r>
+        <w:rPr>
+          <w:rStyle w:val="m"/>
+        </w:rPr>
+        <w:t>ArrayList</w:t>
+      </w:r>
+      <w:r>
+        <w:rPr>
+          <w:rStyle w:val="HTMLCode"/>
+        </w:rPr>
+        <w:t>&lt;&gt;();</w:t>
+      </w:r>
+      <w:r>
+        <w:br/>
+      </w:r>
+      <w:r>
+        <w:br/>
+      </w:r>
+      <w:r>
+        <w:rPr>
+          <w:rStyle w:val="HTMLCode"/>
+        </w:rPr>
+        <w:t xml:space="preserve">        </w:t>
+      </w:r>
+      <w:r>
+        <w:rPr>
+          <w:rStyle w:val="m"/>
+        </w:rPr>
+        <w:t>list</w:t>
+      </w:r>
+      <w:r>
+        <w:rPr>
+          <w:rStyle w:val="g"/>
+        </w:rPr>
+        <w:t>.</w:t>
+      </w:r>
+      <w:r>
+        <w:rPr>
+          <w:rStyle w:val="m"/>
+        </w:rPr>
+        <w:t>add</w:t>
+      </w:r>
+      <w:r>
+        <w:rPr>
+          <w:rStyle w:val="HTMLCode"/>
+        </w:rPr>
+        <w:t>(</w:t>
+      </w:r>
+      <w:r>
+        <w:rPr>
+          <w:rStyle w:val="g"/>
+        </w:rPr>
+        <w:t>new</w:t>
+      </w:r>
+      <w:r>
+        <w:rPr>
+          <w:rStyle w:val="HTMLCode"/>
+        </w:rPr>
+        <w:t xml:space="preserve"> </w:t>
+      </w:r>
+      <w:r>
+        <w:rPr>
+          <w:rStyle w:val="m"/>
+        </w:rPr>
+        <w:t>Employee</w:t>
+      </w:r>
+      <w:r>
+        <w:rPr>
+          <w:rStyle w:val="HTMLCode"/>
+        </w:rPr>
+        <w:t>(</w:t>
+      </w:r>
+      <w:r>
+        <w:rPr>
+          <w:rStyle w:val="j"/>
+        </w:rPr>
+        <w:t>103</w:t>
+      </w:r>
+      <w:r>
+        <w:rPr>
+          <w:rStyle w:val="HTMLCode"/>
+        </w:rPr>
+        <w:t xml:space="preserve">, </w:t>
+      </w:r>
+      <w:r>
+        <w:rPr>
+          <w:rStyle w:val="k"/>
+        </w:rPr>
+        <w:t>"Amit"</w:t>
+      </w:r>
+      <w:r>
+        <w:rPr>
+          <w:rStyle w:val="HTMLCode"/>
+        </w:rPr>
+        <w:t>));</w:t>
+      </w:r>
+      <w:r>
+        <w:br/>
+      </w:r>
+      <w:r>
+        <w:rPr>
+          <w:rStyle w:val="HTMLCode"/>
+        </w:rPr>
+        <w:t xml:space="preserve">        </w:t>
+      </w:r>
+      <w:r>
+        <w:rPr>
+          <w:rStyle w:val="m"/>
+        </w:rPr>
+        <w:t>list</w:t>
+      </w:r>
+      <w:r>
+        <w:rPr>
+          <w:rStyle w:val="g"/>
+        </w:rPr>
+        <w:t>.</w:t>
+      </w:r>
+      <w:r>
+        <w:rPr>
+          <w:rStyle w:val="m"/>
+        </w:rPr>
+        <w:t>add</w:t>
+      </w:r>
+      <w:r>
+        <w:rPr>
+          <w:rStyle w:val="HTMLCode"/>
+        </w:rPr>
+        <w:t>(</w:t>
+      </w:r>
+      <w:r>
+        <w:rPr>
+          <w:rStyle w:val="g"/>
+        </w:rPr>
+        <w:t>new</w:t>
+      </w:r>
+      <w:r>
+        <w:rPr>
+          <w:rStyle w:val="HTMLCode"/>
+        </w:rPr>
+        <w:t xml:space="preserve"> </w:t>
+      </w:r>
+      <w:r>
+        <w:rPr>
+          <w:rStyle w:val="m"/>
+        </w:rPr>
+        <w:t>Employee</w:t>
+      </w:r>
+      <w:r>
+        <w:rPr>
+          <w:rStyle w:val="HTMLCode"/>
+        </w:rPr>
+        <w:t>(</w:t>
+      </w:r>
+      <w:r>
+        <w:rPr>
+          <w:rStyle w:val="j"/>
+        </w:rPr>
+        <w:t>101</w:t>
+      </w:r>
+      <w:r>
+        <w:rPr>
+          <w:rStyle w:val="HTMLCode"/>
+        </w:rPr>
+        <w:t xml:space="preserve">, </w:t>
+      </w:r>
+      <w:r>
+        <w:rPr>
+          <w:rStyle w:val="k"/>
+        </w:rPr>
+        <w:t>"Rahul"</w:t>
+      </w:r>
+      <w:r>
+        <w:rPr>
+          <w:rStyle w:val="HTMLCode"/>
+        </w:rPr>
+        <w:t>));</w:t>
+      </w:r>
+      <w:r>
+        <w:br/>
+      </w:r>
+      <w:r>
+        <w:rPr>
+          <w:rStyle w:val="HTMLCode"/>
+        </w:rPr>
+        <w:t xml:space="preserve">        </w:t>
+      </w:r>
+      <w:r>
+        <w:rPr>
+          <w:rStyle w:val="m"/>
+        </w:rPr>
+        <w:t>list</w:t>
+      </w:r>
+      <w:r>
+        <w:rPr>
+          <w:rStyle w:val="g"/>
+        </w:rPr>
+        <w:t>.</w:t>
+      </w:r>
+      <w:r>
+        <w:rPr>
+          <w:rStyle w:val="m"/>
+        </w:rPr>
+        <w:t>add</w:t>
+      </w:r>
+      <w:r>
+        <w:rPr>
+          <w:rStyle w:val="HTMLCode"/>
+        </w:rPr>
+        <w:t>(</w:t>
+      </w:r>
+      <w:r>
+        <w:rPr>
+          <w:rStyle w:val="g"/>
+        </w:rPr>
+        <w:t>new</w:t>
+      </w:r>
+      <w:r>
+        <w:rPr>
+          <w:rStyle w:val="HTMLCode"/>
+        </w:rPr>
+        <w:t xml:space="preserve"> </w:t>
+      </w:r>
+      <w:r>
+        <w:rPr>
+          <w:rStyle w:val="m"/>
+        </w:rPr>
+        <w:t>Employee</w:t>
+      </w:r>
+      <w:r>
+        <w:rPr>
+          <w:rStyle w:val="HTMLCode"/>
+        </w:rPr>
+        <w:t>(</w:t>
+      </w:r>
+      <w:r>
+        <w:rPr>
+          <w:rStyle w:val="j"/>
+        </w:rPr>
+        <w:t>102</w:t>
+      </w:r>
+      <w:r>
+        <w:rPr>
+          <w:rStyle w:val="HTMLCode"/>
+        </w:rPr>
+        <w:t xml:space="preserve">, </w:t>
+      </w:r>
+      <w:r>
+        <w:rPr>
+          <w:rStyle w:val="k"/>
+        </w:rPr>
+        <w:t>"Neha"</w:t>
+      </w:r>
+      <w:r>
+        <w:rPr>
+          <w:rStyle w:val="HTMLCode"/>
+        </w:rPr>
+        <w:t>));</w:t>
+      </w:r>
+      <w:r>
+        <w:br/>
+      </w:r>
+      <w:r>
+        <w:br/>
+      </w:r>
+      <w:r>
+        <w:rPr>
+          <w:rStyle w:val="HTMLCode"/>
+        </w:rPr>
+        <w:t xml:space="preserve">        </w:t>
+      </w:r>
+      <w:r>
+        <w:rPr>
+          <w:rStyle w:val="m"/>
+        </w:rPr>
+        <w:t>Collections</w:t>
+      </w:r>
+      <w:r>
+        <w:rPr>
+          <w:rStyle w:val="g"/>
+        </w:rPr>
+        <w:t>.</w:t>
+      </w:r>
+      <w:r>
+        <w:rPr>
+          <w:rStyle w:val="m"/>
+        </w:rPr>
+        <w:t>sort</w:t>
+      </w:r>
+      <w:r>
+        <w:rPr>
+          <w:rStyle w:val="HTMLCode"/>
+        </w:rPr>
+        <w:t>(</w:t>
+      </w:r>
+      <w:r>
+        <w:rPr>
+          <w:rStyle w:val="m"/>
+        </w:rPr>
+        <w:t>list</w:t>
+      </w:r>
+      <w:r>
+        <w:rPr>
+          <w:rStyle w:val="HTMLCode"/>
+        </w:rPr>
+        <w:t>);</w:t>
+      </w:r>
+      <w:r>
+        <w:br/>
+      </w:r>
+      <w:r>
+        <w:br/>
+      </w:r>
+      <w:r>
+        <w:rPr>
+          <w:rStyle w:val="HTMLCode"/>
+        </w:rPr>
+        <w:t xml:space="preserve">        </w:t>
+      </w:r>
+      <w:r>
+        <w:rPr>
+          <w:rStyle w:val="m"/>
+        </w:rPr>
+        <w:t>System</w:t>
+      </w:r>
+      <w:r>
+        <w:rPr>
+          <w:rStyle w:val="g"/>
+        </w:rPr>
+        <w:t>.</w:t>
+      </w:r>
+      <w:r>
+        <w:rPr>
+          <w:rStyle w:val="m"/>
+        </w:rPr>
+        <w:t>out</w:t>
+      </w:r>
+      <w:r>
+        <w:rPr>
+          <w:rStyle w:val="g"/>
+        </w:rPr>
+        <w:t>.</w:t>
+      </w:r>
+      <w:r>
+        <w:rPr>
+          <w:rStyle w:val="m"/>
+        </w:rPr>
+        <w:t>println</w:t>
+      </w:r>
+      <w:r>
+        <w:rPr>
+          <w:rStyle w:val="HTMLCode"/>
+        </w:rPr>
+        <w:t>(</w:t>
+      </w:r>
+      <w:r>
+        <w:rPr>
+          <w:rStyle w:val="m"/>
+        </w:rPr>
+        <w:t>list</w:t>
+      </w:r>
+      <w:r>
+        <w:rPr>
+          <w:rStyle w:val="HTMLCode"/>
+        </w:rPr>
+        <w:t>);</w:t>
+      </w:r>
+      <w:r>
+        <w:br/>
+      </w:r>
+      <w:r>
+        <w:rPr>
+          <w:rStyle w:val="HTMLCode"/>
+        </w:rPr>
+        <w:t xml:space="preserve">    }</w:t>
+      </w:r>
+      <w:r>
+        <w:br/>
+      </w:r>
+      <w:r>
+        <w:rPr>
+          <w:rStyle w:val="HTMLCode"/>
+        </w:rPr>
+        <w:t>}</w:t>
+      </w:r>
+    </w:p>
+    <w:p>
+      <w:pPr>
+        <w:pStyle w:val="NormalWeb"/>
+      </w:pPr>
+      <w:r>
+        <w:t>Output:</w:t>
+      </w:r>
+    </w:p>
+    <w:p>
+      <w:pPr>
+        <w:pStyle w:val="HTMLPreformatted"/>
+      </w:pPr>
+      <w:r>
+        <w:rPr>
+          <w:rStyle w:val="HTMLCode"/>
+        </w:rPr>
+        <w:t>[101 Rahul, 102 Neha, 103 Amit]</w:t>
+      </w:r>
+    </w:p>
+    <w:p>
+      <w:r>
+        <w:lastRenderedPageBreak/>
+        <w:pict>
+          <v:rect id="_x0000_i1129" style="width:0;height:1.5pt" o:hralign="center" o:hrstd="t" o:hr="t" fillcolor="#a0a0a0" stroked="f"/>
+        </w:pict>
+      </w:r>
+    </w:p>
+    <w:p>
+      <w:pPr>
+        <w:pStyle w:val="Heading3"/>
+      </w:pPr>
+      <w:r>
+        <w:t>Comparator Example</w:t>
+      </w:r>
+    </w:p>
+    <w:p>
+      <w:pPr>
+        <w:pStyle w:val="NormalWeb"/>
+      </w:pPr>
+      <w:r>
+        <w:rPr>
+          <w:rStyle w:val="Strong"/>
+        </w:rPr>
+        <w:t>Custom Sorting by Name</w:t>
+      </w:r>
+    </w:p>
+    <w:p>
+      <w:pPr>
+        <w:pStyle w:val="HTMLPreformatted"/>
+      </w:pPr>
+      <w:r>
+        <w:rPr>
+          <w:rStyle w:val="g"/>
+        </w:rPr>
+        <w:t>import</w:t>
+      </w:r>
+      <w:r>
+        <w:rPr>
+          <w:rStyle w:val="HTMLCode"/>
+        </w:rPr>
+        <w:t xml:space="preserve"> </w:t>
+      </w:r>
+      <w:r>
+        <w:rPr>
+          <w:rStyle w:val="m"/>
+        </w:rPr>
+        <w:t>java</w:t>
+      </w:r>
+      <w:r>
+        <w:rPr>
+          <w:rStyle w:val="g"/>
+        </w:rPr>
+        <w:t>.</w:t>
+      </w:r>
+      <w:r>
+        <w:rPr>
+          <w:rStyle w:val="m"/>
+        </w:rPr>
+        <w:t>util</w:t>
+      </w:r>
+      <w:r>
+        <w:rPr>
+          <w:rStyle w:val="g"/>
+        </w:rPr>
+        <w:t>.</w:t>
+      </w:r>
+      <w:r>
+        <w:rPr>
+          <w:rStyle w:val="HTMLCode"/>
+        </w:rPr>
+        <w:t>*;</w:t>
+      </w:r>
+      <w:r>
+        <w:br/>
+      </w:r>
+      <w:r>
+        <w:br/>
+      </w:r>
+      <w:r>
+        <w:rPr>
+          <w:rStyle w:val="g"/>
+        </w:rPr>
+        <w:t>class</w:t>
+      </w:r>
+      <w:r>
+        <w:rPr>
+          <w:rStyle w:val="HTMLCode"/>
+        </w:rPr>
+        <w:t xml:space="preserve"> </w:t>
+      </w:r>
+      <w:r>
+        <w:rPr>
+          <w:rStyle w:val="m"/>
+        </w:rPr>
+        <w:t>Employee</w:t>
+      </w:r>
+      <w:r>
+        <w:rPr>
+          <w:rStyle w:val="HTMLCode"/>
+        </w:rPr>
+        <w:t xml:space="preserve"> {</w:t>
+      </w:r>
+      <w:r>
+        <w:br/>
+      </w:r>
+      <w:r>
+        <w:br/>
+      </w:r>
+      <w:r>
+        <w:rPr>
+          <w:rStyle w:val="HTMLCode"/>
+        </w:rPr>
+        <w:t xml:space="preserve">    </w:t>
+      </w:r>
+      <w:r>
+        <w:rPr>
+          <w:rStyle w:val="m"/>
+        </w:rPr>
+        <w:t>int</w:t>
+      </w:r>
+      <w:r>
+        <w:rPr>
+          <w:rStyle w:val="HTMLCode"/>
+        </w:rPr>
+        <w:t xml:space="preserve"> </w:t>
+      </w:r>
+      <w:r>
+        <w:rPr>
+          <w:rStyle w:val="m"/>
+        </w:rPr>
+        <w:t>id</w:t>
+      </w:r>
+      <w:r>
+        <w:rPr>
+          <w:rStyle w:val="HTMLCode"/>
+        </w:rPr>
+        <w:t>;</w:t>
+      </w:r>
+      <w:r>
+        <w:br/>
+      </w:r>
+      <w:r>
+        <w:rPr>
+          <w:rStyle w:val="HTMLCode"/>
+        </w:rPr>
+        <w:t xml:space="preserve">    </w:t>
+      </w:r>
+      <w:r>
+        <w:rPr>
+          <w:rStyle w:val="m"/>
+        </w:rPr>
+        <w:t>String</w:t>
+      </w:r>
+      <w:r>
+        <w:rPr>
+          <w:rStyle w:val="HTMLCode"/>
+        </w:rPr>
+        <w:t xml:space="preserve"> </w:t>
+      </w:r>
+      <w:r>
+        <w:rPr>
+          <w:rStyle w:val="m"/>
+        </w:rPr>
+        <w:t>name</w:t>
+      </w:r>
+      <w:r>
+        <w:rPr>
+          <w:rStyle w:val="HTMLCode"/>
+        </w:rPr>
+        <w:t>;</w:t>
+      </w:r>
+      <w:r>
+        <w:br/>
+      </w:r>
+      <w:r>
+        <w:br/>
+      </w:r>
+      <w:r>
+        <w:rPr>
+          <w:rStyle w:val="HTMLCode"/>
+        </w:rPr>
+        <w:t xml:space="preserve">    </w:t>
+      </w:r>
+      <w:r>
+        <w:rPr>
+          <w:rStyle w:val="m"/>
+        </w:rPr>
+        <w:t>Employee</w:t>
+      </w:r>
+      <w:r>
+        <w:rPr>
+          <w:rStyle w:val="HTMLCode"/>
+        </w:rPr>
+        <w:t>(</w:t>
+      </w:r>
+      <w:r>
+        <w:rPr>
+          <w:rStyle w:val="m"/>
+        </w:rPr>
+        <w:t>int</w:t>
+      </w:r>
+      <w:r>
+        <w:rPr>
+          <w:rStyle w:val="HTMLCode"/>
+        </w:rPr>
+        <w:t xml:space="preserve"> </w:t>
+      </w:r>
+      <w:r>
+        <w:rPr>
+          <w:rStyle w:val="m"/>
+        </w:rPr>
+        <w:t>id</w:t>
+      </w:r>
+      <w:r>
+        <w:rPr>
+          <w:rStyle w:val="HTMLCode"/>
+        </w:rPr>
+        <w:t xml:space="preserve">, </w:t>
+      </w:r>
+      <w:r>
+        <w:rPr>
+          <w:rStyle w:val="m"/>
+        </w:rPr>
+        <w:t>String</w:t>
+      </w:r>
+      <w:r>
+        <w:rPr>
+          <w:rStyle w:val="HTMLCode"/>
+        </w:rPr>
+        <w:t xml:space="preserve"> </w:t>
+      </w:r>
+      <w:r>
+        <w:rPr>
+          <w:rStyle w:val="m"/>
+        </w:rPr>
+        <w:t>name</w:t>
+      </w:r>
+      <w:r>
+        <w:rPr>
+          <w:rStyle w:val="HTMLCode"/>
+        </w:rPr>
+        <w:t>) {</w:t>
+      </w:r>
+      <w:r>
+        <w:br/>
+      </w:r>
+      <w:r>
+        <w:rPr>
+          <w:rStyle w:val="HTMLCode"/>
+        </w:rPr>
+        <w:t xml:space="preserve">        </w:t>
+      </w:r>
+      <w:r>
+        <w:rPr>
+          <w:rStyle w:val="j"/>
+        </w:rPr>
+        <w:t>this</w:t>
+      </w:r>
+      <w:r>
+        <w:rPr>
+          <w:rStyle w:val="g"/>
+        </w:rPr>
+        <w:t>.</w:t>
+      </w:r>
+      <w:r>
+        <w:rPr>
+          <w:rStyle w:val="m"/>
+        </w:rPr>
+        <w:t>id</w:t>
+      </w:r>
+      <w:r>
+        <w:rPr>
+          <w:rStyle w:val="HTMLCode"/>
+        </w:rPr>
+        <w:t xml:space="preserve"> </w:t>
+      </w:r>
+      <w:r>
+        <w:rPr>
+          <w:rStyle w:val="g"/>
+        </w:rPr>
+        <w:t>=</w:t>
+      </w:r>
+      <w:r>
+        <w:rPr>
+          <w:rStyle w:val="HTMLCode"/>
+        </w:rPr>
+        <w:t xml:space="preserve"> </w:t>
+      </w:r>
+      <w:r>
+        <w:rPr>
+          <w:rStyle w:val="m"/>
+        </w:rPr>
+        <w:t>id</w:t>
+      </w:r>
+      <w:r>
+        <w:rPr>
+          <w:rStyle w:val="HTMLCode"/>
+        </w:rPr>
+        <w:t>;</w:t>
+      </w:r>
+      <w:r>
+        <w:br/>
+      </w:r>
+      <w:r>
+        <w:rPr>
+          <w:rStyle w:val="HTMLCode"/>
+        </w:rPr>
+        <w:t xml:space="preserve">        </w:t>
+      </w:r>
+      <w:r>
+        <w:rPr>
+          <w:rStyle w:val="j"/>
+        </w:rPr>
+        <w:t>this</w:t>
+      </w:r>
+      <w:r>
+        <w:rPr>
+          <w:rStyle w:val="g"/>
+        </w:rPr>
+        <w:t>.</w:t>
+      </w:r>
+      <w:r>
+        <w:rPr>
+          <w:rStyle w:val="m"/>
+        </w:rPr>
+        <w:t>name</w:t>
+      </w:r>
+      <w:r>
+        <w:rPr>
+          <w:rStyle w:val="HTMLCode"/>
+        </w:rPr>
+        <w:t xml:space="preserve"> </w:t>
+      </w:r>
+      <w:r>
+        <w:rPr>
+          <w:rStyle w:val="g"/>
+        </w:rPr>
+        <w:t>=</w:t>
+      </w:r>
+      <w:r>
+        <w:rPr>
+          <w:rStyle w:val="HTMLCode"/>
+        </w:rPr>
+        <w:t xml:space="preserve"> </w:t>
+      </w:r>
+      <w:r>
+        <w:rPr>
+          <w:rStyle w:val="m"/>
+        </w:rPr>
+        <w:t>name</w:t>
+      </w:r>
+      <w:r>
+        <w:rPr>
+          <w:rStyle w:val="HTMLCode"/>
+        </w:rPr>
+        <w:t>;</w:t>
+      </w:r>
+      <w:r>
+        <w:br/>
+      </w:r>
+      <w:r>
+        <w:rPr>
+          <w:rStyle w:val="HTMLCode"/>
+        </w:rPr>
+        <w:t xml:space="preserve">    }</w:t>
+      </w:r>
+      <w:r>
+        <w:br/>
+      </w:r>
+      <w:r>
+        <w:br/>
+      </w:r>
+      <w:r>
+        <w:rPr>
+          <w:rStyle w:val="HTMLCode"/>
+        </w:rPr>
+        <w:t xml:space="preserve">    </w:t>
+      </w:r>
+      <w:r>
+        <w:rPr>
+          <w:rStyle w:val="g"/>
+        </w:rPr>
+        <w:t>public</w:t>
+      </w:r>
+      <w:r>
+        <w:rPr>
+          <w:rStyle w:val="HTMLCode"/>
+        </w:rPr>
+        <w:t xml:space="preserve"> </w:t>
+      </w:r>
+      <w:r>
+        <w:rPr>
+          <w:rStyle w:val="m"/>
+        </w:rPr>
+        <w:t>String</w:t>
+      </w:r>
+      <w:r>
+        <w:rPr>
+          <w:rStyle w:val="HTMLCode"/>
+        </w:rPr>
+        <w:t xml:space="preserve"> </w:t>
+      </w:r>
+      <w:r>
+        <w:rPr>
+          <w:rStyle w:val="m"/>
+        </w:rPr>
+        <w:t>toString</w:t>
+      </w:r>
+      <w:r>
+        <w:rPr>
+          <w:rStyle w:val="HTMLCode"/>
+        </w:rPr>
+        <w:t>() {</w:t>
+      </w:r>
+      <w:r>
+        <w:br/>
+      </w:r>
+      <w:r>
+        <w:rPr>
+          <w:rStyle w:val="HTMLCode"/>
+        </w:rPr>
+        <w:t xml:space="preserve">        </w:t>
+      </w:r>
+      <w:r>
+        <w:rPr>
+          <w:rStyle w:val="g"/>
+        </w:rPr>
+        <w:t>return</w:t>
+      </w:r>
+      <w:r>
+        <w:rPr>
+          <w:rStyle w:val="HTMLCode"/>
+        </w:rPr>
+        <w:t xml:space="preserve"> </w:t>
+      </w:r>
+      <w:r>
+        <w:rPr>
+          <w:rStyle w:val="m"/>
+        </w:rPr>
+        <w:t>id</w:t>
+      </w:r>
+      <w:r>
+        <w:rPr>
+          <w:rStyle w:val="HTMLCode"/>
+        </w:rPr>
+        <w:t xml:space="preserve"> </w:t>
+      </w:r>
+      <w:r>
+        <w:rPr>
+          <w:rStyle w:val="g"/>
+        </w:rPr>
+        <w:t>+</w:t>
+      </w:r>
+      <w:r>
+        <w:rPr>
+          <w:rStyle w:val="HTMLCode"/>
+        </w:rPr>
+        <w:t xml:space="preserve"> </w:t>
+      </w:r>
+      <w:r>
+        <w:rPr>
+          <w:rStyle w:val="k"/>
+        </w:rPr>
+        <w:t>" "</w:t>
+      </w:r>
+      <w:r>
+        <w:rPr>
+          <w:rStyle w:val="HTMLCode"/>
+        </w:rPr>
+        <w:t xml:space="preserve"> </w:t>
+      </w:r>
+      <w:r>
+        <w:rPr>
+          <w:rStyle w:val="g"/>
+        </w:rPr>
+        <w:t>+</w:t>
+      </w:r>
+      <w:r>
+        <w:rPr>
+          <w:rStyle w:val="HTMLCode"/>
+        </w:rPr>
+        <w:t xml:space="preserve"> </w:t>
+      </w:r>
+      <w:r>
+        <w:rPr>
+          <w:rStyle w:val="m"/>
+        </w:rPr>
+        <w:t>name</w:t>
+      </w:r>
+      <w:r>
+        <w:rPr>
+          <w:rStyle w:val="HTMLCode"/>
+        </w:rPr>
+        <w:t>;</w:t>
+      </w:r>
+      <w:r>
+        <w:br/>
+      </w:r>
+      <w:r>
+        <w:rPr>
+          <w:rStyle w:val="HTMLCode"/>
+        </w:rPr>
+        <w:t xml:space="preserve">    }</w:t>
+      </w:r>
+      <w:r>
+        <w:br/>
+      </w:r>
+      <w:r>
+        <w:rPr>
+          <w:rStyle w:val="HTMLCode"/>
+        </w:rPr>
+        <w:t>}</w:t>
+      </w:r>
+      <w:r>
+        <w:br/>
+      </w:r>
+      <w:r>
+        <w:br/>
+      </w:r>
+      <w:r>
+        <w:rPr>
+          <w:rStyle w:val="g"/>
+        </w:rPr>
+        <w:t>public</w:t>
+      </w:r>
+      <w:r>
+        <w:rPr>
+          <w:rStyle w:val="HTMLCode"/>
+        </w:rPr>
+        <w:t xml:space="preserve"> </w:t>
+      </w:r>
+      <w:r>
+        <w:rPr>
+          <w:rStyle w:val="g"/>
+        </w:rPr>
+        <w:t>class</w:t>
+      </w:r>
+      <w:r>
+        <w:rPr>
+          <w:rStyle w:val="HTMLCode"/>
+        </w:rPr>
+        <w:t xml:space="preserve"> </w:t>
+      </w:r>
+      <w:r>
+        <w:rPr>
+          <w:rStyle w:val="m"/>
+        </w:rPr>
+        <w:t>Main</w:t>
+      </w:r>
+      <w:r>
+        <w:rPr>
+          <w:rStyle w:val="HTMLCode"/>
+        </w:rPr>
+        <w:t xml:space="preserve"> {</w:t>
+      </w:r>
+      <w:r>
+        <w:br/>
+      </w:r>
+      <w:r>
+        <w:rPr>
+          <w:rStyle w:val="HTMLCode"/>
+        </w:rPr>
+        <w:t xml:space="preserve">    </w:t>
+      </w:r>
+      <w:r>
+        <w:rPr>
+          <w:rStyle w:val="g"/>
+        </w:rPr>
+        <w:t>public</w:t>
+      </w:r>
+      <w:r>
+        <w:rPr>
+          <w:rStyle w:val="HTMLCode"/>
+        </w:rPr>
+        <w:t xml:space="preserve"> </w:t>
+      </w:r>
+      <w:r>
+        <w:rPr>
+          <w:rStyle w:val="g"/>
+        </w:rPr>
+        <w:t>static</w:t>
+      </w:r>
+      <w:r>
+        <w:rPr>
+          <w:rStyle w:val="HTMLCode"/>
+        </w:rPr>
+        <w:t xml:space="preserve"> </w:t>
+      </w:r>
+      <w:r>
+        <w:rPr>
+          <w:rStyle w:val="g"/>
+        </w:rPr>
+        <w:t>void</w:t>
+      </w:r>
+      <w:r>
+        <w:rPr>
+          <w:rStyle w:val="HTMLCode"/>
+        </w:rPr>
+        <w:t xml:space="preserve"> </w:t>
+      </w:r>
+      <w:r>
+        <w:rPr>
+          <w:rStyle w:val="m"/>
+        </w:rPr>
+        <w:t>main</w:t>
+      </w:r>
+      <w:r>
+        <w:rPr>
+          <w:rStyle w:val="HTMLCode"/>
+        </w:rPr>
+        <w:t>(</w:t>
+      </w:r>
+      <w:r>
+        <w:rPr>
+          <w:rStyle w:val="m"/>
+        </w:rPr>
+        <w:t>String</w:t>
+      </w:r>
+      <w:r>
+        <w:rPr>
+          <w:rStyle w:val="HTMLCode"/>
+        </w:rPr>
+        <w:t xml:space="preserve">[] </w:t>
+      </w:r>
+      <w:r>
+        <w:rPr>
+          <w:rStyle w:val="m"/>
+        </w:rPr>
+        <w:t>args</w:t>
+      </w:r>
+      <w:r>
+        <w:rPr>
+          <w:rStyle w:val="HTMLCode"/>
+        </w:rPr>
+        <w:t>) {</w:t>
+      </w:r>
+      <w:r>
+        <w:br/>
+      </w:r>
+      <w:r>
+        <w:br/>
+      </w:r>
+      <w:r>
+        <w:rPr>
+          <w:rStyle w:val="HTMLCode"/>
+        </w:rPr>
+        <w:t xml:space="preserve">        </w:t>
+      </w:r>
+      <w:r>
+        <w:rPr>
+          <w:rStyle w:val="m"/>
+        </w:rPr>
+        <w:t>List</w:t>
+      </w:r>
+      <w:r>
+        <w:rPr>
+          <w:rStyle w:val="HTMLCode"/>
+        </w:rPr>
+        <w:t>&lt;</w:t>
+      </w:r>
+      <w:r>
+        <w:rPr>
+          <w:rStyle w:val="m"/>
+        </w:rPr>
+        <w:t>Employee</w:t>
+      </w:r>
+      <w:r>
+        <w:rPr>
+          <w:rStyle w:val="HTMLCode"/>
+        </w:rPr>
+        <w:t xml:space="preserve">&gt; </w:t>
+      </w:r>
+      <w:r>
+        <w:rPr>
+          <w:rStyle w:val="m"/>
+        </w:rPr>
+        <w:t>list</w:t>
+      </w:r>
+      <w:r>
+        <w:rPr>
+          <w:rStyle w:val="HTMLCode"/>
+        </w:rPr>
+        <w:t xml:space="preserve"> </w:t>
+      </w:r>
+      <w:r>
+        <w:rPr>
+          <w:rStyle w:val="g"/>
+        </w:rPr>
+        <w:t>=</w:t>
+      </w:r>
+      <w:r>
+        <w:rPr>
+          <w:rStyle w:val="HTMLCode"/>
+        </w:rPr>
+        <w:t xml:space="preserve"> </w:t>
+      </w:r>
+      <w:r>
+        <w:rPr>
+          <w:rStyle w:val="g"/>
+        </w:rPr>
+        <w:t>new</w:t>
+      </w:r>
+      <w:r>
+        <w:rPr>
+          <w:rStyle w:val="HTMLCode"/>
+        </w:rPr>
+        <w:t xml:space="preserve"> </w:t>
+      </w:r>
+      <w:r>
+        <w:rPr>
+          <w:rStyle w:val="m"/>
+        </w:rPr>
+        <w:t>ArrayList</w:t>
+      </w:r>
+      <w:r>
+        <w:rPr>
+          <w:rStyle w:val="HTMLCode"/>
+        </w:rPr>
+        <w:t>&lt;&gt;();</w:t>
+      </w:r>
+      <w:r>
+        <w:br/>
+      </w:r>
+      <w:r>
+        <w:lastRenderedPageBreak/>
+        <w:br/>
+      </w:r>
+      <w:r>
+        <w:rPr>
+          <w:rStyle w:val="HTMLCode"/>
+        </w:rPr>
+        <w:t xml:space="preserve">        </w:t>
+      </w:r>
+      <w:r>
+        <w:rPr>
+          <w:rStyle w:val="m"/>
+        </w:rPr>
+        <w:t>list</w:t>
+      </w:r>
+      <w:r>
+        <w:rPr>
+          <w:rStyle w:val="g"/>
+        </w:rPr>
+        <w:t>.</w:t>
+      </w:r>
+      <w:r>
+        <w:rPr>
+          <w:rStyle w:val="m"/>
+        </w:rPr>
+        <w:t>add</w:t>
+      </w:r>
+      <w:r>
+        <w:rPr>
+          <w:rStyle w:val="HTMLCode"/>
+        </w:rPr>
+        <w:t>(</w:t>
+      </w:r>
+      <w:r>
+        <w:rPr>
+          <w:rStyle w:val="g"/>
+        </w:rPr>
+        <w:t>new</w:t>
+      </w:r>
+      <w:r>
+        <w:rPr>
+          <w:rStyle w:val="HTMLCode"/>
+        </w:rPr>
+        <w:t xml:space="preserve"> </w:t>
+      </w:r>
+      <w:r>
+        <w:rPr>
+          <w:rStyle w:val="m"/>
+        </w:rPr>
+        <w:t>Employee</w:t>
+      </w:r>
+      <w:r>
+        <w:rPr>
+          <w:rStyle w:val="HTMLCode"/>
+        </w:rPr>
+        <w:t>(</w:t>
+      </w:r>
+      <w:r>
+        <w:rPr>
+          <w:rStyle w:val="j"/>
+        </w:rPr>
+        <w:t>103</w:t>
+      </w:r>
+      <w:r>
+        <w:rPr>
+          <w:rStyle w:val="HTMLCode"/>
+        </w:rPr>
+        <w:t xml:space="preserve">, </w:t>
+      </w:r>
+      <w:r>
+        <w:rPr>
+          <w:rStyle w:val="k"/>
+        </w:rPr>
+        <w:t>"Amit"</w:t>
+      </w:r>
+      <w:r>
+        <w:rPr>
+          <w:rStyle w:val="HTMLCode"/>
+        </w:rPr>
+        <w:t>));</w:t>
+      </w:r>
+      <w:r>
+        <w:br/>
+      </w:r>
+      <w:r>
+        <w:rPr>
+          <w:rStyle w:val="HTMLCode"/>
+        </w:rPr>
+        <w:t xml:space="preserve">        </w:t>
+      </w:r>
+      <w:r>
+        <w:rPr>
+          <w:rStyle w:val="m"/>
+        </w:rPr>
+        <w:t>list</w:t>
+      </w:r>
+      <w:r>
+        <w:rPr>
+          <w:rStyle w:val="g"/>
+        </w:rPr>
+        <w:t>.</w:t>
+      </w:r>
+      <w:r>
+        <w:rPr>
+          <w:rStyle w:val="m"/>
+        </w:rPr>
+        <w:t>add</w:t>
+      </w:r>
+      <w:r>
+        <w:rPr>
+          <w:rStyle w:val="HTMLCode"/>
+        </w:rPr>
+        <w:t>(</w:t>
+      </w:r>
+      <w:r>
+        <w:rPr>
+          <w:rStyle w:val="g"/>
+        </w:rPr>
+        <w:t>new</w:t>
+      </w:r>
+      <w:r>
+        <w:rPr>
+          <w:rStyle w:val="HTMLCode"/>
+        </w:rPr>
+        <w:t xml:space="preserve"> </w:t>
+      </w:r>
+      <w:r>
+        <w:rPr>
+          <w:rStyle w:val="m"/>
+        </w:rPr>
+        <w:t>Employee</w:t>
+      </w:r>
+      <w:r>
+        <w:rPr>
+          <w:rStyle w:val="HTMLCode"/>
+        </w:rPr>
+        <w:t>(</w:t>
+      </w:r>
+      <w:r>
+        <w:rPr>
+          <w:rStyle w:val="j"/>
+        </w:rPr>
+        <w:t>101</w:t>
+      </w:r>
+      <w:r>
+        <w:rPr>
+          <w:rStyle w:val="HTMLCode"/>
+        </w:rPr>
+        <w:t xml:space="preserve">, </w:t>
+      </w:r>
+      <w:r>
+        <w:rPr>
+          <w:rStyle w:val="k"/>
+        </w:rPr>
+        <w:t>"Rahul"</w:t>
+      </w:r>
+      <w:r>
+        <w:rPr>
+          <w:rStyle w:val="HTMLCode"/>
+        </w:rPr>
+        <w:t>));</w:t>
+      </w:r>
+      <w:r>
+        <w:br/>
+      </w:r>
+      <w:r>
+        <w:rPr>
+          <w:rStyle w:val="HTMLCode"/>
+        </w:rPr>
+        <w:t xml:space="preserve">        </w:t>
+      </w:r>
+      <w:r>
+        <w:rPr>
+          <w:rStyle w:val="m"/>
+        </w:rPr>
+        <w:t>list</w:t>
+      </w:r>
+      <w:r>
+        <w:rPr>
+          <w:rStyle w:val="g"/>
+        </w:rPr>
+        <w:t>.</w:t>
+      </w:r>
+      <w:r>
+        <w:rPr>
+          <w:rStyle w:val="m"/>
+        </w:rPr>
+        <w:t>add</w:t>
+      </w:r>
+      <w:r>
+        <w:rPr>
+          <w:rStyle w:val="HTMLCode"/>
+        </w:rPr>
+        <w:t>(</w:t>
+      </w:r>
+      <w:r>
+        <w:rPr>
+          <w:rStyle w:val="g"/>
+        </w:rPr>
+        <w:t>new</w:t>
+      </w:r>
+      <w:r>
+        <w:rPr>
+          <w:rStyle w:val="HTMLCode"/>
+        </w:rPr>
+        <w:t xml:space="preserve"> </w:t>
+      </w:r>
+      <w:r>
+        <w:rPr>
+          <w:rStyle w:val="m"/>
+        </w:rPr>
+        <w:t>Employee</w:t>
+      </w:r>
+      <w:r>
+        <w:rPr>
+          <w:rStyle w:val="HTMLCode"/>
+        </w:rPr>
+        <w:t>(</w:t>
+      </w:r>
+      <w:r>
+        <w:rPr>
+          <w:rStyle w:val="j"/>
+        </w:rPr>
+        <w:t>102</w:t>
+      </w:r>
+      <w:r>
+        <w:rPr>
+          <w:rStyle w:val="HTMLCode"/>
+        </w:rPr>
+        <w:t xml:space="preserve">, </w:t>
+      </w:r>
+      <w:r>
+        <w:rPr>
+          <w:rStyle w:val="k"/>
+        </w:rPr>
+        <w:t>"Neha"</w:t>
+      </w:r>
+      <w:r>
+        <w:rPr>
+          <w:rStyle w:val="HTMLCode"/>
+        </w:rPr>
+        <w:t>));</w:t>
+      </w:r>
+      <w:r>
+        <w:br/>
+      </w:r>
+      <w:r>
+        <w:br/>
+      </w:r>
+      <w:r>
+        <w:rPr>
+          <w:rStyle w:val="HTMLCode"/>
+        </w:rPr>
+        <w:t xml:space="preserve">        </w:t>
+      </w:r>
+      <w:r>
+        <w:rPr>
+          <w:rStyle w:val="m"/>
+        </w:rPr>
+        <w:t>Collections</w:t>
+      </w:r>
+      <w:r>
+        <w:rPr>
+          <w:rStyle w:val="g"/>
+        </w:rPr>
+        <w:t>.</w:t>
+      </w:r>
+      <w:r>
+        <w:rPr>
+          <w:rStyle w:val="m"/>
+        </w:rPr>
+        <w:t>sort</w:t>
+      </w:r>
+      <w:r>
+        <w:rPr>
+          <w:rStyle w:val="HTMLCode"/>
+        </w:rPr>
+        <w:t>(</w:t>
+      </w:r>
+      <w:r>
+        <w:rPr>
+          <w:rStyle w:val="m"/>
+        </w:rPr>
+        <w:t>list</w:t>
+      </w:r>
+      <w:r>
+        <w:rPr>
+          <w:rStyle w:val="HTMLCode"/>
+        </w:rPr>
+        <w:t>,</w:t>
+      </w:r>
+      <w:r>
+        <w:br/>
+      </w:r>
+      <w:r>
+        <w:rPr>
+          <w:rStyle w:val="HTMLCode"/>
+        </w:rPr>
+        <w:t xml:space="preserve">                (</w:t>
+      </w:r>
+      <w:r>
+        <w:rPr>
+          <w:rStyle w:val="m"/>
+        </w:rPr>
+        <w:t>e1</w:t>
+      </w:r>
+      <w:r>
+        <w:rPr>
+          <w:rStyle w:val="HTMLCode"/>
+        </w:rPr>
+        <w:t xml:space="preserve">, </w:t>
+      </w:r>
+      <w:r>
+        <w:rPr>
+          <w:rStyle w:val="m"/>
+        </w:rPr>
+        <w:t>e2</w:t>
+      </w:r>
+      <w:r>
+        <w:rPr>
+          <w:rStyle w:val="HTMLCode"/>
+        </w:rPr>
+        <w:t xml:space="preserve">) -&gt; </w:t>
+      </w:r>
+      <w:r>
+        <w:rPr>
+          <w:rStyle w:val="m"/>
+        </w:rPr>
+        <w:t>e1</w:t>
+      </w:r>
+      <w:r>
+        <w:rPr>
+          <w:rStyle w:val="g"/>
+        </w:rPr>
+        <w:t>.</w:t>
+      </w:r>
+      <w:r>
+        <w:rPr>
+          <w:rStyle w:val="m"/>
+        </w:rPr>
+        <w:t>name</w:t>
+      </w:r>
+      <w:r>
+        <w:rPr>
+          <w:rStyle w:val="g"/>
+        </w:rPr>
+        <w:t>.</w:t>
+      </w:r>
+      <w:r>
+        <w:rPr>
+          <w:rStyle w:val="m"/>
+        </w:rPr>
+        <w:t>compareTo</w:t>
+      </w:r>
+      <w:r>
+        <w:rPr>
+          <w:rStyle w:val="HTMLCode"/>
+        </w:rPr>
+        <w:t>(</w:t>
+      </w:r>
+      <w:r>
+        <w:rPr>
+          <w:rStyle w:val="m"/>
+        </w:rPr>
+        <w:t>e2</w:t>
+      </w:r>
+      <w:r>
+        <w:rPr>
+          <w:rStyle w:val="g"/>
+        </w:rPr>
+        <w:t>.</w:t>
+      </w:r>
+      <w:r>
+        <w:rPr>
+          <w:rStyle w:val="m"/>
+        </w:rPr>
+        <w:t>name</w:t>
+      </w:r>
+      <w:r>
+        <w:rPr>
+          <w:rStyle w:val="HTMLCode"/>
+        </w:rPr>
+        <w:t>));</w:t>
+      </w:r>
+      <w:r>
+        <w:br/>
+      </w:r>
+      <w:r>
+        <w:br/>
+      </w:r>
+      <w:r>
+        <w:rPr>
+          <w:rStyle w:val="HTMLCode"/>
+        </w:rPr>
+        <w:t xml:space="preserve">        </w:t>
+      </w:r>
+      <w:r>
+        <w:rPr>
+          <w:rStyle w:val="m"/>
+        </w:rPr>
+        <w:t>System</w:t>
+      </w:r>
+      <w:r>
+        <w:rPr>
+          <w:rStyle w:val="g"/>
+        </w:rPr>
+        <w:t>.</w:t>
+      </w:r>
+      <w:r>
+        <w:rPr>
+          <w:rStyle w:val="m"/>
+        </w:rPr>
+        <w:t>out</w:t>
+      </w:r>
+      <w:r>
+        <w:rPr>
+          <w:rStyle w:val="g"/>
+        </w:rPr>
+        <w:t>.</w:t>
+      </w:r>
+      <w:r>
+        <w:rPr>
+          <w:rStyle w:val="m"/>
+        </w:rPr>
+        <w:t>println</w:t>
+      </w:r>
+      <w:r>
+        <w:rPr>
+          <w:rStyle w:val="HTMLCode"/>
+        </w:rPr>
+        <w:t>(</w:t>
+      </w:r>
+      <w:r>
+        <w:rPr>
+          <w:rStyle w:val="m"/>
+        </w:rPr>
+        <w:t>list</w:t>
+      </w:r>
+      <w:r>
+        <w:rPr>
+          <w:rStyle w:val="HTMLCode"/>
+        </w:rPr>
+        <w:t>);</w:t>
+      </w:r>
+      <w:r>
+        <w:br/>
+      </w:r>
+      <w:r>
+        <w:rPr>
+          <w:rStyle w:val="HTMLCode"/>
+        </w:rPr>
+        <w:t xml:space="preserve">    }</w:t>
+      </w:r>
+      <w:r>
+        <w:br/>
+      </w:r>
+      <w:r>
+        <w:rPr>
+          <w:rStyle w:val="HTMLCode"/>
+        </w:rPr>
+        <w:t>}</w:t>
+      </w:r>
+    </w:p>
+    <w:p>
+      <w:pPr>
+        <w:pStyle w:val="NormalWeb"/>
+      </w:pPr>
+      <w:r>
+        <w:t>Output:</w:t>
+      </w:r>
+    </w:p>
+    <w:p>
+      <w:pPr>
+        <w:pStyle w:val="HTMLPreformatted"/>
+      </w:pPr>
+      <w:r>
+        <w:rPr>
+          <w:rStyle w:val="HTMLCode"/>
+        </w:rPr>
+        <w:t>[103 Amit, 102 Neha, 101 Rahul]</w:t>
+      </w:r>
+    </w:p>
+    <w:p>
+      <w:pPr>
+        <w:pStyle w:val="Heading3"/>
+      </w:pPr>
+      <w:r>
+        <w:t>Quick Memory</w:t>
+      </w:r>
+    </w:p>
+    <w:p>
+      <w:pPr>
+        <w:pStyle w:val="HTMLPreformatted"/>
+      </w:pPr>
+      <w:r>
+        <w:rPr>
+          <w:rStyle w:val="HTMLCode"/>
+        </w:rPr>
+        <w:t>Comparable</w:t>
+      </w:r>
+      <w:r>
+        <w:br/>
+      </w:r>
+      <w:r>
+        <w:rPr>
+          <w:rStyle w:val="HTMLCode"/>
+        </w:rPr>
+        <w:t>= compareTo()</w:t>
+      </w:r>
+      <w:r>
+        <w:br/>
+      </w:r>
+      <w:r>
+        <w:rPr>
+          <w:rStyle w:val="HTMLCode"/>
+        </w:rPr>
+        <w:t>= Inside Class</w:t>
+      </w:r>
+      <w:r>
+        <w:br/>
+      </w:r>
+      <w:r>
+        <w:rPr>
+          <w:rStyle w:val="HTMLCode"/>
+        </w:rPr>
+        <w:t>= Default Sorting</w:t>
+      </w:r>
+      <w:r>
+        <w:br/>
+      </w:r>
+      <w:r>
+        <w:br/>
+      </w:r>
+      <w:r>
+        <w:rPr>
+          <w:rStyle w:val="HTMLCode"/>
+        </w:rPr>
+        <w:t>Comparator</w:t>
+      </w:r>
+      <w:r>
+        <w:br/>
+      </w:r>
+      <w:r>
+        <w:rPr>
+          <w:rStyle w:val="HTMLCode"/>
+        </w:rPr>
+        <w:t>= compare()</w:t>
+      </w:r>
+      <w:r>
+        <w:br/>
+      </w:r>
+      <w:r>
+        <w:rPr>
+          <w:rStyle w:val="HTMLCode"/>
+        </w:rPr>
+        <w:t>= Outside Class</w:t>
+      </w:r>
+      <w:r>
+        <w:br/>
+      </w:r>
+      <w:r>
+        <w:rPr>
+          <w:rStyle w:val="HTMLCode"/>
+        </w:rPr>
+        <w:t>= Custom Sorting</w:t>
+      </w:r>
+    </w:p>
+    <w:p>
+      <w:r>
+        <w:lastRenderedPageBreak/>
+        <w:t>but comparator uses compare method right</w:t>
+      </w:r>
+    </w:p>
+    <w:p>
+      <w:pPr>
+        <w:pStyle w:val="NormalWeb"/>
+      </w:pPr>
+      <w:r>
+        <w:t>Yes. ✅</w:t>
+      </w:r>
+    </w:p>
+    <w:p>
+      <w:pPr>
+        <w:pStyle w:val="NormalWeb"/>
+      </w:pPr>
+      <w:r>
+        <w:t xml:space="preserve">Technically, </w:t>
+      </w:r>
+      <w:r>
+        <w:rPr>
+          <w:rStyle w:val="Strong"/>
+        </w:rPr>
+        <w:t xml:space="preserve">Comparator uses the </w:t>
+      </w:r>
+      <w:r>
+        <w:rPr>
+          <w:rStyle w:val="HTMLCode"/>
+          <w:b/>
+          <w:bCs/>
+        </w:rPr>
+        <w:t>compare()</w:t>
+      </w:r>
+      <w:r>
+        <w:rPr>
+          <w:rStyle w:val="Strong"/>
+        </w:rPr>
+        <w:t xml:space="preserve"> method</w:t>
+      </w:r>
+      <w:r>
+        <w:t>.</w:t>
+      </w:r>
+    </w:p>
+    <w:p>
+      <w:pPr>
+        <w:pStyle w:val="Heading3"/>
+      </w:pPr>
+      <w:r>
+        <w:t>Traditional Way</w:t>
+      </w:r>
+    </w:p>
+    <w:p>
+      <w:pPr>
+        <w:pStyle w:val="HTMLPreformatted"/>
+      </w:pPr>
+      <w:r>
+        <w:rPr>
+          <w:rStyle w:val="m"/>
+        </w:rPr>
+        <w:t>Comparator</w:t>
+      </w:r>
+      <w:r>
+        <w:rPr>
+          <w:rStyle w:val="HTMLCode"/>
+        </w:rPr>
+        <w:t>&lt;</w:t>
+      </w:r>
+      <w:r>
+        <w:rPr>
+          <w:rStyle w:val="m"/>
+        </w:rPr>
+        <w:t>Employee</w:t>
+      </w:r>
+      <w:r>
+        <w:rPr>
+          <w:rStyle w:val="HTMLCode"/>
+        </w:rPr>
+        <w:t xml:space="preserve">&gt; </w:t>
+      </w:r>
+      <w:r>
+        <w:rPr>
+          <w:rStyle w:val="m"/>
+        </w:rPr>
+        <w:t>byName</w:t>
+      </w:r>
+      <w:r>
+        <w:rPr>
+          <w:rStyle w:val="HTMLCode"/>
+        </w:rPr>
+        <w:t xml:space="preserve"> </w:t>
+      </w:r>
+      <w:r>
+        <w:rPr>
+          <w:rStyle w:val="g"/>
+        </w:rPr>
+        <w:t>=</w:t>
+      </w:r>
+      <w:r>
+        <w:rPr>
+          <w:rStyle w:val="HTMLCode"/>
+        </w:rPr>
+        <w:t xml:space="preserve"> </w:t>
+      </w:r>
+      <w:r>
+        <w:rPr>
+          <w:rStyle w:val="g"/>
+        </w:rPr>
+        <w:t>new</w:t>
+      </w:r>
+      <w:r>
+        <w:rPr>
+          <w:rStyle w:val="HTMLCode"/>
+        </w:rPr>
+        <w:t xml:space="preserve"> </w:t>
+      </w:r>
+      <w:r>
+        <w:rPr>
+          <w:rStyle w:val="m"/>
+        </w:rPr>
+        <w:t>Comparator</w:t>
+      </w:r>
+      <w:r>
+        <w:rPr>
+          <w:rStyle w:val="HTMLCode"/>
+        </w:rPr>
+        <w:t>&lt;</w:t>
+      </w:r>
+      <w:r>
+        <w:rPr>
+          <w:rStyle w:val="m"/>
+        </w:rPr>
+        <w:t>Employee</w:t>
+      </w:r>
+      <w:r>
+        <w:rPr>
+          <w:rStyle w:val="HTMLCode"/>
+        </w:rPr>
+        <w:t>&gt;() {</w:t>
+      </w:r>
+      <w:r>
+        <w:br/>
+      </w:r>
+      <w:r>
+        <w:br/>
+      </w:r>
+      <w:r>
+        <w:rPr>
+          <w:rStyle w:val="HTMLCode"/>
+        </w:rPr>
+        <w:t xml:space="preserve">    @</w:t>
+      </w:r>
+      <w:r>
+        <w:rPr>
+          <w:rStyle w:val="m"/>
+        </w:rPr>
+        <w:t>Override</w:t>
+      </w:r>
+      <w:r>
+        <w:br/>
+      </w:r>
+      <w:r>
+        <w:rPr>
+          <w:rStyle w:val="HTMLCode"/>
+        </w:rPr>
+        <w:t xml:space="preserve">    </w:t>
+      </w:r>
+      <w:r>
+        <w:rPr>
+          <w:rStyle w:val="g"/>
+        </w:rPr>
+        <w:t>public</w:t>
+      </w:r>
+      <w:r>
+        <w:rPr>
+          <w:rStyle w:val="HTMLCode"/>
+        </w:rPr>
+        <w:t xml:space="preserve"> </w:t>
+      </w:r>
+      <w:r>
+        <w:rPr>
+          <w:rStyle w:val="m"/>
+        </w:rPr>
+        <w:t>int</w:t>
+      </w:r>
+      <w:r>
+        <w:rPr>
+          <w:rStyle w:val="HTMLCode"/>
+        </w:rPr>
+        <w:t xml:space="preserve"> </w:t>
+      </w:r>
+      <w:r>
+        <w:rPr>
+          <w:rStyle w:val="m"/>
+        </w:rPr>
+        <w:t>compare</w:t>
+      </w:r>
+      <w:r>
+        <w:rPr>
+          <w:rStyle w:val="HTMLCode"/>
+        </w:rPr>
+        <w:t>(</w:t>
+      </w:r>
+      <w:r>
+        <w:rPr>
+          <w:rStyle w:val="m"/>
+        </w:rPr>
+        <w:t>Employee</w:t>
+      </w:r>
+      <w:r>
+        <w:rPr>
+          <w:rStyle w:val="HTMLCode"/>
+        </w:rPr>
+        <w:t xml:space="preserve"> </w:t>
+      </w:r>
+      <w:r>
+        <w:rPr>
+          <w:rStyle w:val="m"/>
+        </w:rPr>
+        <w:t>e1</w:t>
+      </w:r>
+      <w:r>
+        <w:rPr>
+          <w:rStyle w:val="HTMLCode"/>
+        </w:rPr>
+        <w:t xml:space="preserve">, </w:t>
+      </w:r>
+      <w:r>
+        <w:rPr>
+          <w:rStyle w:val="m"/>
+        </w:rPr>
+        <w:t>Employee</w:t>
+      </w:r>
+      <w:r>
+        <w:rPr>
+          <w:rStyle w:val="HTMLCode"/>
+        </w:rPr>
+        <w:t xml:space="preserve"> </w:t>
+      </w:r>
+      <w:r>
+        <w:rPr>
+          <w:rStyle w:val="m"/>
+        </w:rPr>
+        <w:t>e2</w:t>
+      </w:r>
+      <w:r>
+        <w:rPr>
+          <w:rStyle w:val="HTMLCode"/>
+        </w:rPr>
+        <w:t>) {</w:t>
+      </w:r>
+      <w:r>
+        <w:br/>
+      </w:r>
+      <w:r>
+        <w:rPr>
+          <w:rStyle w:val="HTMLCode"/>
+        </w:rPr>
+        <w:t xml:space="preserve">        </w:t>
+      </w:r>
+      <w:r>
+        <w:rPr>
+          <w:rStyle w:val="g"/>
+        </w:rPr>
+        <w:t>return</w:t>
+      </w:r>
+      <w:r>
+        <w:rPr>
+          <w:rStyle w:val="HTMLCode"/>
+        </w:rPr>
+        <w:t xml:space="preserve"> </w:t>
+      </w:r>
+      <w:r>
+        <w:rPr>
+          <w:rStyle w:val="m"/>
+        </w:rPr>
+        <w:t>e1</w:t>
+      </w:r>
+      <w:r>
+        <w:rPr>
+          <w:rStyle w:val="g"/>
+        </w:rPr>
+        <w:t>.</w:t>
+      </w:r>
+      <w:r>
+        <w:rPr>
+          <w:rStyle w:val="m"/>
+        </w:rPr>
+        <w:t>name</w:t>
+      </w:r>
+      <w:r>
+        <w:rPr>
+          <w:rStyle w:val="g"/>
+        </w:rPr>
+        <w:t>.</w:t>
+      </w:r>
+      <w:r>
+        <w:rPr>
+          <w:rStyle w:val="m"/>
+        </w:rPr>
+        <w:t>compareTo</w:t>
+      </w:r>
+      <w:r>
+        <w:rPr>
+          <w:rStyle w:val="HTMLCode"/>
+        </w:rPr>
+        <w:t>(</w:t>
+      </w:r>
+      <w:r>
+        <w:rPr>
+          <w:rStyle w:val="m"/>
+        </w:rPr>
+        <w:t>e2</w:t>
+      </w:r>
+      <w:r>
+        <w:rPr>
+          <w:rStyle w:val="g"/>
+        </w:rPr>
+        <w:t>.</w:t>
+      </w:r>
+      <w:r>
+        <w:rPr>
+          <w:rStyle w:val="m"/>
+        </w:rPr>
+        <w:t>name</w:t>
+      </w:r>
+      <w:r>
+        <w:rPr>
+          <w:rStyle w:val="HTMLCode"/>
+        </w:rPr>
+        <w:t>);</w:t>
+      </w:r>
+      <w:r>
+        <w:br/>
+      </w:r>
+      <w:r>
+        <w:rPr>
+          <w:rStyle w:val="HTMLCode"/>
+        </w:rPr>
+        <w:t xml:space="preserve">    }</w:t>
+      </w:r>
+      <w:r>
+        <w:br/>
+      </w:r>
+      <w:r>
+        <w:rPr>
+          <w:rStyle w:val="HTMLCode"/>
+        </w:rPr>
+        <w:t>};</w:t>
+      </w:r>
+    </w:p>
+    <w:p>
+      <w:pPr>
+        <w:pStyle w:val="NormalWeb"/>
+      </w:pPr>
+      <w:r>
+        <w:t>Here the method is:</w:t>
+      </w:r>
+    </w:p>
+    <w:p>
+      <w:pPr>
+        <w:pStyle w:val="HTMLPreformatted"/>
+      </w:pPr>
+      <w:r>
+        <w:rPr>
+          <w:rStyle w:val="m"/>
+        </w:rPr>
+        <w:t>compare</w:t>
+      </w:r>
+      <w:r>
+        <w:rPr>
+          <w:rStyle w:val="HTMLCode"/>
+        </w:rPr>
+        <w:t>(</w:t>
+      </w:r>
+      <w:r>
+        <w:rPr>
+          <w:rStyle w:val="m"/>
+        </w:rPr>
+        <w:t>e1</w:t>
+      </w:r>
+      <w:r>
+        <w:rPr>
+          <w:rStyle w:val="HTMLCode"/>
+        </w:rPr>
+        <w:t xml:space="preserve">, </w:t>
+      </w:r>
+      <w:r>
+        <w:rPr>
+          <w:rStyle w:val="m"/>
+        </w:rPr>
+        <w:t>e2</w:t>
+      </w:r>
+      <w:r>
+        <w:rPr>
+          <w:rStyle w:val="HTMLCode"/>
+        </w:rPr>
+        <w:t>)</w:t>
+      </w:r>
+    </w:p>
+    <w:p>
+      <w:r>
+        <w:pict>
+          <v:rect id="_x0000_i1130" style="width:0;height:1.5pt" o:hralign="center" o:hrstd="t" o:hr="t" fillcolor="#a0a0a0" stroked="f"/>
+        </w:pict>
+      </w:r>
+    </w:p>
+    <w:p>
+      <w:pPr>
+        <w:pStyle w:val="Heading3"/>
+      </w:pPr>
+      <w:r>
+        <w:t>Lambda Way</w:t>
+      </w:r>
+    </w:p>
+    <w:p>
+      <w:pPr>
+        <w:pStyle w:val="HTMLPreformatted"/>
+      </w:pPr>
+      <w:r>
+        <w:rPr>
+          <w:rStyle w:val="m"/>
+        </w:rPr>
+        <w:lastRenderedPageBreak/>
+        <w:t>Collections</w:t>
+      </w:r>
+      <w:r>
+        <w:rPr>
+          <w:rStyle w:val="g"/>
+        </w:rPr>
+        <w:t>.</w:t>
+      </w:r>
+      <w:r>
+        <w:rPr>
+          <w:rStyle w:val="m"/>
+        </w:rPr>
+        <w:t>sort</w:t>
+      </w:r>
+      <w:r>
+        <w:rPr>
+          <w:rStyle w:val="HTMLCode"/>
+        </w:rPr>
+        <w:t>(</w:t>
+      </w:r>
+      <w:r>
+        <w:rPr>
+          <w:rStyle w:val="m"/>
+        </w:rPr>
+        <w:t>list</w:t>
+      </w:r>
+      <w:r>
+        <w:rPr>
+          <w:rStyle w:val="HTMLCode"/>
+        </w:rPr>
+        <w:t>,</w:t>
+      </w:r>
+      <w:r>
+        <w:br/>
+      </w:r>
+      <w:r>
+        <w:rPr>
+          <w:rStyle w:val="HTMLCode"/>
+        </w:rPr>
+        <w:t xml:space="preserve">        (</w:t>
+      </w:r>
+      <w:r>
+        <w:rPr>
+          <w:rStyle w:val="m"/>
+        </w:rPr>
+        <w:t>e1</w:t>
+      </w:r>
+      <w:r>
+        <w:rPr>
+          <w:rStyle w:val="HTMLCode"/>
+        </w:rPr>
+        <w:t xml:space="preserve">, </w:t>
+      </w:r>
+      <w:r>
+        <w:rPr>
+          <w:rStyle w:val="m"/>
+        </w:rPr>
+        <w:t>e2</w:t>
+      </w:r>
+      <w:r>
+        <w:rPr>
+          <w:rStyle w:val="HTMLCode"/>
+        </w:rPr>
+        <w:t xml:space="preserve">) -&gt; </w:t>
+      </w:r>
+      <w:r>
+        <w:rPr>
+          <w:rStyle w:val="m"/>
+        </w:rPr>
+        <w:t>e1</w:t>
+      </w:r>
+      <w:r>
+        <w:rPr>
+          <w:rStyle w:val="g"/>
+        </w:rPr>
+        <w:t>.</w:t>
+      </w:r>
+      <w:r>
+        <w:rPr>
+          <w:rStyle w:val="m"/>
+        </w:rPr>
+        <w:t>name</w:t>
+      </w:r>
+      <w:r>
+        <w:rPr>
+          <w:rStyle w:val="g"/>
+        </w:rPr>
+        <w:t>.</w:t>
+      </w:r>
+      <w:r>
+        <w:rPr>
+          <w:rStyle w:val="m"/>
+        </w:rPr>
+        <w:t>compareTo</w:t>
+      </w:r>
+      <w:r>
+        <w:rPr>
+          <w:rStyle w:val="HTMLCode"/>
+        </w:rPr>
+        <w:t>(</w:t>
+      </w:r>
+      <w:r>
+        <w:rPr>
+          <w:rStyle w:val="m"/>
+        </w:rPr>
+        <w:t>e2</w:t>
+      </w:r>
+      <w:r>
+        <w:rPr>
+          <w:rStyle w:val="g"/>
+        </w:rPr>
+        <w:t>.</w:t>
+      </w:r>
+      <w:r>
+        <w:rPr>
+          <w:rStyle w:val="m"/>
+        </w:rPr>
+        <w:t>name</w:t>
+      </w:r>
+      <w:r>
+        <w:rPr>
+          <w:rStyle w:val="HTMLCode"/>
+        </w:rPr>
+        <w:t>));</w:t>
+      </w:r>
+    </w:p>
+    <w:p>
+      <w:pPr>
+        <w:pStyle w:val="NormalWeb"/>
+      </w:pPr>
+      <w:r>
+        <w:t>This is just a short form of:</w:t>
+      </w:r>
+    </w:p>
+    <w:p>
+      <w:pPr>
+        <w:pStyle w:val="HTMLPreformatted"/>
+      </w:pPr>
+      <w:r>
+        <w:rPr>
+          <w:rStyle w:val="g"/>
+        </w:rPr>
+        <w:t>public</w:t>
+      </w:r>
+      <w:r>
+        <w:rPr>
+          <w:rStyle w:val="HTMLCode"/>
+        </w:rPr>
+        <w:t xml:space="preserve"> </w:t>
+      </w:r>
+      <w:r>
+        <w:rPr>
+          <w:rStyle w:val="m"/>
+        </w:rPr>
+        <w:t>int</w:t>
+      </w:r>
+      <w:r>
+        <w:rPr>
+          <w:rStyle w:val="HTMLCode"/>
+        </w:rPr>
+        <w:t xml:space="preserve"> </w:t>
+      </w:r>
+      <w:r>
+        <w:rPr>
+          <w:rStyle w:val="m"/>
+        </w:rPr>
+        <w:t>compare</w:t>
+      </w:r>
+      <w:r>
+        <w:rPr>
+          <w:rStyle w:val="HTMLCode"/>
+        </w:rPr>
+        <w:t>(</w:t>
+      </w:r>
+      <w:r>
+        <w:rPr>
+          <w:rStyle w:val="m"/>
+        </w:rPr>
+        <w:t>Employee</w:t>
+      </w:r>
+      <w:r>
+        <w:rPr>
+          <w:rStyle w:val="HTMLCode"/>
+        </w:rPr>
+        <w:t xml:space="preserve"> </w:t>
+      </w:r>
+      <w:r>
+        <w:rPr>
+          <w:rStyle w:val="m"/>
+        </w:rPr>
+        <w:t>e1</w:t>
+      </w:r>
+      <w:r>
+        <w:rPr>
+          <w:rStyle w:val="HTMLCode"/>
+        </w:rPr>
+        <w:t xml:space="preserve">, </w:t>
+      </w:r>
+      <w:r>
+        <w:rPr>
+          <w:rStyle w:val="m"/>
+        </w:rPr>
+        <w:t>Employee</w:t>
+      </w:r>
+      <w:r>
+        <w:rPr>
+          <w:rStyle w:val="HTMLCode"/>
+        </w:rPr>
+        <w:t xml:space="preserve"> </w:t>
+      </w:r>
+      <w:r>
+        <w:rPr>
+          <w:rStyle w:val="m"/>
+        </w:rPr>
+        <w:t>e2</w:t>
+      </w:r>
+      <w:r>
+        <w:rPr>
+          <w:rStyle w:val="HTMLCode"/>
+        </w:rPr>
+        <w:t>)</w:t>
+      </w:r>
+    </w:p>
+    <w:p>
+      <w:pPr>
+        <w:pStyle w:val="NormalWeb"/>
+      </w:pPr>
+      <w:r>
+        <w:t xml:space="preserve">The lambda is implementing the </w:t>
+      </w:r>
+      <w:r>
+        <w:rPr>
+          <w:rStyle w:val="HTMLCode"/>
+        </w:rPr>
+        <w:t>compare()</w:t>
+      </w:r>
+      <w:r>
+        <w:t xml:space="preserve"> method behind the scenes.</w:t>
+      </w:r>
+    </w:p>
+    <w:p>
+      <w:r>
+        <w:pict>
+          <v:rect id="_x0000_i1131" style="width:0;height:1.5pt" o:hralign="center" o:hrstd="t" o:hr="t" fillcolor="#a0a0a0" stroked="f"/>
+        </w:pict>
+      </w:r>
+    </w:p>
+    <w:p>
+      <w:pPr>
+        <w:pStyle w:val="Heading3"/>
+      </w:pPr>
+      <w:r>
+        <w:t>Interview Table</w:t>
+      </w:r>
+    </w:p>
+    <w:tbl>
+      <w:tblPr>
+        <w:tblW w:w="0" w:type="auto"/>
+        <w:tblCellSpacing w:w="15" w:type="dxa"/>
+        <w:tblCellMar>
+          <w:top w:w="15" w:type="dxa"/>
+          <w:left w:w="15" w:type="dxa"/>
+          <w:bottom w:w="15" w:type="dxa"/>
+          <w:right w:w="15" w:type="dxa"/>
+        </w:tblCellMar>
+        <w:tblLook w:val="04A0" w:firstRow="1" w:lastRow="0" w:firstColumn="1" w:lastColumn="0" w:noHBand="0" w:noVBand="1"/>
+      </w:tblPr>
+      <w:tblGrid>
+        <w:gridCol w:w="1163"/>
+        <w:gridCol w:w="2356"/>
+      </w:tblGrid>
+      <w:tr>
+        <w:trPr>
+          <w:tblHeader/>
+          <w:tblCellSpacing w:w="15" w:type="dxa"/>
+        </w:trPr>
+        <w:tc>
+          <w:tcPr>
+            <w:tcW w:w="0" w:type="auto"/>
+            <w:vAlign w:val="center"/>
+            <w:hideMark/>
+          </w:tcPr>
+          <w:p>
+            <w:pPr>
+              <w:jc w:val="center"/>
+              <w:rPr>
+                <w:b/>
+                <w:bCs/>
+                <w:sz w:val="24"/>
+                <w:szCs w:val="24"/>
+              </w:rPr>
+            </w:pPr>
+            <w:r>
+              <w:rPr>
+                <w:b/>
+                <w:bCs/>
+              </w:rPr>
+              <w:t>Interface</w:t>
+            </w:r>
+          </w:p>
+        </w:tc>
+        <w:tc>
+          <w:tcPr>
+            <w:tcW w:w="0" w:type="auto"/>
+            <w:vAlign w:val="center"/>
+            <w:hideMark/>
+          </w:tcPr>
+          <w:p>
+            <w:pPr>
+              <w:jc w:val="center"/>
+              <w:rPr>
+                <w:b/>
+                <w:bCs/>
+                <w:sz w:val="24"/>
+                <w:szCs w:val="24"/>
+              </w:rPr>
+            </w:pPr>
+            <w:r>
+              <w:rPr>
+                <w:b/>
+                <w:bCs/>
+              </w:rPr>
+              <w:t>Method</w:t>
+            </w:r>
+          </w:p>
+        </w:tc>
+      </w:tr>
+      <w:tr>
+        <w:trPr>
+          <w:tblCellSpacing w:w="15" w:type="dxa"/>
+        </w:trPr>
+        <w:tc>
+          <w:tcPr>
+            <w:tcW w:w="0" w:type="auto"/>
+            <w:vAlign w:val="center"/>
+            <w:hideMark/>
+          </w:tcPr>
+          <w:p>
+            <w:pPr>
+              <w:rPr>
+                <w:sz w:val="24"/>
+                <w:szCs w:val="24"/>
+              </w:rPr>
+            </w:pPr>
+            <w:r>
+              <w:t>Comparable</w:t>
+            </w:r>
+          </w:p>
+        </w:tc>
+        <w:tc>
+          <w:tcPr>
+            <w:tcW w:w="0" w:type="auto"/>
+            <w:vAlign w:val="center"/>
+            <w:hideMark/>
+          </w:tcPr>
+          <w:p>
+            <w:pPr>
+              <w:rPr>
+                <w:sz w:val="24"/>
+                <w:szCs w:val="24"/>
+              </w:rPr>
+            </w:pPr>
+            <w:r>
+              <w:rPr>
+                <w:rStyle w:val="HTMLCode"/>
+                <w:rFonts w:eastAsiaTheme="minorHAnsi"/>
+              </w:rPr>
+              <w:t>compareTo(obj)</w:t>
+            </w:r>
+          </w:p>
+        </w:tc>
+      </w:tr>
+      <w:tr>
+        <w:trPr>
+          <w:tblCellSpacing w:w="15" w:type="dxa"/>
+        </w:trPr>
+        <w:tc>
+          <w:tcPr>
+            <w:tcW w:w="0" w:type="auto"/>
+            <w:vAlign w:val="center"/>
+            <w:hideMark/>
+          </w:tcPr>
+          <w:p>
+            <w:pPr>
+              <w:rPr>
+                <w:sz w:val="24"/>
+                <w:szCs w:val="24"/>
+              </w:rPr>
+            </w:pPr>
+            <w:r>
+              <w:t>Comparator</w:t>
+            </w:r>
+          </w:p>
+        </w:tc>
+        <w:tc>
+          <w:tcPr>
+            <w:tcW w:w="0" w:type="auto"/>
+            <w:vAlign w:val="center"/>
+            <w:hideMark/>
+          </w:tcPr>
+          <w:p>
+            <w:pPr>
+              <w:rPr>
+                <w:sz w:val="24"/>
+                <w:szCs w:val="24"/>
+              </w:rPr>
+            </w:pPr>
+            <w:r>
+              <w:rPr>
+                <w:rStyle w:val="HTMLCode"/>
+                <w:rFonts w:eastAsiaTheme="minorHAnsi"/>
+              </w:rPr>
+              <w:t>compare(obj1, obj2)</w:t>
+            </w:r>
+          </w:p>
+        </w:tc>
+      </w:tr>
+    </w:tbl>
+    <w:p>
+      <w:pPr>
+        <w:pStyle w:val="Heading3"/>
+      </w:pPr>
+      <w:r>
+        <w:t>Memory Trick</w:t>
+      </w:r>
+    </w:p>
+    <w:p>
+      <w:pPr>
+        <w:pStyle w:val="HTMLPreformatted"/>
+      </w:pPr>
+      <w:r>
+        <w:rPr>
+          <w:rStyle w:val="HTMLCode"/>
+        </w:rPr>
+        <w:lastRenderedPageBreak/>
+        <w:t>Comparable</w:t>
+      </w:r>
+      <w:r>
+        <w:br/>
+      </w:r>
+      <w:r>
+        <w:rPr>
+          <w:rStyle w:val="HTMLCode"/>
+        </w:rPr>
+        <w:t xml:space="preserve">   ↓</w:t>
+      </w:r>
+      <w:r>
+        <w:br/>
+      </w:r>
+      <w:r>
+        <w:rPr>
+          <w:rStyle w:val="HTMLCode"/>
+        </w:rPr>
+        <w:t>compareTo()</w:t>
+      </w:r>
+      <w:r>
+        <w:br/>
+      </w:r>
+      <w:r>
+        <w:rPr>
+          <w:rStyle w:val="HTMLCode"/>
+        </w:rPr>
+        <w:t xml:space="preserve">   ↓</w:t>
+      </w:r>
+      <w:r>
+        <w:br/>
+      </w:r>
+      <w:r>
+        <w:rPr>
+          <w:rStyle w:val="HTMLCode"/>
+        </w:rPr>
+        <w:t>One Object compares with another</w:t>
+      </w:r>
+      <w:r>
+        <w:br/>
+      </w:r>
+      <w:r>
+        <w:br/>
+      </w:r>
+      <w:r>
+        <w:rPr>
+          <w:rStyle w:val="HTMLCode"/>
+        </w:rPr>
+        <w:t>this.compareTo(other)</w:t>
+      </w:r>
+    </w:p>
+    <w:p>
+      <w:pPr>
+        <w:pStyle w:val="HTMLPreformatted"/>
+      </w:pPr>
+      <w:r>
+        <w:rPr>
+          <w:rStyle w:val="HTMLCode"/>
+        </w:rPr>
+        <w:t>Comparator</w:t>
+      </w:r>
+      <w:r>
+        <w:br/>
+      </w:r>
+      <w:r>
+        <w:rPr>
+          <w:rStyle w:val="HTMLCode"/>
+        </w:rPr>
+        <w:t xml:space="preserve">   ↓</w:t>
+      </w:r>
+      <w:r>
+        <w:br/>
+      </w:r>
+      <w:r>
+        <w:rPr>
+          <w:rStyle w:val="HTMLCode"/>
+        </w:rPr>
+        <w:t>compare()</w:t>
+      </w:r>
+      <w:r>
+        <w:br/>
+      </w:r>
+      <w:r>
+        <w:rPr>
+          <w:rStyle w:val="HTMLCode"/>
+        </w:rPr>
+        <w:t xml:space="preserve">   ↓</w:t>
+      </w:r>
+      <w:r>
+        <w:br/>
+      </w:r>
+      <w:r>
+        <w:rPr>
+          <w:rStyle w:val="HTMLCode"/>
+        </w:rPr>
+        <w:t>Compare two objects</w:t>
+      </w:r>
+      <w:r>
+        <w:br/>
+      </w:r>
+      <w:r>
+        <w:br/>
+      </w:r>
+      <w:r>
+        <w:rPr>
+          <w:rStyle w:val="HTMLCode"/>
+        </w:rPr>
+        <w:t>compare(obj1, obj2)</w:t>
+      </w:r>
+    </w:p>
+    <w:p>
+      <w:pPr>
+        <w:pStyle w:val="Heading3"/>
+      </w:pPr>
+      <w:r>
+        <w:t>Example</w:t>
+      </w:r>
+    </w:p>
+    <w:p>
+      <w:pPr>
+        <w:pStyle w:val="HTMLPreformatted"/>
+      </w:pPr>
+      <w:r>
+        <w:rPr>
+          <w:rStyle w:val="m"/>
+        </w:rPr>
+        <w:t>emp1</w:t>
+      </w:r>
+      <w:r>
+        <w:rPr>
+          <w:rStyle w:val="g"/>
+        </w:rPr>
+        <w:t>.</w:t>
+      </w:r>
+      <w:r>
+        <w:rPr>
+          <w:rStyle w:val="m"/>
+        </w:rPr>
+        <w:t>compareTo</w:t>
+      </w:r>
+      <w:r>
+        <w:rPr>
+          <w:rStyle w:val="HTMLCode"/>
+        </w:rPr>
+        <w:t>(</w:t>
+      </w:r>
+      <w:r>
+        <w:rPr>
+          <w:rStyle w:val="m"/>
+        </w:rPr>
+        <w:t>emp2</w:t>
+      </w:r>
+      <w:r>
+        <w:rPr>
+          <w:rStyle w:val="HTMLCode"/>
+        </w:rPr>
+        <w:t>);</w:t>
+      </w:r>
+    </w:p>
+    <w:p>
+      <w:pPr>
+        <w:pStyle w:val="NormalWeb"/>
+      </w:pPr>
+      <w:r>
+        <w:t>vs</w:t>
+      </w:r>
+    </w:p>
+    <w:p>
+      <w:pPr>
+        <w:pStyle w:val="HTMLPreformatted"/>
+      </w:pPr>
+      <w:r>
+        <w:rPr>
+          <w:rStyle w:val="m"/>
+        </w:rPr>
+        <w:t>compare</w:t>
+      </w:r>
+      <w:r>
+        <w:rPr>
+          <w:rStyle w:val="HTMLCode"/>
+        </w:rPr>
+        <w:t>(</w:t>
+      </w:r>
+      <w:r>
+        <w:rPr>
+          <w:rStyle w:val="m"/>
+        </w:rPr>
+        <w:t>emp1</w:t>
+      </w:r>
+      <w:r>
+        <w:rPr>
+          <w:rStyle w:val="HTMLCode"/>
+        </w:rPr>
+        <w:t xml:space="preserve">, </w:t>
+      </w:r>
+      <w:r>
+        <w:rPr>
+          <w:rStyle w:val="m"/>
+        </w:rPr>
+        <w:t>emp2</w:t>
+      </w:r>
+      <w:r>
+        <w:rPr>
+          <w:rStyle w:val="HTMLCode"/>
+        </w:rPr>
+        <w:t>);</w:t>
+      </w:r>
+    </w:p>
+    <w:p>
+      <w:pPr>
+        <w:pStyle w:val="Heading3"/>
+      </w:pPr>
+      <w:r>
+        <w:t>Interview One-Liner</w:t>
+      </w:r>
+    </w:p>
+    <w:p>
+      <w:pPr>
+        <w:pStyle w:val="NormalWeb"/>
+      </w:pPr>
+      <w:r>
+        <w:lastRenderedPageBreak/>
+        <w:t xml:space="preserve">Comparable uses </w:t>
+      </w:r>
+      <w:r>
+        <w:rPr>
+          <w:rStyle w:val="HTMLCode"/>
+        </w:rPr>
+        <w:t>compareTo()</w:t>
+      </w:r>
+      <w:r>
+        <w:t xml:space="preserve"> and defines natural sorting inside the class, whereas Comparator uses </w:t>
+      </w:r>
+      <w:r>
+        <w:rPr>
+          <w:rStyle w:val="HTMLCode"/>
+        </w:rPr>
+        <w:t>compare()</w:t>
+      </w:r>
+      <w:r>
+        <w:t xml:space="preserve"> and defines custom sorting outside the class.</w:t>
       </w:r>
     </w:p>
     <w:p>
@@ -26804,7 +31807,7 @@
           <w:rPr>
             <w:noProof/>
           </w:rPr>
-          <w:t>99</w:t>
+          <w:t>112</w:t>
         </w:r>
         <w:r>
           <w:rPr>
